--- a/01-3 软件应用与开发类作品设计和开发文档模板（2023版）.docx
+++ b/01-3 软件应用与开发类作品设计和开发文档模板（2023版）.docx
@@ -1837,25 +1837,12 @@
     <w:p>
       <w:pPr>
         <w:ind w:left="720"/>
-      </w:pPr>
-      <w:r>
-        <w:t>随着网络文学市场规模突破400亿元、创作者</w:t>
-      </w:r>
-      <w:proofErr w:type="gramStart"/>
-      <w:r>
-        <w:t>数量超</w:t>
-      </w:r>
-      <w:proofErr w:type="gramEnd"/>
-      <w:r>
-        <w:t>2000万，小说创作已从单纯的“码字”转变为高度依赖逻辑</w:t>
-      </w:r>
-      <w:proofErr w:type="gramStart"/>
-      <w:r>
-        <w:t>自洽与复杂</w:t>
-      </w:r>
-      <w:proofErr w:type="gramEnd"/>
-      <w:r>
-        <w:t>设定的系统工程。大量创作者面临三大痛点：</w:t>
+        <w:rPr>
+          <w:rFonts w:hint="eastAsia"/>
+        </w:rPr>
+      </w:pPr>
+      <w:r>
+        <w:t>随着网络文学市场规模突破400亿元、创作者数量超2000万，小说创作已从单纯的“码字”转变为高度依赖逻辑自洽与复杂设定的系统工程。大量创作者面临三大痛点：</w:t>
       </w:r>
     </w:p>
     <w:p>
@@ -1864,6 +1851,9 @@
           <w:ilvl w:val="0"/>
           <w:numId w:val="9"/>
         </w:numPr>
+        <w:rPr>
+          <w:rFonts w:hint="eastAsia"/>
+        </w:rPr>
       </w:pPr>
       <w:r>
         <w:t>设定矛盾频发：长篇作品中人物性格、战力等级、时间线前后冲突，导致读者流失；</w:t>
@@ -1875,17 +1865,12 @@
           <w:ilvl w:val="0"/>
           <w:numId w:val="9"/>
         </w:numPr>
-      </w:pPr>
-      <w:r>
-        <w:t>灵感碎片化：零散的</w:t>
-      </w:r>
-      <w:proofErr w:type="gramStart"/>
-      <w:r>
-        <w:t>脑洞无法</w:t>
-      </w:r>
-      <w:proofErr w:type="gramEnd"/>
-      <w:r>
-        <w:t>有效整合，难以形成完整的世界观框架；</w:t>
+        <w:rPr>
+          <w:rFonts w:hint="eastAsia"/>
+        </w:rPr>
+      </w:pPr>
+      <w:r>
+        <w:t>灵感碎片化：零散的脑洞无法有效整合，难以形成完整的世界观框架；</w:t>
       </w:r>
     </w:p>
     <w:p>
@@ -1894,6 +1879,9 @@
           <w:ilvl w:val="0"/>
           <w:numId w:val="9"/>
         </w:numPr>
+        <w:rPr>
+          <w:rFonts w:hint="eastAsia"/>
+        </w:rPr>
       </w:pPr>
       <w:r>
         <w:t>关系管理成本高：人物关系网、势力博弈、事件因果需手动维护，耗费大量精力。</w:t>
@@ -1902,6 +1890,9 @@
     <w:p>
       <w:pPr>
         <w:ind w:left="720"/>
+        <w:rPr>
+          <w:rFonts w:hint="eastAsia"/>
+        </w:rPr>
       </w:pPr>
       <w:r>
         <w:t>现有工具存在明显短板：通用型AI（如ChatGPT）缺乏创作领域知识，需反复调教；专业写作软件（如Scrivener）重排版轻AI；笔记工具（如Obsidian）依赖用户手动构建知识网络，无法主动发现逻辑矛盾。</w:t>
@@ -1910,6 +1901,9 @@
     <w:p>
       <w:pPr>
         <w:ind w:left="720"/>
+        <w:rPr>
+          <w:rFonts w:hint="eastAsia"/>
+        </w:rPr>
       </w:pPr>
       <w:r>
         <w:t>本作品“灵域——AI小说世界构建师”应运而生，将AI从“文本生成器”升级为“创作思维合伙人”，帮助创作者在灵感迸发的同时，自动梳理世界观、人物关系与时间线，实现“创意自由”与“逻辑严谨”的统一。</w:t>
@@ -2000,6 +1994,9 @@
           <w:ilvl w:val="1"/>
           <w:numId w:val="10"/>
         </w:numPr>
+        <w:rPr>
+          <w:rFonts w:hint="eastAsia"/>
+        </w:rPr>
       </w:pPr>
       <w:r>
         <w:t>新晋作者：缺乏创作经验，需AI引导搭建世界观框架，避免基础逻辑错误；</w:t>
@@ -2011,6 +2008,9 @@
           <w:ilvl w:val="1"/>
           <w:numId w:val="10"/>
         </w:numPr>
+        <w:rPr>
+          <w:rFonts w:hint="eastAsia"/>
+        </w:rPr>
       </w:pPr>
       <w:r>
         <w:t>资深作者：作品人物众多、设定复杂，需高效管理关系网与时间线，减少人工维护；</w:t>
@@ -2022,14 +2022,12 @@
           <w:ilvl w:val="1"/>
           <w:numId w:val="10"/>
         </w:numPr>
-      </w:pPr>
-      <w:proofErr w:type="gramStart"/>
-      <w:r>
-        <w:t>跑团主持人</w:t>
-      </w:r>
-      <w:proofErr w:type="gramEnd"/>
-      <w:r>
-        <w:t>：需要快速生成冒险背景、NPC关系网，提升游戏准备效率。</w:t>
+        <w:rPr>
+          <w:rFonts w:hint="eastAsia"/>
+        </w:rPr>
+      </w:pPr>
+      <w:r>
+        <w:t>跑团主持人：需要快速生成冒险背景、NPC关系网，提升游戏准备效率。</w:t>
       </w:r>
     </w:p>
     <w:p>
@@ -2106,6 +2104,9 @@
         <w:tabs>
           <w:tab w:val="num" w:pos="720"/>
         </w:tabs>
+        <w:rPr>
+          <w:rFonts w:hint="eastAsia"/>
+        </w:rPr>
       </w:pPr>
       <w:r>
         <w:t>AI辅助世界观构建：通过对话式引导，AI帮助用户生成自洽的势力分布、魔法/科技体系、种族文化等。</w:t>
@@ -2120,6 +2121,9 @@
         <w:tabs>
           <w:tab w:val="num" w:pos="720"/>
         </w:tabs>
+        <w:rPr>
+          <w:rFonts w:hint="eastAsia"/>
+        </w:rPr>
       </w:pPr>
       <w:r>
         <w:t>智能角色关系网：自动提取文本中的人物，通过AI分析生成动态关系图谱（如爱恨情仇、隶属关系），支持手动拖拽修正。</w:t>
@@ -2134,6 +2138,9 @@
         <w:tabs>
           <w:tab w:val="num" w:pos="720"/>
         </w:tabs>
+        <w:rPr>
+          <w:rFonts w:hint="eastAsia"/>
+        </w:rPr>
       </w:pPr>
       <w:r>
         <w:t>事件时间轴管理：将用户零散的灵感片段自动按时间线排序，支持多 timelines（如正传时间线、前传上古史）并行管理。</w:t>
@@ -2148,6 +2155,9 @@
         <w:tabs>
           <w:tab w:val="num" w:pos="720"/>
         </w:tabs>
+        <w:rPr>
+          <w:rFonts w:hint="eastAsia"/>
+        </w:rPr>
       </w:pPr>
       <w:r>
         <w:t>一致性检查：AI自动扫描已有设定，提示前后文矛盾（如“角色A在三章前已死亡，此处不应出现”）。</w:t>
@@ -2183,7 +2193,6 @@
         </w:rPr>
         <w:t xml:space="preserve">1.4 </w:t>
       </w:r>
-      <w:proofErr w:type="gramStart"/>
       <w:r>
         <w:rPr>
           <w:rFonts w:ascii="Segoe UI" w:hAnsi="Segoe UI" w:cs="Segoe UI"/>
@@ -2195,7 +2204,6 @@
         </w:rPr>
         <w:t>竞品分析</w:t>
       </w:r>
-      <w:proofErr w:type="gramEnd"/>
     </w:p>
     <w:p>
       <w:r>
@@ -2205,19 +2213,20 @@
     <w:tbl>
       <w:tblPr>
         <w:tblStyle w:val="a3"/>
-        <w:tblW w:w="0" w:type="auto"/>
+        <w:tblW w:w="9067" w:type="dxa"/>
         <w:tblLook w:val="04A0" w:firstRow="1" w:lastRow="0" w:firstColumn="1" w:lastColumn="0" w:noHBand="0" w:noVBand="1"/>
       </w:tblPr>
       <w:tblGrid>
-        <w:gridCol w:w="2075"/>
-        <w:gridCol w:w="2075"/>
-        <w:gridCol w:w="2076"/>
-        <w:gridCol w:w="2076"/>
+        <w:gridCol w:w="1271"/>
+        <w:gridCol w:w="2049"/>
+        <w:gridCol w:w="1920"/>
+        <w:gridCol w:w="1843"/>
+        <w:gridCol w:w="1984"/>
       </w:tblGrid>
       <w:tr>
         <w:tc>
           <w:tcPr>
-            <w:tcW w:w="2075" w:type="dxa"/>
+            <w:tcW w:w="1271" w:type="dxa"/>
           </w:tcPr>
           <w:p>
             <w:pPr>
@@ -2225,11 +2234,15 @@
                 <w:rFonts w:hint="eastAsia"/>
               </w:rPr>
             </w:pPr>
+            <w:r>
+              <w:lastRenderedPageBreak/>
+              <w:t>对比维度</w:t>
+            </w:r>
           </w:p>
         </w:tc>
         <w:tc>
           <w:tcPr>
-            <w:tcW w:w="2075" w:type="dxa"/>
+            <w:tcW w:w="2049" w:type="dxa"/>
           </w:tcPr>
           <w:p>
             <w:pPr>
@@ -2237,11 +2250,33 @@
                 <w:rFonts w:hint="eastAsia"/>
               </w:rPr>
             </w:pPr>
+            <w:r>
+              <w:rPr>
+                <w:b/>
+                <w:bCs/>
+              </w:rPr>
+              <w:t>本作品 (</w:t>
+            </w:r>
+            <w:r>
+              <w:rPr>
+                <w:rFonts w:hint="eastAsia"/>
+                <w:b/>
+                <w:bCs/>
+              </w:rPr>
+              <w:t>流云</w:t>
+            </w:r>
+            <w:r>
+              <w:rPr>
+                <w:b/>
+                <w:bCs/>
+              </w:rPr>
+              <w:t>)</w:t>
+            </w:r>
           </w:p>
         </w:tc>
         <w:tc>
           <w:tcPr>
-            <w:tcW w:w="2075" w:type="dxa"/>
+            <w:tcW w:w="1920" w:type="dxa"/>
           </w:tcPr>
           <w:p>
             <w:pPr>
@@ -2249,11 +2284,18 @@
                 <w:rFonts w:hint="eastAsia"/>
               </w:rPr>
             </w:pPr>
+            <w:r>
+              <w:rPr>
+                <w:b/>
+                <w:bCs/>
+              </w:rPr>
+              <w:t>通用AI对话 (如ChatGPT)</w:t>
+            </w:r>
           </w:p>
         </w:tc>
         <w:tc>
           <w:tcPr>
-            <w:tcW w:w="2075" w:type="dxa"/>
+            <w:tcW w:w="1843" w:type="dxa"/>
           </w:tcPr>
           <w:p>
             <w:pPr>
@@ -2261,13 +2303,42 @@
                 <w:rFonts w:hint="eastAsia"/>
               </w:rPr>
             </w:pPr>
+            <w:r>
+              <w:rPr>
+                <w:b/>
+                <w:bCs/>
+              </w:rPr>
+              <w:t>专业写作软件 (如Scrivener)</w:t>
+            </w:r>
+          </w:p>
+        </w:tc>
+        <w:tc>
+          <w:tcPr>
+            <w:tcW w:w="1984" w:type="dxa"/>
+          </w:tcPr>
+          <w:p>
+            <w:pPr>
+              <w:rPr>
+                <w:rFonts w:hint="eastAsia"/>
+              </w:rPr>
+            </w:pPr>
+            <w:r>
+              <w:rPr>
+                <w:b/>
+                <w:bCs/>
+              </w:rPr>
+              <w:t>思维导图/笔记 (如Obsidian)</w:t>
+            </w:r>
           </w:p>
         </w:tc>
       </w:tr>
       <w:tr>
+        <w:trPr>
+          <w:trHeight w:val="767"/>
+        </w:trPr>
         <w:tc>
           <w:tcPr>
-            <w:tcW w:w="2075" w:type="dxa"/>
+            <w:tcW w:w="1271" w:type="dxa"/>
           </w:tcPr>
           <w:p>
             <w:pPr>
@@ -2275,11 +2346,18 @@
                 <w:rFonts w:hint="eastAsia"/>
               </w:rPr>
             </w:pPr>
+            <w:r>
+              <w:rPr>
+                <w:b/>
+                <w:bCs/>
+              </w:rPr>
+              <w:t>核心场景</w:t>
+            </w:r>
           </w:p>
         </w:tc>
         <w:tc>
           <w:tcPr>
-            <w:tcW w:w="2075" w:type="dxa"/>
+            <w:tcW w:w="2049" w:type="dxa"/>
           </w:tcPr>
           <w:p>
             <w:pPr>
@@ -2287,11 +2365,18 @@
                 <w:rFonts w:hint="eastAsia"/>
               </w:rPr>
             </w:pPr>
+            <w:r>
+              <w:rPr>
+                <w:b/>
+                <w:bCs/>
+              </w:rPr>
+              <w:t>深度结构化创作</w:t>
+            </w:r>
           </w:p>
         </w:tc>
         <w:tc>
           <w:tcPr>
-            <w:tcW w:w="2075" w:type="dxa"/>
+            <w:tcW w:w="1920" w:type="dxa"/>
           </w:tcPr>
           <w:p>
             <w:pPr>
@@ -2299,11 +2384,14 @@
                 <w:rFonts w:hint="eastAsia"/>
               </w:rPr>
             </w:pPr>
+            <w:r>
+              <w:t>泛化问答与文本生成</w:t>
+            </w:r>
           </w:p>
         </w:tc>
         <w:tc>
           <w:tcPr>
-            <w:tcW w:w="2075" w:type="dxa"/>
+            <w:tcW w:w="1843" w:type="dxa"/>
           </w:tcPr>
           <w:p>
             <w:pPr>
@@ -2311,25 +2399,61 @@
                 <w:rFonts w:hint="eastAsia"/>
               </w:rPr>
             </w:pPr>
+            <w:r>
+              <w:t>文稿编辑与格式整理</w:t>
+            </w:r>
+          </w:p>
+        </w:tc>
+        <w:tc>
+          <w:tcPr>
+            <w:tcW w:w="1984" w:type="dxa"/>
+          </w:tcPr>
+          <w:p>
+            <w:pPr>
+              <w:rPr>
+                <w:rFonts w:hint="eastAsia"/>
+              </w:rPr>
+            </w:pPr>
+            <w:r>
+              <w:t>知识卡片与双向链接</w:t>
+            </w:r>
           </w:p>
         </w:tc>
       </w:tr>
       <w:tr>
+        <w:trPr>
+          <w:trHeight w:val="1271"/>
+        </w:trPr>
         <w:tc>
           <w:tcPr>
-            <w:tcW w:w="2075" w:type="dxa"/>
+            <w:tcW w:w="1271" w:type="dxa"/>
           </w:tcPr>
           <w:p>
             <w:pPr>
               <w:rPr>
+                <w:b/>
+                <w:bCs/>
+              </w:rPr>
+            </w:pPr>
+          </w:p>
+          <w:p>
+            <w:pPr>
+              <w:rPr>
                 <w:rFonts w:hint="eastAsia"/>
               </w:rPr>
             </w:pPr>
+            <w:r>
+              <w:rPr>
+                <w:b/>
+                <w:bCs/>
+              </w:rPr>
+              <w:t>AI深度</w:t>
+            </w:r>
           </w:p>
         </w:tc>
         <w:tc>
           <w:tcPr>
-            <w:tcW w:w="2075" w:type="dxa"/>
+            <w:tcW w:w="2049" w:type="dxa"/>
           </w:tcPr>
           <w:p>
             <w:pPr>
@@ -2337,11 +2461,21 @@
                 <w:rFonts w:hint="eastAsia"/>
               </w:rPr>
             </w:pPr>
+            <w:r>
+              <w:rPr>
+                <w:b/>
+                <w:bCs/>
+              </w:rPr>
+              <w:t>强垂直领域优化</w:t>
+            </w:r>
+            <w:r>
+              <w:t>，懂“世界观”“战力”“人设”等专业术语</w:t>
+            </w:r>
           </w:p>
         </w:tc>
         <w:tc>
           <w:tcPr>
-            <w:tcW w:w="2075" w:type="dxa"/>
+            <w:tcW w:w="1920" w:type="dxa"/>
           </w:tcPr>
           <w:p>
             <w:pPr>
@@ -2349,11 +2483,14 @@
                 <w:rFonts w:hint="eastAsia"/>
               </w:rPr>
             </w:pPr>
+            <w:r>
+              <w:t>通用能力强，但需大量提示词调教</w:t>
+            </w:r>
           </w:p>
         </w:tc>
         <w:tc>
           <w:tcPr>
-            <w:tcW w:w="2075" w:type="dxa"/>
+            <w:tcW w:w="1843" w:type="dxa"/>
           </w:tcPr>
           <w:p>
             <w:pPr>
@@ -2361,13 +2498,34 @@
                 <w:rFonts w:hint="eastAsia"/>
               </w:rPr>
             </w:pPr>
+            <w:r>
+              <w:t>无AI或仅基础语法检查</w:t>
+            </w:r>
+          </w:p>
+        </w:tc>
+        <w:tc>
+          <w:tcPr>
+            <w:tcW w:w="1984" w:type="dxa"/>
+          </w:tcPr>
+          <w:p>
+            <w:pPr>
+              <w:rPr>
+                <w:rFonts w:hint="eastAsia"/>
+              </w:rPr>
+            </w:pPr>
+            <w:r>
+              <w:t>无原生AI，需插件且配置复杂</w:t>
+            </w:r>
           </w:p>
         </w:tc>
       </w:tr>
       <w:tr>
+        <w:trPr>
+          <w:trHeight w:val="888"/>
+        </w:trPr>
         <w:tc>
           <w:tcPr>
-            <w:tcW w:w="2075" w:type="dxa"/>
+            <w:tcW w:w="1271" w:type="dxa"/>
           </w:tcPr>
           <w:p>
             <w:pPr>
@@ -2375,11 +2533,18 @@
                 <w:rFonts w:hint="eastAsia"/>
               </w:rPr>
             </w:pPr>
+            <w:r>
+              <w:rPr>
+                <w:b/>
+                <w:bCs/>
+              </w:rPr>
+              <w:t>数据可视化</w:t>
+            </w:r>
           </w:p>
         </w:tc>
         <w:tc>
           <w:tcPr>
-            <w:tcW w:w="2075" w:type="dxa"/>
+            <w:tcW w:w="2049" w:type="dxa"/>
           </w:tcPr>
           <w:p>
             <w:pPr>
@@ -2387,11 +2552,21 @@
                 <w:rFonts w:hint="eastAsia"/>
               </w:rPr>
             </w:pPr>
+            <w:r>
+              <w:rPr>
+                <w:b/>
+                <w:bCs/>
+              </w:rPr>
+              <w:t>动态关系图+时间轴</w:t>
+            </w:r>
+            <w:r>
+              <w:t>双核驱动</w:t>
+            </w:r>
           </w:p>
         </w:tc>
         <w:tc>
           <w:tcPr>
-            <w:tcW w:w="2075" w:type="dxa"/>
+            <w:tcW w:w="1920" w:type="dxa"/>
           </w:tcPr>
           <w:p>
             <w:pPr>
@@ -2399,11 +2574,14 @@
                 <w:rFonts w:hint="eastAsia"/>
               </w:rPr>
             </w:pPr>
+            <w:r>
+              <w:t>纯文本交互</w:t>
+            </w:r>
           </w:p>
         </w:tc>
         <w:tc>
           <w:tcPr>
-            <w:tcW w:w="2075" w:type="dxa"/>
+            <w:tcW w:w="1843" w:type="dxa"/>
           </w:tcPr>
           <w:p>
             <w:pPr>
@@ -2411,13 +2589,34 @@
                 <w:rFonts w:hint="eastAsia"/>
               </w:rPr>
             </w:pPr>
+            <w:r>
+              <w:t>静态大纲/索引卡</w:t>
+            </w:r>
+          </w:p>
+        </w:tc>
+        <w:tc>
+          <w:tcPr>
+            <w:tcW w:w="1984" w:type="dxa"/>
+          </w:tcPr>
+          <w:p>
+            <w:pPr>
+              <w:rPr>
+                <w:rFonts w:hint="eastAsia"/>
+              </w:rPr>
+            </w:pPr>
+            <w:r>
+              <w:t>静态节点网络图</w:t>
+            </w:r>
           </w:p>
         </w:tc>
       </w:tr>
       <w:tr>
+        <w:trPr>
+          <w:trHeight w:val="968"/>
+        </w:trPr>
         <w:tc>
           <w:tcPr>
-            <w:tcW w:w="2075" w:type="dxa"/>
+            <w:tcW w:w="1271" w:type="dxa"/>
           </w:tcPr>
           <w:p>
             <w:pPr>
@@ -2425,11 +2624,18 @@
                 <w:rFonts w:hint="eastAsia"/>
               </w:rPr>
             </w:pPr>
+            <w:r>
+              <w:rPr>
+                <w:b/>
+                <w:bCs/>
+              </w:rPr>
+              <w:t>上手门槛</w:t>
+            </w:r>
           </w:p>
         </w:tc>
         <w:tc>
           <w:tcPr>
-            <w:tcW w:w="2075" w:type="dxa"/>
+            <w:tcW w:w="2049" w:type="dxa"/>
           </w:tcPr>
           <w:p>
             <w:pPr>
@@ -2437,11 +2643,14 @@
                 <w:rFonts w:hint="eastAsia"/>
               </w:rPr>
             </w:pPr>
+            <w:r>
+              <w:t>低（面向创作者，开箱即用）</w:t>
+            </w:r>
           </w:p>
         </w:tc>
         <w:tc>
           <w:tcPr>
-            <w:tcW w:w="2076" w:type="dxa"/>
+            <w:tcW w:w="1920" w:type="dxa"/>
           </w:tcPr>
           <w:p>
             <w:pPr>
@@ -2449,22 +2658,141 @@
                 <w:rFonts w:hint="eastAsia"/>
               </w:rPr>
             </w:pPr>
+            <w:r>
+              <w:t>中（需懂提示词工程）</w:t>
+            </w:r>
           </w:p>
         </w:tc>
         <w:tc>
           <w:tcPr>
-            <w:tcW w:w="2076" w:type="dxa"/>
+            <w:tcW w:w="1843" w:type="dxa"/>
           </w:tcPr>
           <w:p>
             <w:pPr>
+              <w:jc w:val="center"/>
               <w:rPr>
                 <w:rFonts w:hint="eastAsia"/>
               </w:rPr>
             </w:pPr>
+            <w:r>
+              <w:t>高（学习曲线陡峭）</w:t>
+            </w:r>
+          </w:p>
+        </w:tc>
+        <w:tc>
+          <w:tcPr>
+            <w:tcW w:w="1984" w:type="dxa"/>
+          </w:tcPr>
+          <w:p>
+            <w:pPr>
+              <w:rPr>
+                <w:rFonts w:hint="eastAsia"/>
+              </w:rPr>
+            </w:pPr>
+            <w:r>
+              <w:t>中高（需自建体系）</w:t>
+            </w:r>
+          </w:p>
+        </w:tc>
+      </w:tr>
+      <w:tr>
+        <w:trPr>
+          <w:trHeight w:val="1047"/>
+        </w:trPr>
+        <w:tc>
+          <w:tcPr>
+            <w:tcW w:w="1271" w:type="dxa"/>
+          </w:tcPr>
+          <w:p>
+            <w:pPr>
+              <w:rPr>
+                <w:rFonts w:hint="eastAsia"/>
+              </w:rPr>
+            </w:pPr>
+            <w:r>
+              <w:rPr>
+                <w:b/>
+                <w:bCs/>
+              </w:rPr>
+              <w:t>长文一致性</w:t>
+            </w:r>
+          </w:p>
+        </w:tc>
+        <w:tc>
+          <w:tcPr>
+            <w:tcW w:w="2049" w:type="dxa"/>
+          </w:tcPr>
+          <w:p>
+            <w:pPr>
+              <w:jc w:val="center"/>
+              <w:rPr>
+                <w:rFonts w:hint="eastAsia"/>
+              </w:rPr>
+            </w:pPr>
+            <w:r>
+              <w:rPr>
+                <w:b/>
+                <w:bCs/>
+              </w:rPr>
+              <w:t>AI主动检查矛盾</w:t>
+            </w:r>
+          </w:p>
+        </w:tc>
+        <w:tc>
+          <w:tcPr>
+            <w:tcW w:w="1920" w:type="dxa"/>
+          </w:tcPr>
+          <w:p>
+            <w:pPr>
+              <w:rPr>
+                <w:rFonts w:hint="eastAsia"/>
+              </w:rPr>
+            </w:pPr>
+            <w:r>
+              <w:t>依赖上下文窗口，易遗忘</w:t>
+            </w:r>
+          </w:p>
+        </w:tc>
+        <w:tc>
+          <w:tcPr>
+            <w:tcW w:w="1843" w:type="dxa"/>
+          </w:tcPr>
+          <w:p>
+            <w:pPr>
+              <w:rPr>
+                <w:rFonts w:hint="eastAsia"/>
+              </w:rPr>
+            </w:pPr>
+            <w:r>
+              <w:t>全靠人工记忆</w:t>
+            </w:r>
+          </w:p>
+        </w:tc>
+        <w:tc>
+          <w:tcPr>
+            <w:tcW w:w="1984" w:type="dxa"/>
+          </w:tcPr>
+          <w:p>
+            <w:pPr>
+              <w:jc w:val="center"/>
+              <w:rPr>
+                <w:rFonts w:hint="eastAsia"/>
+              </w:rPr>
+            </w:pPr>
+            <w:r>
+              <w:t>全靠人工维护</w:t>
+            </w:r>
           </w:p>
         </w:tc>
       </w:tr>
     </w:tbl>
+    <w:p>
+      <w:pPr>
+        <w:rPr>
+          <w:rFonts w:hint="eastAsia"/>
+        </w:rPr>
+      </w:pPr>
+    </w:p>
     <w:p>
       <w:pPr>
         <w:rPr>
@@ -2505,6 +2833,9 @@
           <w:ilvl w:val="0"/>
           <w:numId w:val="8"/>
         </w:numPr>
+        <w:rPr>
+          <w:rFonts w:hint="eastAsia"/>
+        </w:rPr>
       </w:pPr>
       <w:r>
         <w:rPr>
@@ -2523,6 +2854,9 @@
           <w:ilvl w:val="0"/>
           <w:numId w:val="8"/>
         </w:numPr>
+        <w:rPr>
+          <w:rFonts w:hint="eastAsia"/>
+        </w:rPr>
       </w:pPr>
       <w:r>
         <w:rPr>
@@ -2532,15 +2866,7 @@
         <w:t>图谱渲染</w:t>
       </w:r>
       <w:r>
-        <w:t>：支持同时展示不低于200个角色节点，</w:t>
-      </w:r>
-      <w:proofErr w:type="gramStart"/>
-      <w:r>
-        <w:t>交互无</w:t>
-      </w:r>
-      <w:proofErr w:type="gramEnd"/>
-      <w:r>
-        <w:t>卡顿。</w:t>
+        <w:t>：支持同时展示不低于200个角色节点，交互无卡顿。</w:t>
       </w:r>
     </w:p>
     <w:p>
@@ -2549,6 +2875,9 @@
           <w:ilvl w:val="0"/>
           <w:numId w:val="8"/>
         </w:numPr>
+        <w:rPr>
+          <w:rFonts w:hint="eastAsia"/>
+        </w:rPr>
       </w:pPr>
       <w:r>
         <w:rPr>
@@ -2567,6 +2896,9 @@
           <w:ilvl w:val="0"/>
           <w:numId w:val="8"/>
         </w:numPr>
+        <w:rPr>
+          <w:rFonts w:hint="eastAsia"/>
+        </w:rPr>
       </w:pPr>
       <w:r>
         <w:rPr>
@@ -2911,14 +3243,15 @@
         </w:numPr>
         <w:spacing w:line="276" w:lineRule="auto"/>
         <w:rPr>
+          <w:rFonts w:hint="eastAsia"/>
           <w:b/>
           <w:sz w:val="32"/>
           <w:szCs w:val="32"/>
           <w:lang w:val="en-US"/>
         </w:rPr>
       </w:pPr>
-      <w:bookmarkStart w:id="6" w:name="OLE_LINK1"/>
-      <w:bookmarkStart w:id="7" w:name="_Toc100040666"/>
+      <w:bookmarkStart w:id="6" w:name="_Toc100040666"/>
+      <w:bookmarkStart w:id="7" w:name="OLE_LINK1"/>
       <w:r>
         <w:rPr>
           <w:b/>
@@ -2938,6 +3271,16 @@
         </w:numPr>
         <w:spacing w:line="276" w:lineRule="auto"/>
         <w:rPr>
+          <w:rFonts w:eastAsiaTheme="minorEastAsia" w:hint="eastAsia"/>
+          <w:bCs w:val="0"/>
+          <w:kern w:val="2"/>
+          <w:sz w:val="21"/>
+          <w:szCs w:val="22"/>
+          <w:lang w:val="en-US"/>
+        </w:rPr>
+      </w:pPr>
+      <w:r>
+        <w:rPr>
           <w:rFonts w:eastAsiaTheme="minorEastAsia"/>
           <w:bCs w:val="0"/>
           <w:kern w:val="2"/>
@@ -2945,7 +3288,19 @@
           <w:szCs w:val="22"/>
           <w:lang w:val="en-US"/>
         </w:rPr>
-      </w:pPr>
+        <w:t>本作品“</w:t>
+      </w:r>
+      <w:r>
+        <w:rPr>
+          <w:rFonts w:eastAsiaTheme="minorEastAsia" w:hint="eastAsia"/>
+          <w:bCs w:val="0"/>
+          <w:kern w:val="2"/>
+          <w:sz w:val="21"/>
+          <w:szCs w:val="22"/>
+          <w:lang w:val="en-US"/>
+        </w:rPr>
+        <w:t>流云</w:t>
+      </w:r>
       <w:r>
         <w:rPr>
           <w:rFonts w:eastAsiaTheme="minorEastAsia"/>
@@ -2955,9 +3310,17 @@
           <w:szCs w:val="22"/>
           <w:lang w:val="en-US"/>
         </w:rPr>
-        <w:t>本作品“</w:t>
-      </w:r>
-      <w:r>
+        <w:t>——AI小说世界构建师”从选题确立到原型落地，经历了需求调研、技术选型、核心功能开发、测试迭代四个阶段。回顾整个开发过程，团队在以下几个方面收获颇丰：</w:t>
+      </w:r>
+    </w:p>
+    <w:p>
+      <w:pPr>
+        <w:pStyle w:val="1"/>
+        <w:numPr>
+          <w:ilvl w:val="0"/>
+          <w:numId w:val="0"/>
+        </w:numPr>
+        <w:spacing w:line="276" w:lineRule="auto"/>
         <w:rPr>
           <w:rFonts w:eastAsiaTheme="minorEastAsia" w:hint="eastAsia"/>
           <w:bCs w:val="0"/>
@@ -2966,7 +3329,21 @@
           <w:szCs w:val="22"/>
           <w:lang w:val="en-US"/>
         </w:rPr>
-        <w:t>流云</w:t>
+      </w:pPr>
+      <w:r>
+        <w:rPr>
+          <w:b/>
+          <w:sz w:val="32"/>
+          <w:szCs w:val="32"/>
+          <w:lang w:val="en-US"/>
+        </w:rPr>
+        <w:t>项目协调与任务分解</w:t>
+      </w:r>
+      <w:r>
+        <w:rPr>
+          <w:lang w:val="en-US"/>
+        </w:rPr>
+        <w:br/>
       </w:r>
       <w:r>
         <w:rPr>
@@ -2977,7 +3354,7 @@
           <w:szCs w:val="22"/>
           <w:lang w:val="en-US"/>
         </w:rPr>
-        <w:t>——AI小说世界构建师”从选题确立到原型落地，经历了需求调研、技术选型、核心功能开发、测试迭代四个阶段。回顾整个开发过程，团队在以下几个方面收获颇丰：</w:t>
+        <w:t>初期我们采用了敏捷开发模式，将任务拆解为前端可视化模块、AI服务接入、数据库设计、一致性检测算法等子任务。通过每日站会和每周里程碑评审，有效保证了各模块的进度对齐。值得一提的是，AI模型的选择与微调是项目的最大技术难点，我们通过对比多种开源大模型（如ChatGLM、Llama 2）的创作领域表现，最终确定了混合架构——本地轻量模型负责实时关系抽取，云端API负责复杂世界观生成，实现了性能与成本的平衡。</w:t>
       </w:r>
     </w:p>
     <w:p>
@@ -2989,6 +3366,65 @@
         </w:numPr>
         <w:spacing w:line="276" w:lineRule="auto"/>
         <w:rPr>
+          <w:rFonts w:hint="eastAsia"/>
+          <w:sz w:val="30"/>
+          <w:szCs w:val="30"/>
+          <w:lang w:val="en-US"/>
+        </w:rPr>
+      </w:pPr>
+      <w:r>
+        <w:rPr>
+          <w:b/>
+          <w:sz w:val="32"/>
+          <w:szCs w:val="32"/>
+          <w:lang w:val="en-US"/>
+        </w:rPr>
+        <w:t>克服的困难</w:t>
+      </w:r>
+      <w:r>
+        <w:rPr>
+          <w:sz w:val="32"/>
+          <w:szCs w:val="32"/>
+          <w:lang w:val="en-US"/>
+        </w:rPr>
+        <w:br/>
+      </w:r>
+      <w:r>
+        <w:rPr>
+          <w:sz w:val="24"/>
+          <w:szCs w:val="24"/>
+          <w:lang w:val="en-US"/>
+        </w:rPr>
+        <w:t>在开发过程中，我们遇到了以下主要挑战</w:t>
+      </w:r>
+      <w:r>
+        <w:rPr>
+          <w:sz w:val="30"/>
+          <w:szCs w:val="30"/>
+          <w:lang w:val="en-US"/>
+        </w:rPr>
+        <w:t>：</w:t>
+      </w:r>
+    </w:p>
+    <w:p>
+      <w:pPr>
+        <w:pStyle w:val="1"/>
+        <w:numPr>
+          <w:ilvl w:val="0"/>
+          <w:numId w:val="12"/>
+        </w:numPr>
+        <w:spacing w:line="276" w:lineRule="auto"/>
+        <w:rPr>
+          <w:rFonts w:eastAsiaTheme="minorEastAsia" w:hint="eastAsia"/>
+          <w:bCs w:val="0"/>
+          <w:kern w:val="2"/>
+          <w:sz w:val="21"/>
+          <w:szCs w:val="22"/>
+          <w:lang w:val="en-US"/>
+        </w:rPr>
+      </w:pPr>
+      <w:r>
+        <w:rPr>
           <w:rFonts w:eastAsiaTheme="minorEastAsia"/>
           <w:bCs w:val="0"/>
           <w:kern w:val="2"/>
@@ -2996,22 +3432,26 @@
           <w:szCs w:val="22"/>
           <w:lang w:val="en-US"/>
         </w:rPr>
-      </w:pPr>
-      <w:r>
-        <w:rPr>
-          <w:b/>
-          <w:sz w:val="32"/>
-          <w:szCs w:val="32"/>
+        <w:t>图谱性能优化：当角色数量超过150个时，前端渲染出现卡顿。通过引入虚拟滚动、节点聚合算法和WebGL渲染（使用G6库），最终支持200+节点流畅交互。</w:t>
+      </w:r>
+    </w:p>
+    <w:p>
+      <w:pPr>
+        <w:pStyle w:val="1"/>
+        <w:numPr>
+          <w:ilvl w:val="0"/>
+          <w:numId w:val="12"/>
+        </w:numPr>
+        <w:spacing w:line="276" w:lineRule="auto"/>
+        <w:rPr>
+          <w:rFonts w:eastAsiaTheme="minorEastAsia" w:hint="eastAsia"/>
+          <w:bCs w:val="0"/>
+          <w:kern w:val="2"/>
+          <w:sz w:val="21"/>
+          <w:szCs w:val="22"/>
           <w:lang w:val="en-US"/>
         </w:rPr>
-        <w:t>项目协调与任务分解</w:t>
-      </w:r>
-      <w:r>
-        <w:rPr>
-          <w:lang w:val="en-US"/>
-        </w:rPr>
-        <w:br/>
-      </w:r>
+      </w:pPr>
       <w:r>
         <w:rPr>
           <w:rFonts w:eastAsiaTheme="minorEastAsia"/>
@@ -3021,9 +3461,26 @@
           <w:szCs w:val="22"/>
           <w:lang w:val="en-US"/>
         </w:rPr>
-        <w:t>初期我们采用了敏捷开发模式，将任务拆解为前端可视化模块、AI服务接入、数据库设计、一致性检测算法等子任务。通过</w:t>
-      </w:r>
-      <w:proofErr w:type="gramStart"/>
+        <w:t>AI矛盾检测的准确性：早期版本误报率高达30%，用户反馈“提示过多，干扰创作”。我们通过构建专门的“小说设定矛盾语料库”，采用少样本微调（Few-shot Fine-tuning）和规则过滤，将误报率降至10%以下。</w:t>
+      </w:r>
+    </w:p>
+    <w:p>
+      <w:pPr>
+        <w:pStyle w:val="1"/>
+        <w:numPr>
+          <w:ilvl w:val="0"/>
+          <w:numId w:val="12"/>
+        </w:numPr>
+        <w:spacing w:line="276" w:lineRule="auto"/>
+        <w:rPr>
+          <w:rFonts w:eastAsiaTheme="minorEastAsia" w:hint="eastAsia"/>
+          <w:bCs w:val="0"/>
+          <w:kern w:val="2"/>
+          <w:sz w:val="21"/>
+          <w:szCs w:val="22"/>
+          <w:lang w:val="en-US"/>
+        </w:rPr>
+      </w:pPr>
       <w:r>
         <w:rPr>
           <w:rFonts w:eastAsiaTheme="minorEastAsia"/>
@@ -3033,9 +3490,41 @@
           <w:szCs w:val="22"/>
           <w:lang w:val="en-US"/>
         </w:rPr>
-        <w:t>每日站</w:t>
-      </w:r>
-      <w:proofErr w:type="gramEnd"/>
+        <w:t>用户交互设计：创作者对“可视化工具”存在畏难情绪。我们简化了操作流程，采用“自然语言输入 → AI自动生成图谱/时间轴”的交互模式，降低了学习门槛。</w:t>
+      </w:r>
+    </w:p>
+    <w:p>
+      <w:pPr>
+        <w:pStyle w:val="1"/>
+        <w:numPr>
+          <w:ilvl w:val="0"/>
+          <w:numId w:val="0"/>
+        </w:numPr>
+        <w:spacing w:line="276" w:lineRule="auto"/>
+        <w:rPr>
+          <w:rFonts w:eastAsiaTheme="minorEastAsia" w:hint="eastAsia"/>
+          <w:bCs w:val="0"/>
+          <w:kern w:val="2"/>
+          <w:sz w:val="21"/>
+          <w:szCs w:val="22"/>
+          <w:lang w:val="en-US"/>
+        </w:rPr>
+      </w:pPr>
+      <w:r>
+        <w:rPr>
+          <w:b/>
+          <w:sz w:val="32"/>
+          <w:szCs w:val="32"/>
+          <w:lang w:val="en-US"/>
+        </w:rPr>
+        <w:t>水平提升</w:t>
+      </w:r>
+      <w:r>
+        <w:rPr>
+          <w:lang w:val="en-US"/>
+        </w:rPr>
+        <w:br/>
+      </w:r>
       <w:r>
         <w:rPr>
           <w:rFonts w:eastAsiaTheme="minorEastAsia"/>
@@ -3045,9 +3534,69 @@
           <w:szCs w:val="22"/>
           <w:lang w:val="en-US"/>
         </w:rPr>
-        <w:t>会和每周里程碑评审，有效保证了各模块的进度对齐。值得一提的是，AI模型的选择与微调是项目的最大技术难点，我们通过对比多种开源大模型（如</w:t>
-      </w:r>
-      <w:proofErr w:type="spellStart"/>
+        <w:t>通过本次大赛，团队成员在前后端协同、AI工程化、用户体验设计等方面均获得了实战经验。我们深刻认识到，技术应当服务于创作者的真实需求，而非为了“炫技”。从最初的“AI自动生成小说”转向“AI辅助构建世界观”，正是对创作本质回归的体现。</w:t>
+      </w:r>
+    </w:p>
+    <w:p>
+      <w:pPr>
+        <w:pStyle w:val="1"/>
+        <w:numPr>
+          <w:ilvl w:val="0"/>
+          <w:numId w:val="0"/>
+        </w:numPr>
+        <w:spacing w:line="276" w:lineRule="auto"/>
+        <w:rPr>
+          <w:rFonts w:hint="eastAsia"/>
+          <w:lang w:val="en-US"/>
+        </w:rPr>
+      </w:pPr>
+      <w:r>
+        <w:rPr>
+          <w:b/>
+          <w:sz w:val="32"/>
+          <w:szCs w:val="32"/>
+          <w:lang w:val="en-US"/>
+        </w:rPr>
+        <w:t>后续升级与商业推广</w:t>
+      </w:r>
+      <w:r>
+        <w:rPr>
+          <w:lang w:val="en-US"/>
+        </w:rPr>
+        <w:br/>
+      </w:r>
+      <w:r>
+        <w:rPr>
+          <w:sz w:val="32"/>
+          <w:szCs w:val="32"/>
+          <w:lang w:val="en-US"/>
+        </w:rPr>
+        <w:t>未来版本计划</w:t>
+      </w:r>
+      <w:r>
+        <w:rPr>
+          <w:lang w:val="en-US"/>
+        </w:rPr>
+        <w:t>：</w:t>
+      </w:r>
+    </w:p>
+    <w:p>
+      <w:pPr>
+        <w:pStyle w:val="1"/>
+        <w:numPr>
+          <w:ilvl w:val="0"/>
+          <w:numId w:val="13"/>
+        </w:numPr>
+        <w:spacing w:line="276" w:lineRule="auto"/>
+        <w:rPr>
+          <w:rFonts w:eastAsiaTheme="minorEastAsia" w:hint="eastAsia"/>
+          <w:bCs w:val="0"/>
+          <w:kern w:val="2"/>
+          <w:sz w:val="21"/>
+          <w:szCs w:val="22"/>
+          <w:lang w:val="en-US"/>
+        </w:rPr>
+      </w:pPr>
       <w:r>
         <w:rPr>
           <w:rFonts w:eastAsiaTheme="minorEastAsia"/>
@@ -3057,9 +3606,27 @@
           <w:szCs w:val="22"/>
           <w:lang w:val="en-US"/>
         </w:rPr>
-        <w:t>ChatGLM</w:t>
-      </w:r>
-      <w:proofErr w:type="spellEnd"/>
+        <w:lastRenderedPageBreak/>
+        <w:t>V1.1：增加多模态支持，用户可上传手绘地图草图，AI自动转化为数字化势力分布图。</w:t>
+      </w:r>
+    </w:p>
+    <w:p>
+      <w:pPr>
+        <w:pStyle w:val="1"/>
+        <w:numPr>
+          <w:ilvl w:val="0"/>
+          <w:numId w:val="13"/>
+        </w:numPr>
+        <w:spacing w:line="276" w:lineRule="auto"/>
+        <w:rPr>
+          <w:rFonts w:eastAsiaTheme="minorEastAsia" w:hint="eastAsia"/>
+          <w:bCs w:val="0"/>
+          <w:kern w:val="2"/>
+          <w:sz w:val="21"/>
+          <w:szCs w:val="22"/>
+          <w:lang w:val="en-US"/>
+        </w:rPr>
+      </w:pPr>
       <w:r>
         <w:rPr>
           <w:rFonts w:eastAsiaTheme="minorEastAsia"/>
@@ -3069,7 +3636,82 @@
           <w:szCs w:val="22"/>
           <w:lang w:val="en-US"/>
         </w:rPr>
-        <w:t>、Llama 2）的创作领域表现，最终确定了混合架构——本地轻量模型负责实时关系抽取，云端API负责复杂世界观生成，实现了性能与成本的平衡。</w:t>
+        <w:t>V1.2：推出云端协作功能，支持多人共同构建同一世界观（适用于编剧团队）。</w:t>
+      </w:r>
+    </w:p>
+    <w:p>
+      <w:pPr>
+        <w:pStyle w:val="1"/>
+        <w:numPr>
+          <w:ilvl w:val="0"/>
+          <w:numId w:val="13"/>
+        </w:numPr>
+        <w:spacing w:line="276" w:lineRule="auto"/>
+        <w:rPr>
+          <w:rFonts w:eastAsiaTheme="minorEastAsia" w:hint="eastAsia"/>
+          <w:bCs w:val="0"/>
+          <w:kern w:val="2"/>
+          <w:sz w:val="21"/>
+          <w:szCs w:val="22"/>
+          <w:lang w:val="en-US"/>
+        </w:rPr>
+      </w:pPr>
+      <w:r>
+        <w:rPr>
+          <w:rFonts w:eastAsiaTheme="minorEastAsia"/>
+          <w:bCs w:val="0"/>
+          <w:kern w:val="2"/>
+          <w:sz w:val="21"/>
+          <w:szCs w:val="22"/>
+          <w:lang w:val="en-US"/>
+        </w:rPr>
+        <w:t>V2.0：引入知识图谱推理，AI可主动建议“此处若添加一个隐藏势力，可能引发剧情转折”，激发创作灵感。</w:t>
+      </w:r>
+    </w:p>
+    <w:p>
+      <w:pPr>
+        <w:pStyle w:val="1"/>
+        <w:numPr>
+          <w:ilvl w:val="0"/>
+          <w:numId w:val="13"/>
+        </w:numPr>
+        <w:spacing w:line="276" w:lineRule="auto"/>
+        <w:rPr>
+          <w:rFonts w:eastAsiaTheme="minorEastAsia" w:hint="eastAsia"/>
+          <w:bCs w:val="0"/>
+          <w:kern w:val="2"/>
+          <w:sz w:val="21"/>
+          <w:szCs w:val="22"/>
+          <w:lang w:val="en-US"/>
+        </w:rPr>
+      </w:pPr>
+      <w:r>
+        <w:rPr>
+          <w:b/>
+          <w:sz w:val="32"/>
+          <w:szCs w:val="32"/>
+          <w:lang w:val="en-US"/>
+        </w:rPr>
+        <w:t>商业推广</w:t>
+      </w:r>
+      <w:r>
+        <w:rPr>
+          <w:sz w:val="32"/>
+          <w:szCs w:val="32"/>
+          <w:lang w:val="en-US"/>
+        </w:rPr>
+        <w:t>：</w:t>
+      </w:r>
+      <w:r>
+        <w:rPr>
+          <w:rFonts w:eastAsiaTheme="minorEastAsia"/>
+          <w:bCs w:val="0"/>
+          <w:kern w:val="2"/>
+          <w:sz w:val="21"/>
+          <w:szCs w:val="22"/>
+          <w:lang w:val="en-US"/>
+        </w:rPr>
+        <w:t>初期采用免费增值模式，基础功能免费开放，高级可视化模板和团队协作功能按需订阅。同时与写作社区（如起点中文网、LOFTER）合作，通过创作者反馈不断迭代。</w:t>
       </w:r>
     </w:p>
     <w:p>
@@ -3081,53 +3723,15 @@
         </w:numPr>
         <w:spacing w:line="276" w:lineRule="auto"/>
         <w:rPr>
-          <w:sz w:val="30"/>
-          <w:szCs w:val="30"/>
+          <w:rFonts w:eastAsiaTheme="minorEastAsia" w:hint="eastAsia"/>
+          <w:bCs w:val="0"/>
+          <w:kern w:val="2"/>
+          <w:sz w:val="21"/>
+          <w:szCs w:val="22"/>
           <w:lang w:val="en-US"/>
         </w:rPr>
       </w:pPr>
       <w:r>
-        <w:rPr>
-          <w:b/>
-          <w:sz w:val="32"/>
-          <w:szCs w:val="32"/>
-          <w:lang w:val="en-US"/>
-        </w:rPr>
-        <w:t>克服的困难</w:t>
-      </w:r>
-      <w:r>
-        <w:rPr>
-          <w:sz w:val="32"/>
-          <w:szCs w:val="32"/>
-          <w:lang w:val="en-US"/>
-        </w:rPr>
-        <w:br/>
-      </w:r>
-      <w:r>
-        <w:rPr>
-          <w:sz w:val="32"/>
-          <w:szCs w:val="32"/>
-          <w:lang w:val="en-US"/>
-        </w:rPr>
-        <w:t>在开发过程中，我们遇到了以下主要挑战</w:t>
-      </w:r>
-      <w:r>
-        <w:rPr>
-          <w:sz w:val="30"/>
-          <w:szCs w:val="30"/>
-          <w:lang w:val="en-US"/>
-        </w:rPr>
-        <w:t>：</w:t>
-      </w:r>
-    </w:p>
-    <w:p>
-      <w:pPr>
-        <w:pStyle w:val="1"/>
-        <w:numPr>
-          <w:ilvl w:val="0"/>
-          <w:numId w:val="12"/>
-        </w:numPr>
-        <w:spacing w:line="276" w:lineRule="auto"/>
         <w:rPr>
           <w:rFonts w:eastAsiaTheme="minorEastAsia"/>
           <w:bCs w:val="0"/>
@@ -3136,7 +3740,19 @@
           <w:szCs w:val="22"/>
           <w:lang w:val="en-US"/>
         </w:rPr>
-      </w:pPr>
+        <w:t>项目虽已提交，但我们深知产品距离真正成熟仍有距离。未来我们将持续优化AI算法，倾听用户声音，让“</w:t>
+      </w:r>
+      <w:r>
+        <w:rPr>
+          <w:rFonts w:eastAsiaTheme="minorEastAsia" w:hint="eastAsia"/>
+          <w:bCs w:val="0"/>
+          <w:kern w:val="2"/>
+          <w:sz w:val="21"/>
+          <w:szCs w:val="22"/>
+          <w:lang w:val="en-US"/>
+        </w:rPr>
+        <w:t>流云</w:t>
+      </w:r>
       <w:r>
         <w:rPr>
           <w:rFonts w:eastAsiaTheme="minorEastAsia"/>
@@ -3146,65 +3762,7 @@
           <w:szCs w:val="22"/>
           <w:lang w:val="en-US"/>
         </w:rPr>
-        <w:t>图谱性能优化：当角色数量超过150个时，前端渲染出现卡顿。通过引入虚拟滚动、节点聚合算法和WebGL渲染（使用G6库），最终支持200+节点流畅交互。</w:t>
-      </w:r>
-    </w:p>
-    <w:p>
-      <w:pPr>
-        <w:pStyle w:val="1"/>
-        <w:numPr>
-          <w:ilvl w:val="0"/>
-          <w:numId w:val="12"/>
-        </w:numPr>
-        <w:spacing w:line="276" w:lineRule="auto"/>
-        <w:rPr>
-          <w:rFonts w:eastAsiaTheme="minorEastAsia"/>
-          <w:bCs w:val="0"/>
-          <w:kern w:val="2"/>
-          <w:sz w:val="21"/>
-          <w:szCs w:val="22"/>
-          <w:lang w:val="en-US"/>
-        </w:rPr>
-      </w:pPr>
-      <w:r>
-        <w:rPr>
-          <w:rFonts w:eastAsiaTheme="minorEastAsia"/>
-          <w:bCs w:val="0"/>
-          <w:kern w:val="2"/>
-          <w:sz w:val="21"/>
-          <w:szCs w:val="22"/>
-          <w:lang w:val="en-US"/>
-        </w:rPr>
-        <w:t>AI矛盾检测的准确性：早期版本误报率高达30%，用户反馈“提示过多，干扰创作”。我们通过构建专门的“小说设定矛盾语料库”，采用少样本微调（Few-shot Fine-tuning）和规则过滤，将误报率降至10%以下。</w:t>
-      </w:r>
-    </w:p>
-    <w:p>
-      <w:pPr>
-        <w:pStyle w:val="1"/>
-        <w:numPr>
-          <w:ilvl w:val="0"/>
-          <w:numId w:val="12"/>
-        </w:numPr>
-        <w:spacing w:line="276" w:lineRule="auto"/>
-        <w:rPr>
-          <w:rFonts w:eastAsiaTheme="minorEastAsia"/>
-          <w:bCs w:val="0"/>
-          <w:kern w:val="2"/>
-          <w:sz w:val="21"/>
-          <w:szCs w:val="22"/>
-          <w:lang w:val="en-US"/>
-        </w:rPr>
-      </w:pPr>
-      <w:r>
-        <w:rPr>
-          <w:rFonts w:eastAsiaTheme="minorEastAsia"/>
-          <w:bCs w:val="0"/>
-          <w:kern w:val="2"/>
-          <w:sz w:val="21"/>
-          <w:szCs w:val="22"/>
-          <w:lang w:val="en-US"/>
-        </w:rPr>
-        <w:t>用户交互设计：创作者对“可视化工具”存在畏难情绪。我们简化了操作流程，采用“自然语言输入 → AI自动生成图谱/时间轴”的交互模式，降低了学习门槛。</w:t>
+        <w:t>”成为创作者信赖的伙伴。</w:t>
       </w:r>
     </w:p>
     <w:p>
@@ -3214,41 +3772,18 @@
           <w:ilvl w:val="0"/>
           <w:numId w:val="0"/>
         </w:numPr>
-        <w:spacing w:line="276" w:lineRule="auto"/>
-        <w:rPr>
-          <w:rFonts w:eastAsiaTheme="minorEastAsia"/>
-          <w:bCs w:val="0"/>
-          <w:kern w:val="2"/>
-          <w:sz w:val="21"/>
-          <w:szCs w:val="22"/>
+        <w:rPr>
+          <w:rFonts w:hint="eastAsia"/>
           <w:lang w:val="en-US"/>
         </w:rPr>
       </w:pPr>
       <w:r>
         <w:rPr>
-          <w:b/>
-          <w:sz w:val="32"/>
-          <w:szCs w:val="32"/>
           <w:lang w:val="en-US"/>
         </w:rPr>
-        <w:t>水平提升</w:t>
-      </w:r>
-      <w:r>
-        <w:rPr>
-          <w:lang w:val="en-US"/>
-        </w:rPr>
-        <w:br/>
-      </w:r>
-      <w:r>
-        <w:rPr>
-          <w:rFonts w:eastAsiaTheme="minorEastAsia"/>
-          <w:bCs w:val="0"/>
-          <w:kern w:val="2"/>
-          <w:sz w:val="21"/>
-          <w:szCs w:val="22"/>
-          <w:lang w:val="en-US"/>
-        </w:rPr>
-        <w:t>通过本次大赛，团队成员在前后端协同、AI工程化、用户体验设计等方面均获得了实战经验。我们深刻认识到，技术应当服务于创作者的真实需求，而非为了“炫技”。从最初的“AI自动生成小说”转向“AI辅助构建世界观”，正是对创作本质回归的体现。</w:t>
+        <w:pict w14:anchorId="6E030450">
+          <v:rect id="_x0000_i1025" style="width:0;height:.75pt" o:hralign="center" o:hrstd="t" o:hr="t" fillcolor="#a0a0a0" stroked="f"/>
+        </w:pict>
       </w:r>
     </w:p>
     <w:p>
@@ -3258,253 +3793,6 @@
           <w:ilvl w:val="0"/>
           <w:numId w:val="0"/>
         </w:numPr>
-        <w:spacing w:line="276" w:lineRule="auto"/>
-        <w:rPr>
-          <w:lang w:val="en-US"/>
-        </w:rPr>
-      </w:pPr>
-      <w:r>
-        <w:rPr>
-          <w:b/>
-          <w:sz w:val="32"/>
-          <w:szCs w:val="32"/>
-          <w:lang w:val="en-US"/>
-        </w:rPr>
-        <w:t>后续升级与商业推广</w:t>
-      </w:r>
-      <w:r>
-        <w:rPr>
-          <w:lang w:val="en-US"/>
-        </w:rPr>
-        <w:br/>
-      </w:r>
-      <w:r>
-        <w:rPr>
-          <w:sz w:val="32"/>
-          <w:szCs w:val="32"/>
-          <w:lang w:val="en-US"/>
-        </w:rPr>
-        <w:t>未来版本计划</w:t>
-      </w:r>
-      <w:r>
-        <w:rPr>
-          <w:lang w:val="en-US"/>
-        </w:rPr>
-        <w:t>：</w:t>
-      </w:r>
-    </w:p>
-    <w:p>
-      <w:pPr>
-        <w:pStyle w:val="1"/>
-        <w:numPr>
-          <w:ilvl w:val="0"/>
-          <w:numId w:val="13"/>
-        </w:numPr>
-        <w:spacing w:line="276" w:lineRule="auto"/>
-        <w:rPr>
-          <w:rFonts w:eastAsiaTheme="minorEastAsia"/>
-          <w:bCs w:val="0"/>
-          <w:kern w:val="2"/>
-          <w:sz w:val="21"/>
-          <w:szCs w:val="22"/>
-          <w:lang w:val="en-US"/>
-        </w:rPr>
-      </w:pPr>
-      <w:r>
-        <w:rPr>
-          <w:rFonts w:eastAsiaTheme="minorEastAsia"/>
-          <w:bCs w:val="0"/>
-          <w:kern w:val="2"/>
-          <w:sz w:val="21"/>
-          <w:szCs w:val="22"/>
-          <w:lang w:val="en-US"/>
-        </w:rPr>
-        <w:lastRenderedPageBreak/>
-        <w:t>V1.1：增加多模态支持，用户可上传手绘地图草图，AI自动转化为数字化势力分布图。</w:t>
-      </w:r>
-    </w:p>
-    <w:p>
-      <w:pPr>
-        <w:pStyle w:val="1"/>
-        <w:numPr>
-          <w:ilvl w:val="0"/>
-          <w:numId w:val="13"/>
-        </w:numPr>
-        <w:spacing w:line="276" w:lineRule="auto"/>
-        <w:rPr>
-          <w:rFonts w:eastAsiaTheme="minorEastAsia"/>
-          <w:bCs w:val="0"/>
-          <w:kern w:val="2"/>
-          <w:sz w:val="21"/>
-          <w:szCs w:val="22"/>
-          <w:lang w:val="en-US"/>
-        </w:rPr>
-      </w:pPr>
-      <w:r>
-        <w:rPr>
-          <w:rFonts w:eastAsiaTheme="minorEastAsia"/>
-          <w:bCs w:val="0"/>
-          <w:kern w:val="2"/>
-          <w:sz w:val="21"/>
-          <w:szCs w:val="22"/>
-          <w:lang w:val="en-US"/>
-        </w:rPr>
-        <w:t>V1.2：推出云端协作功能，支持多人共同构建同一世界观（适用于编剧团队）。</w:t>
-      </w:r>
-    </w:p>
-    <w:p>
-      <w:pPr>
-        <w:pStyle w:val="1"/>
-        <w:numPr>
-          <w:ilvl w:val="0"/>
-          <w:numId w:val="13"/>
-        </w:numPr>
-        <w:spacing w:line="276" w:lineRule="auto"/>
-        <w:rPr>
-          <w:rFonts w:eastAsiaTheme="minorEastAsia"/>
-          <w:bCs w:val="0"/>
-          <w:kern w:val="2"/>
-          <w:sz w:val="21"/>
-          <w:szCs w:val="22"/>
-          <w:lang w:val="en-US"/>
-        </w:rPr>
-      </w:pPr>
-      <w:r>
-        <w:rPr>
-          <w:rFonts w:eastAsiaTheme="minorEastAsia"/>
-          <w:bCs w:val="0"/>
-          <w:kern w:val="2"/>
-          <w:sz w:val="21"/>
-          <w:szCs w:val="22"/>
-          <w:lang w:val="en-US"/>
-        </w:rPr>
-        <w:t>V2.0：引入知识图谱推理，AI可主动建议“此处若添加一个隐藏势力，可能引发剧情转折”，激发创作灵感。</w:t>
-      </w:r>
-    </w:p>
-    <w:p>
-      <w:pPr>
-        <w:pStyle w:val="1"/>
-        <w:numPr>
-          <w:ilvl w:val="0"/>
-          <w:numId w:val="13"/>
-        </w:numPr>
-        <w:spacing w:line="276" w:lineRule="auto"/>
-        <w:rPr>
-          <w:rFonts w:eastAsiaTheme="minorEastAsia"/>
-          <w:bCs w:val="0"/>
-          <w:kern w:val="2"/>
-          <w:sz w:val="21"/>
-          <w:szCs w:val="22"/>
-          <w:lang w:val="en-US"/>
-        </w:rPr>
-      </w:pPr>
-      <w:r>
-        <w:rPr>
-          <w:b/>
-          <w:sz w:val="32"/>
-          <w:szCs w:val="32"/>
-          <w:lang w:val="en-US"/>
-        </w:rPr>
-        <w:t>商业推广</w:t>
-      </w:r>
-      <w:r>
-        <w:rPr>
-          <w:sz w:val="32"/>
-          <w:szCs w:val="32"/>
-          <w:lang w:val="en-US"/>
-        </w:rPr>
-        <w:t>：</w:t>
-      </w:r>
-      <w:r>
-        <w:rPr>
-          <w:rFonts w:eastAsiaTheme="minorEastAsia"/>
-          <w:bCs w:val="0"/>
-          <w:kern w:val="2"/>
-          <w:sz w:val="21"/>
-          <w:szCs w:val="22"/>
-          <w:lang w:val="en-US"/>
-        </w:rPr>
-        <w:t>初期采用免费增值模式，基础功能免费开放，高级可视化模板和团队协作功能按需订阅。同时与写作社区（如起点中文网、LOFTER）合作，通过创作者反馈不断迭代。</w:t>
-      </w:r>
-    </w:p>
-    <w:p>
-      <w:pPr>
-        <w:pStyle w:val="1"/>
-        <w:numPr>
-          <w:ilvl w:val="0"/>
-          <w:numId w:val="0"/>
-        </w:numPr>
-        <w:spacing w:line="276" w:lineRule="auto"/>
-        <w:rPr>
-          <w:rFonts w:eastAsiaTheme="minorEastAsia"/>
-          <w:bCs w:val="0"/>
-          <w:kern w:val="2"/>
-          <w:sz w:val="21"/>
-          <w:szCs w:val="22"/>
-          <w:lang w:val="en-US"/>
-        </w:rPr>
-      </w:pPr>
-      <w:r>
-        <w:rPr>
-          <w:rFonts w:eastAsiaTheme="minorEastAsia"/>
-          <w:bCs w:val="0"/>
-          <w:kern w:val="2"/>
-          <w:sz w:val="21"/>
-          <w:szCs w:val="22"/>
-          <w:lang w:val="en-US"/>
-        </w:rPr>
-        <w:t>项目虽已提交，但我们深知产品距离真正成熟仍有距离。未来我们将持续优化AI算法，倾听用户声音，让“</w:t>
-      </w:r>
-      <w:r>
-        <w:rPr>
-          <w:rFonts w:eastAsiaTheme="minorEastAsia" w:hint="eastAsia"/>
-          <w:bCs w:val="0"/>
-          <w:kern w:val="2"/>
-          <w:sz w:val="21"/>
-          <w:szCs w:val="22"/>
-          <w:lang w:val="en-US"/>
-        </w:rPr>
-        <w:t>流云</w:t>
-      </w:r>
-      <w:r>
-        <w:rPr>
-          <w:rFonts w:eastAsiaTheme="minorEastAsia"/>
-          <w:bCs w:val="0"/>
-          <w:kern w:val="2"/>
-          <w:sz w:val="21"/>
-          <w:szCs w:val="22"/>
-          <w:lang w:val="en-US"/>
-        </w:rPr>
-        <w:t>”成为创作者信赖的伙伴。</w:t>
-      </w:r>
-    </w:p>
-    <w:p>
-      <w:pPr>
-        <w:pStyle w:val="1"/>
-        <w:numPr>
-          <w:ilvl w:val="0"/>
-          <w:numId w:val="0"/>
-        </w:numPr>
-        <w:rPr>
-          <w:lang w:val="en-US"/>
-        </w:rPr>
-      </w:pPr>
-      <w:r>
-        <w:rPr>
-          <w:lang w:val="en-US"/>
-        </w:rPr>
-        <w:pict w14:anchorId="6E030450">
-          <v:rect id="_x0000_i1037" style="width:0;height:.75pt" o:hralign="center" o:hrstd="t" o:hr="t" fillcolor="#a0a0a0" stroked="f"/>
-        </w:pict>
-      </w:r>
-    </w:p>
-    <w:p>
-      <w:pPr>
-        <w:pStyle w:val="1"/>
-        <w:numPr>
-          <w:ilvl w:val="0"/>
-          <w:numId w:val="0"/>
-        </w:numPr>
         <w:rPr>
           <w:rFonts w:hint="eastAsia"/>
         </w:rPr>
@@ -3515,9 +3803,9 @@
         </w:rPr>
         <w:t>参考文献</w:t>
       </w:r>
-      <w:bookmarkEnd w:id="7"/>
-    </w:p>
-    <w:bookmarkEnd w:id="6"/>
+      <w:bookmarkEnd w:id="6"/>
+    </w:p>
+    <w:bookmarkEnd w:id="7"/>
     <w:p>
       <w:pPr>
         <w:rPr>

--- a/01-3 软件应用与开发类作品设计和开发文档模板（2023版）.docx
+++ b/01-3 软件应用与开发类作品设计和开发文档模板（2023版）.docx
@@ -10,7 +10,7 @@
         <w:ind w:firstLine="426"/>
         <w:jc w:val="center"/>
         <w:rPr>
-          <w:rFonts w:ascii="华文中宋" w:eastAsia="华文中宋" w:hAnsi="华文中宋" w:cs="Arial" w:hint="eastAsia"/>
+          <w:rFonts w:ascii="华文中宋" w:eastAsia="华文中宋"/>
           <w:color w:val="333333"/>
           <w:kern w:val="0"/>
           <w:sz w:val="52"/>
@@ -19,7 +19,7 @@
       </w:pPr>
       <w:r>
         <w:rPr>
-          <w:rFonts w:ascii="华文中宋" w:eastAsia="华文中宋" w:hAnsi="华文中宋" w:cs="Arial" w:hint="eastAsia"/>
+          <w:rFonts w:ascii="华文中宋" w:eastAsia="华文中宋" w:hint="eastAsia"/>
           <w:color w:val="333333"/>
           <w:kern w:val="0"/>
           <w:sz w:val="52"/>
@@ -36,7 +36,7 @@
         <w:ind w:firstLine="1040"/>
         <w:jc w:val="center"/>
         <w:rPr>
-          <w:rFonts w:ascii="华文中宋" w:eastAsia="华文中宋" w:hAnsi="华文中宋" w:cs="Arial" w:hint="eastAsia"/>
+          <w:rFonts w:ascii="华文中宋" w:eastAsia="华文中宋"/>
           <w:color w:val="333333"/>
           <w:kern w:val="0"/>
           <w:szCs w:val="21"/>
@@ -51,7 +51,7 @@
         <w:ind w:firstLine="420"/>
         <w:jc w:val="center"/>
         <w:rPr>
-          <w:rFonts w:ascii="Arial" w:eastAsia="宋体" w:hAnsi="Arial" w:cs="Arial"/>
+          <w:rFonts w:ascii="Arial" w:eastAsia="宋体" w:hAnsi="Arial"/>
           <w:color w:val="333333"/>
           <w:kern w:val="0"/>
           <w:szCs w:val="21"/>
@@ -59,17 +59,17 @@
       </w:pPr>
       <w:r>
         <w:rPr>
-          <w:rFonts w:ascii="仿宋_GB2312" w:eastAsia="仿宋_GB2312" w:hAnsi="楷体" w:cs="仿宋_GB2312"/>
+          <w:rFonts w:ascii="仿宋_GB2312" w:eastAsia="仿宋_GB2312" w:cs="仿宋_GB2312"/>
           <w:noProof/>
           <w:color w:val="000000"/>
           <w:sz w:val="32"/>
           <w:szCs w:val="32"/>
         </w:rPr>
         <w:drawing>
-          <wp:inline distT="0" distB="0" distL="0" distR="0" wp14:anchorId="5C485933" wp14:editId="5E92ED11">
+          <wp:inline distT="0" distB="0" distL="0" distR="0" wp14:anchorId="441C26C4" wp14:editId="070814C2">
             <wp:extent cx="1713539" cy="1566255"/>
-            <wp:effectExtent l="0" t="0" r="1270" b="0"/>
-            <wp:docPr id="3" name="图片 3" descr="C:\Users\blculjm\AppData\Local\Temp\1618755595(1).png"/>
+            <wp:effectExtent l="0" t="0" r="0" b="0"/>
+            <wp:docPr id="1" name="图片 1" descr="C:\Users\blculjm\AppData\Local\Temp\1618755595(1).png"/>
             <wp:cNvGraphicFramePr>
               <a:graphicFrameLocks xmlns:a="http://schemas.openxmlformats.org/drawingml/2006/main" noChangeAspect="1"/>
             </wp:cNvGraphicFramePr>
@@ -77,35 +77,28 @@
               <a:graphicData uri="http://schemas.openxmlformats.org/drawingml/2006/picture">
                 <pic:pic xmlns:pic="http://schemas.openxmlformats.org/drawingml/2006/picture">
                   <pic:nvPicPr>
-                    <pic:cNvPr id="0" name="Picture 2" descr="C:\Users\blculjm\AppData\Local\Temp\1618755595(1).png"/>
-                    <pic:cNvPicPr>
-                      <a:picLocks noChangeAspect="1" noChangeArrowheads="1"/>
-                    </pic:cNvPicPr>
+                    <pic:cNvPr id="3" name="图片 3"/>
+                    <pic:cNvPicPr/>
                   </pic:nvPicPr>
                   <pic:blipFill>
-                    <a:blip r:embed="rId8" cstate="print">
-                      <a:extLst>
-                        <a:ext uri="{28A0092B-C50C-407E-A947-70E740481C1C}">
-                          <a14:useLocalDpi xmlns:a14="http://schemas.microsoft.com/office/drawing/2010/main" val="0"/>
-                        </a:ext>
-                      </a:extLst>
-                    </a:blip>
-                    <a:srcRect/>
+                    <a:blip r:embed="rId8"/>
                     <a:stretch>
                       <a:fillRect/>
                     </a:stretch>
                   </pic:blipFill>
-                  <pic:spPr bwMode="auto">
+                  <pic:spPr>
                     <a:xfrm>
                       <a:off x="0" y="0"/>
-                      <a:ext cx="1760092" cy="1608806"/>
+                      <a:ext cx="1713539" cy="1566255"/>
                     </a:xfrm>
                     <a:prstGeom prst="rect">
                       <a:avLst/>
                     </a:prstGeom>
                     <a:noFill/>
-                    <a:ln>
+                    <a:ln w="12700" cap="flat" cmpd="sng">
                       <a:noFill/>
+                      <a:prstDash val="solid"/>
+                      <a:round/>
                     </a:ln>
                   </pic:spPr>
                 </pic:pic>
@@ -123,7 +116,7 @@
         <w:ind w:firstLine="1040"/>
         <w:jc w:val="center"/>
         <w:rPr>
-          <w:rFonts w:ascii="华文中宋" w:eastAsia="华文中宋" w:hAnsi="华文中宋" w:cs="Arial" w:hint="eastAsia"/>
+          <w:rFonts w:ascii="华文中宋" w:eastAsia="华文中宋"/>
           <w:color w:val="333333"/>
           <w:kern w:val="0"/>
           <w:szCs w:val="21"/>
@@ -138,7 +131,7 @@
         <w:ind w:firstLine="426"/>
         <w:jc w:val="center"/>
         <w:rPr>
-          <w:rFonts w:ascii="华文楷体" w:eastAsia="华文楷体" w:hAnsi="华文楷体" w:cs="Arial" w:hint="eastAsia"/>
+          <w:rFonts w:ascii="华文楷体" w:eastAsia="华文楷体"/>
           <w:color w:val="333333"/>
           <w:kern w:val="0"/>
           <w:sz w:val="32"/>
@@ -147,7 +140,7 @@
       </w:pPr>
       <w:r>
         <w:rPr>
-          <w:rFonts w:ascii="华文楷体" w:eastAsia="华文楷体" w:hAnsi="华文楷体" w:cs="Arial" w:hint="eastAsia"/>
+          <w:rFonts w:ascii="华文楷体" w:eastAsia="华文楷体" w:hint="eastAsia"/>
           <w:color w:val="333333"/>
           <w:kern w:val="0"/>
           <w:sz w:val="32"/>
@@ -163,7 +156,7 @@
         <w:spacing w:beforeLines="50" w:before="156" w:line="360" w:lineRule="atLeast"/>
         <w:jc w:val="left"/>
         <w:rPr>
-          <w:rFonts w:ascii="宋体" w:eastAsia="宋体" w:hAnsi="宋体" w:cs="Arial" w:hint="eastAsia"/>
+          <w:rFonts w:ascii="宋体" w:eastAsia="宋体"/>
           <w:color w:val="333333"/>
           <w:kern w:val="0"/>
           <w:sz w:val="32"/>
@@ -172,7 +165,7 @@
       </w:pPr>
       <w:r>
         <w:rPr>
-          <w:rFonts w:ascii="宋体" w:eastAsia="宋体" w:hAnsi="宋体" w:cs="Arial" w:hint="eastAsia"/>
+          <w:rFonts w:ascii="宋体" w:eastAsia="宋体" w:hint="eastAsia"/>
           <w:color w:val="333333"/>
           <w:kern w:val="0"/>
           <w:sz w:val="32"/>
@@ -182,7 +175,7 @@
       </w:r>
       <w:r>
         <w:rPr>
-          <w:rFonts w:ascii="宋体" w:eastAsia="宋体" w:hAnsi="宋体" w:cs="Arial" w:hint="eastAsia"/>
+          <w:rFonts w:ascii="宋体" w:eastAsia="宋体" w:hint="eastAsia"/>
           <w:color w:val="333333"/>
           <w:kern w:val="0"/>
           <w:sz w:val="32"/>
@@ -199,7 +192,7 @@
         <w:spacing w:beforeLines="50" w:before="156" w:line="360" w:lineRule="atLeast"/>
         <w:jc w:val="left"/>
         <w:rPr>
-          <w:rFonts w:ascii="宋体" w:eastAsia="宋体" w:hAnsi="宋体" w:cs="Arial" w:hint="eastAsia"/>
+          <w:rFonts w:ascii="宋体" w:eastAsia="宋体"/>
           <w:color w:val="333333"/>
           <w:kern w:val="0"/>
           <w:sz w:val="32"/>
@@ -208,7 +201,7 @@
       </w:pPr>
       <w:r>
         <w:rPr>
-          <w:rFonts w:ascii="宋体" w:eastAsia="宋体" w:hAnsi="宋体" w:cs="Arial" w:hint="eastAsia"/>
+          <w:rFonts w:ascii="宋体" w:eastAsia="宋体" w:hint="eastAsia"/>
           <w:color w:val="333333"/>
           <w:kern w:val="0"/>
           <w:sz w:val="32"/>
@@ -218,7 +211,7 @@
       </w:r>
       <w:r>
         <w:rPr>
-          <w:rFonts w:ascii="宋体" w:eastAsia="宋体" w:hAnsi="宋体" w:cs="Arial" w:hint="eastAsia"/>
+          <w:rFonts w:ascii="宋体" w:eastAsia="宋体" w:hint="eastAsia"/>
           <w:color w:val="333333"/>
           <w:kern w:val="0"/>
           <w:sz w:val="32"/>
@@ -235,26 +228,38 @@
         <w:spacing w:beforeLines="50" w:before="156" w:line="360" w:lineRule="atLeast"/>
         <w:jc w:val="left"/>
         <w:rPr>
-          <w:rFonts w:ascii="宋体" w:eastAsia="宋体" w:hAnsi="宋体" w:cs="Arial" w:hint="eastAsia"/>
+          <w:rFonts w:ascii="宋体" w:eastAsia="宋体"/>
           <w:color w:val="333333"/>
           <w:kern w:val="0"/>
           <w:sz w:val="32"/>
           <w:szCs w:val="32"/>
         </w:rPr>
       </w:pPr>
-      <w:r>
-        <w:rPr>
-          <w:rFonts w:ascii="宋体" w:eastAsia="宋体" w:hAnsi="宋体" w:cs="Arial" w:hint="eastAsia"/>
+      <w:proofErr w:type="gramStart"/>
+      <w:r>
+        <w:rPr>
+          <w:rFonts w:ascii="宋体" w:eastAsia="宋体" w:hint="eastAsia"/>
           <w:color w:val="333333"/>
           <w:kern w:val="0"/>
           <w:sz w:val="32"/>
           <w:szCs w:val="32"/>
         </w:rPr>
-        <w:t>作　　者：</w:t>
-      </w:r>
-      <w:r>
-        <w:rPr>
-          <w:rFonts w:ascii="宋体" w:eastAsia="宋体" w:hAnsi="宋体" w:cs="Arial" w:hint="eastAsia"/>
+        <w:t xml:space="preserve">作　　</w:t>
+      </w:r>
+      <w:proofErr w:type="gramEnd"/>
+      <w:r>
+        <w:rPr>
+          <w:rFonts w:ascii="宋体" w:eastAsia="宋体" w:hint="eastAsia"/>
+          <w:color w:val="333333"/>
+          <w:kern w:val="0"/>
+          <w:sz w:val="32"/>
+          <w:szCs w:val="32"/>
+        </w:rPr>
+        <w:t>者：</w:t>
+      </w:r>
+      <w:r>
+        <w:rPr>
+          <w:rFonts w:ascii="宋体" w:eastAsia="宋体" w:hint="eastAsia"/>
           <w:color w:val="333333"/>
           <w:kern w:val="0"/>
           <w:sz w:val="32"/>
@@ -271,7 +276,7 @@
         <w:spacing w:beforeLines="50" w:before="156" w:line="360" w:lineRule="atLeast"/>
         <w:jc w:val="left"/>
         <w:rPr>
-          <w:rFonts w:ascii="宋体" w:eastAsia="宋体" w:hAnsi="宋体" w:cs="Arial" w:hint="eastAsia"/>
+          <w:rFonts w:ascii="宋体" w:eastAsia="宋体"/>
           <w:color w:val="333333"/>
           <w:kern w:val="0"/>
           <w:sz w:val="32"/>
@@ -280,7 +285,7 @@
       </w:pPr>
       <w:r>
         <w:rPr>
-          <w:rFonts w:ascii="宋体" w:eastAsia="宋体" w:hAnsi="宋体" w:cs="Arial" w:hint="eastAsia"/>
+          <w:rFonts w:ascii="宋体" w:eastAsia="宋体" w:hint="eastAsia"/>
           <w:color w:val="333333"/>
           <w:kern w:val="0"/>
           <w:sz w:val="32"/>
@@ -290,7 +295,7 @@
       </w:r>
       <w:r>
         <w:rPr>
-          <w:rFonts w:ascii="宋体" w:eastAsia="宋体" w:hAnsi="宋体" w:cs="Arial" w:hint="eastAsia"/>
+          <w:rFonts w:ascii="宋体" w:eastAsia="宋体" w:hint="eastAsia"/>
           <w:color w:val="333333"/>
           <w:kern w:val="0"/>
           <w:sz w:val="32"/>
@@ -307,7 +312,7 @@
         <w:spacing w:beforeLines="50" w:before="156" w:afterLines="200" w:after="624" w:line="360" w:lineRule="atLeast"/>
         <w:jc w:val="left"/>
         <w:rPr>
-          <w:rFonts w:ascii="宋体" w:eastAsia="宋体" w:hAnsi="宋体" w:cs="Arial" w:hint="eastAsia"/>
+          <w:rFonts w:ascii="宋体" w:eastAsia="宋体"/>
           <w:color w:val="333333"/>
           <w:kern w:val="0"/>
           <w:sz w:val="32"/>
@@ -316,16 +321,17 @@
       </w:pPr>
       <w:r>
         <w:rPr>
-          <w:rFonts w:ascii="Arial" w:eastAsia="宋体" w:hAnsi="Arial" w:cs="Arial" w:hint="eastAsia"/>
+          <w:rFonts w:ascii="Arial" w:eastAsia="宋体" w:hAnsi="Arial" w:hint="eastAsia"/>
           <w:noProof/>
           <w:color w:val="333333"/>
           <w:kern w:val="0"/>
           <w:szCs w:val="21"/>
         </w:rPr>
+        <w:lastRenderedPageBreak/>
         <mc:AlternateContent>
           <mc:Choice Requires="wps">
             <w:drawing>
-              <wp:anchor distT="0" distB="0" distL="114300" distR="114300" simplePos="0" relativeHeight="251659264" behindDoc="0" locked="0" layoutInCell="1" allowOverlap="1" wp14:anchorId="459D8276" wp14:editId="0894CBBA">
+              <wp:anchor distT="0" distB="0" distL="114300" distR="114300" simplePos="0" relativeHeight="16" behindDoc="1" locked="0" layoutInCell="1" hidden="0" allowOverlap="1" wp14:anchorId="5C110B00" wp14:editId="14DFE581">
                 <wp:simplePos x="0" y="0"/>
                 <wp:positionH relativeFrom="margin">
                   <wp:posOffset>27305</wp:posOffset>
@@ -334,14 +340,18 @@
                   <wp:posOffset>835025</wp:posOffset>
                 </wp:positionV>
                 <wp:extent cx="5200650" cy="2381250"/>
-                <wp:effectExtent l="0" t="0" r="19050" b="19050"/>
+                <wp:effectExtent l="0" t="0" r="0" b="0"/>
                 <wp:wrapTopAndBottom/>
-                <wp:docPr id="2" name="文本框 2"/>
-                <wp:cNvGraphicFramePr/>
+                <wp:docPr id="4" name="文本框 4"/>
+                <wp:cNvGraphicFramePr>
+                  <a:graphicFrameLocks xmlns:a="http://schemas.openxmlformats.org/drawingml/2006/main"/>
+                </wp:cNvGraphicFramePr>
                 <a:graphic xmlns:a="http://schemas.openxmlformats.org/drawingml/2006/main">
                   <a:graphicData uri="http://schemas.microsoft.com/office/word/2010/wordprocessingShape">
                     <wps:wsp>
-                      <wps:cNvSpPr txBox="1"/>
+                      <wps:cNvSpPr>
+                        <a:spLocks/>
+                      </wps:cNvSpPr>
                       <wps:spPr>
                         <a:xfrm>
                           <a:off x="0" y="0"/>
@@ -351,12 +361,14 @@
                           <a:avLst/>
                         </a:prstGeom>
                         <a:solidFill>
-                          <a:schemeClr val="lt1"/>
+                          <a:srgbClr val="FFFFFF"/>
                         </a:solidFill>
-                        <a:ln w="6350">
+                        <a:ln w="6350" cap="flat" cmpd="sng">
                           <a:solidFill>
-                            <a:prstClr val="black"/>
+                            <a:srgbClr val="000000"/>
                           </a:solidFill>
+                          <a:prstDash val="solid"/>
+                          <a:round/>
                         </a:ln>
                       </wps:spPr>
                       <wps:txbx>
@@ -364,14 +376,14 @@
                           <w:p>
                             <w:pPr>
                               <w:rPr>
-                                <w:rFonts w:ascii="黑体" w:eastAsia="黑体" w:hAnsi="黑体" w:hint="eastAsia"/>
+                                <w:rFonts w:ascii="黑体" w:eastAsia="黑体"/>
                                 <w:sz w:val="28"/>
                                 <w:szCs w:val="28"/>
                               </w:rPr>
                             </w:pPr>
                             <w:r>
                               <w:rPr>
-                                <w:rFonts w:ascii="黑体" w:eastAsia="黑体" w:hAnsi="黑体" w:hint="eastAsia"/>
+                                <w:rFonts w:ascii="黑体" w:eastAsia="黑体" w:hint="eastAsia"/>
                                 <w:sz w:val="28"/>
                                 <w:szCs w:val="28"/>
                               </w:rPr>
@@ -380,349 +392,226 @@
                           </w:p>
                           <w:p>
                             <w:pPr>
-                              <w:pStyle w:val="a6"/>
+                              <w:pStyle w:val="10"/>
                               <w:numPr>
                                 <w:ilvl w:val="0"/>
-                                <w:numId w:val="3"/>
+                                <w:numId w:val="1"/>
                               </w:numPr>
                               <w:ind w:firstLineChars="0"/>
                               <w:rPr>
-                                <w:rFonts w:ascii="华文楷体" w:eastAsia="华文楷体" w:hAnsi="华文楷体" w:hint="eastAsia"/>
+                                <w:rFonts w:ascii="华文楷体" w:eastAsia="华文楷体"/>
                               </w:rPr>
                             </w:pPr>
                             <w:r>
                               <w:rPr>
-                                <w:rFonts w:ascii="华文楷体" w:eastAsia="华文楷体" w:hAnsi="华文楷体" w:hint="eastAsia"/>
+                                <w:rFonts w:ascii="华文楷体" w:eastAsia="华文楷体" w:hint="eastAsia"/>
                               </w:rPr>
-                              <w:t>本文档适用于</w:t>
+                              <w:t>本文档适用于所有涉及软件应用与开发类</w:t>
                             </w:r>
                             <w:r>
                               <w:rPr>
-                                <w:rFonts w:ascii="华文楷体" w:eastAsia="华文楷体" w:hAnsi="华文楷体" w:hint="eastAsia"/>
-                              </w:rPr>
-                              <w:t>所有</w:t>
-                            </w:r>
-                            <w:r>
-                              <w:rPr>
-                                <w:rFonts w:ascii="华文楷体" w:eastAsia="华文楷体" w:hAnsi="华文楷体" w:hint="eastAsia"/>
-                              </w:rPr>
-                              <w:t>涉及软件</w:t>
-                            </w:r>
-                            <w:r>
-                              <w:rPr>
-                                <w:rFonts w:ascii="华文楷体" w:eastAsia="华文楷体" w:hAnsi="华文楷体" w:hint="eastAsia"/>
-                              </w:rPr>
-                              <w:t>应用与开发类</w:t>
-                            </w:r>
-                            <w:r>
-                              <w:rPr>
-                                <w:rFonts w:ascii="华文楷体" w:eastAsia="华文楷体" w:hAnsi="华文楷体"/>
+                                <w:rFonts w:ascii="华文楷体" w:eastAsia="华文楷体"/>
                               </w:rPr>
                               <w:t>的各个小类</w:t>
                             </w:r>
                             <w:r>
                               <w:rPr>
-                                <w:rFonts w:ascii="华文楷体" w:eastAsia="华文楷体" w:hAnsi="华文楷体" w:hint="eastAsia"/>
+                                <w:rFonts w:ascii="华文楷体" w:eastAsia="华文楷体" w:hint="eastAsia"/>
                               </w:rPr>
-                              <w:t>作品，包括</w:t>
+                              <w:t>作品，包括：（1）Web应用与开发（2）管理信息系统（3）移动应用开发（非游戏类）（4）算法设计与应用（5）</w:t>
                             </w:r>
+                            <w:proofErr w:type="gramStart"/>
                             <w:r>
                               <w:rPr>
-                                <w:rFonts w:ascii="华文楷体" w:eastAsia="华文楷体" w:hAnsi="华文楷体" w:hint="eastAsia"/>
+                                <w:rFonts w:ascii="华文楷体" w:eastAsia="华文楷体" w:hint="eastAsia"/>
                               </w:rPr>
-                              <w:t>：</w:t>
+                              <w:t>信创软件</w:t>
                             </w:r>
+                            <w:proofErr w:type="gramEnd"/>
                             <w:r>
                               <w:rPr>
-                                <w:rFonts w:ascii="华文楷体" w:eastAsia="华文楷体" w:hAnsi="华文楷体" w:hint="eastAsia"/>
+                                <w:rFonts w:ascii="华文楷体" w:eastAsia="华文楷体" w:hint="eastAsia"/>
                               </w:rPr>
-                              <w:t>（1）Web应用与开发（2）管理信息系统（3）移动应用开发（非游戏类）（4）算法设计与应用（5）信创软件应用与开发（6</w:t>
-                            </w:r>
-                            <w:r>
-                              <w:rPr>
-                                <w:rFonts w:ascii="华文楷体" w:eastAsia="华文楷体" w:hAnsi="华文楷体" w:hint="eastAsia"/>
-                              </w:rPr>
-                              <w:t>）区块链应用与开发</w:t>
-                            </w:r>
-                            <w:r>
-                              <w:rPr>
-                                <w:rFonts w:ascii="华文楷体" w:eastAsia="华文楷体" w:hAnsi="华文楷体" w:hint="eastAsia"/>
-                              </w:rPr>
-                              <w:t>；</w:t>
+                              <w:t>应用与开发（6）区块链应用与开发；</w:t>
                             </w:r>
                           </w:p>
                           <w:p>
                             <w:pPr>
-                              <w:pStyle w:val="a6"/>
+                              <w:pStyle w:val="10"/>
                               <w:numPr>
                                 <w:ilvl w:val="0"/>
-                                <w:numId w:val="3"/>
+                                <w:numId w:val="1"/>
                               </w:numPr>
                               <w:ind w:firstLineChars="0"/>
                               <w:rPr>
-                                <w:rFonts w:ascii="华文楷体" w:eastAsia="华文楷体" w:hAnsi="华文楷体" w:hint="eastAsia"/>
+                                <w:rFonts w:ascii="华文楷体" w:eastAsia="华文楷体"/>
                               </w:rPr>
                             </w:pPr>
                             <w:r>
                               <w:rPr>
-                                <w:rFonts w:ascii="华文楷体" w:eastAsia="华文楷体" w:hAnsi="华文楷体" w:hint="eastAsia"/>
+                                <w:rFonts w:ascii="华文楷体" w:eastAsia="华文楷体" w:hint="eastAsia"/>
                               </w:rPr>
-                              <w:t>本文档为简要文档，不宜长篇大论</w:t>
+                              <w:t>本文档为简要文档，不宜长篇大论，需简明扼要，</w:t>
                             </w:r>
                             <w:r>
                               <w:rPr>
-                                <w:rFonts w:ascii="华文楷体" w:eastAsia="华文楷体" w:hAnsi="华文楷体" w:hint="eastAsia"/>
+                                <w:rFonts w:ascii="华文楷体" w:eastAsia="华文楷体"/>
+                              </w:rPr>
+                              <w:t>建议</w:t>
+                            </w:r>
+                            <w:r>
+                              <w:rPr>
+                                <w:rFonts w:ascii="华文楷体" w:eastAsia="华文楷体" w:hint="eastAsia"/>
+                              </w:rPr>
+                              <w:t>设计</w:t>
+                            </w:r>
+                            <w:r>
+                              <w:rPr>
+                                <w:rFonts w:ascii="华文楷体" w:eastAsia="华文楷体"/>
+                              </w:rPr>
+                              <w:t>二级目录</w:t>
+                            </w:r>
+                            <w:r>
+                              <w:rPr>
+                                <w:rFonts w:ascii="华文楷体" w:eastAsia="华文楷体" w:hint="eastAsia"/>
+                              </w:rPr>
+                              <w:t>，逻辑性强；</w:t>
+                            </w:r>
+                          </w:p>
+                          <w:p>
+                            <w:pPr>
+                              <w:pStyle w:val="10"/>
+                              <w:numPr>
+                                <w:ilvl w:val="0"/>
+                                <w:numId w:val="1"/>
+                              </w:numPr>
+                              <w:ind w:firstLineChars="0"/>
+                              <w:rPr>
+                                <w:rFonts w:ascii="华文楷体" w:eastAsia="华文楷体"/>
+                              </w:rPr>
+                            </w:pPr>
+                            <w:r>
+                              <w:rPr>
+                                <w:rFonts w:ascii="华文楷体" w:eastAsia="华文楷体" w:hint="eastAsia"/>
+                              </w:rPr>
+                              <w:t>一级标题采用二号黑体，</w:t>
+                            </w:r>
+                            <w:r>
+                              <w:rPr>
+                                <w:rFonts w:ascii="华文楷体" w:eastAsia="华文楷体"/>
+                              </w:rPr>
+                              <w:t>居中</w:t>
+                            </w:r>
+                            <w:r>
+                              <w:rPr>
+                                <w:rFonts w:ascii="华文楷体" w:eastAsia="华文楷体" w:hint="eastAsia"/>
+                              </w:rPr>
+                              <w:t>，二级</w:t>
+                            </w:r>
+                            <w:r>
+                              <w:rPr>
+                                <w:rFonts w:ascii="华文楷体" w:eastAsia="华文楷体"/>
+                              </w:rPr>
+                              <w:t>标题采用三号黑体，</w:t>
+                            </w:r>
+                            <w:r>
+                              <w:rPr>
+                                <w:rFonts w:ascii="华文楷体" w:eastAsia="华文楷体" w:hint="eastAsia"/>
+                              </w:rPr>
+                              <w:t>靠左</w:t>
+                            </w:r>
+                            <w:r>
+                              <w:rPr>
+                                <w:rFonts w:ascii="华文楷体" w:eastAsia="华文楷体"/>
                               </w:rPr>
                               <w:t>，</w:t>
                             </w:r>
                             <w:r>
                               <w:rPr>
-                                <w:rFonts w:ascii="华文楷体" w:eastAsia="华文楷体" w:hAnsi="华文楷体" w:hint="eastAsia"/>
+                                <w:rFonts w:ascii="华文楷体" w:eastAsia="华文楷体" w:hint="eastAsia"/>
                               </w:rPr>
-                              <w:t>需</w:t>
+                              <w:t>根据需要可以</w:t>
                             </w:r>
                             <w:r>
                               <w:rPr>
-                                <w:rFonts w:ascii="华文楷体" w:eastAsia="华文楷体" w:hAnsi="华文楷体" w:hint="eastAsia"/>
-                              </w:rPr>
-                              <w:t>简明扼要</w:t>
-                            </w:r>
-                            <w:r>
-                              <w:rPr>
-                                <w:rFonts w:ascii="华文楷体" w:eastAsia="华文楷体" w:hAnsi="华文楷体" w:hint="eastAsia"/>
-                              </w:rPr>
-                              <w:t>，</w:t>
-                            </w:r>
-                            <w:r>
-                              <w:rPr>
-                                <w:rFonts w:ascii="华文楷体" w:eastAsia="华文楷体" w:hAnsi="华文楷体"/>
-                              </w:rPr>
-                              <w:t>建议</w:t>
-                            </w:r>
-                            <w:r>
-                              <w:rPr>
-                                <w:rFonts w:ascii="华文楷体" w:eastAsia="华文楷体" w:hAnsi="华文楷体" w:hint="eastAsia"/>
-                              </w:rPr>
-                              <w:t>设计</w:t>
-                            </w:r>
-                            <w:r>
-                              <w:rPr>
-                                <w:rFonts w:ascii="华文楷体" w:eastAsia="华文楷体" w:hAnsi="华文楷体"/>
-                              </w:rPr>
-                              <w:t>二级目录</w:t>
-                            </w:r>
-                            <w:r>
-                              <w:rPr>
-                                <w:rFonts w:ascii="华文楷体" w:eastAsia="华文楷体" w:hAnsi="华文楷体" w:hint="eastAsia"/>
-                              </w:rPr>
-                              <w:t>，逻辑性强</w:t>
-                            </w:r>
-                            <w:r>
-                              <w:rPr>
-                                <w:rFonts w:ascii="华文楷体" w:eastAsia="华文楷体" w:hAnsi="华文楷体" w:hint="eastAsia"/>
-                              </w:rPr>
-                              <w:t>；</w:t>
-                            </w:r>
-                          </w:p>
-                          <w:p>
-                            <w:pPr>
-                              <w:pStyle w:val="a6"/>
-                              <w:numPr>
-                                <w:ilvl w:val="0"/>
-                                <w:numId w:val="3"/>
-                              </w:numPr>
-                              <w:ind w:firstLineChars="0"/>
-                              <w:rPr>
-                                <w:rFonts w:ascii="华文楷体" w:eastAsia="华文楷体" w:hAnsi="华文楷体" w:hint="eastAsia"/>
-                              </w:rPr>
-                            </w:pPr>
-                            <w:r>
-                              <w:rPr>
-                                <w:rFonts w:ascii="华文楷体" w:eastAsia="华文楷体" w:hAnsi="华文楷体" w:hint="eastAsia"/>
-                              </w:rPr>
-                              <w:t>一级标题</w:t>
-                            </w:r>
-                            <w:r>
-                              <w:rPr>
-                                <w:rFonts w:ascii="华文楷体" w:eastAsia="华文楷体" w:hAnsi="华文楷体" w:hint="eastAsia"/>
-                              </w:rPr>
-                              <w:t>采用</w:t>
-                            </w:r>
-                            <w:r>
-                              <w:rPr>
-                                <w:rFonts w:ascii="华文楷体" w:eastAsia="华文楷体" w:hAnsi="华文楷体" w:hint="eastAsia"/>
-                              </w:rPr>
-                              <w:t>二号黑体</w:t>
-                            </w:r>
-                            <w:r>
-                              <w:rPr>
-                                <w:rFonts w:ascii="华文楷体" w:eastAsia="华文楷体" w:hAnsi="华文楷体" w:hint="eastAsia"/>
-                              </w:rPr>
-                              <w:t>，</w:t>
-                            </w:r>
-                            <w:r>
-                              <w:rPr>
-                                <w:rFonts w:ascii="华文楷体" w:eastAsia="华文楷体" w:hAnsi="华文楷体"/>
-                              </w:rPr>
-                              <w:t>居中</w:t>
-                            </w:r>
-                            <w:r>
-                              <w:rPr>
-                                <w:rFonts w:ascii="华文楷体" w:eastAsia="华文楷体" w:hAnsi="华文楷体" w:hint="eastAsia"/>
-                              </w:rPr>
-                              <w:t>，</w:t>
-                            </w:r>
-                            <w:r>
-                              <w:rPr>
-                                <w:rFonts w:ascii="华文楷体" w:eastAsia="华文楷体" w:hAnsi="华文楷体" w:hint="eastAsia"/>
-                              </w:rPr>
-                              <w:t>二级</w:t>
-                            </w:r>
-                            <w:r>
-                              <w:rPr>
-                                <w:rFonts w:ascii="华文楷体" w:eastAsia="华文楷体" w:hAnsi="华文楷体"/>
-                              </w:rPr>
-                              <w:t>标题采用三号黑体，</w:t>
-                            </w:r>
-                            <w:r>
-                              <w:rPr>
-                                <w:rFonts w:ascii="华文楷体" w:eastAsia="华文楷体" w:hAnsi="华文楷体" w:hint="eastAsia"/>
-                              </w:rPr>
-                              <w:t>靠左</w:t>
-                            </w:r>
-                            <w:r>
-                              <w:rPr>
-                                <w:rFonts w:ascii="华文楷体" w:eastAsia="华文楷体" w:hAnsi="华文楷体"/>
-                              </w:rPr>
-                              <w:t>，</w:t>
-                            </w:r>
-                            <w:r>
-                              <w:rPr>
-                                <w:rFonts w:ascii="华文楷体" w:eastAsia="华文楷体" w:hAnsi="华文楷体" w:hint="eastAsia"/>
-                              </w:rPr>
-                              <w:t>根据需要</w:t>
-                            </w:r>
-                            <w:r>
-                              <w:rPr>
-                                <w:rFonts w:ascii="华文楷体" w:eastAsia="华文楷体" w:hAnsi="华文楷体" w:hint="eastAsia"/>
-                              </w:rPr>
-                              <w:t>可以</w:t>
-                            </w:r>
-                            <w:r>
-                              <w:rPr>
-                                <w:rFonts w:ascii="华文楷体" w:eastAsia="华文楷体" w:hAnsi="华文楷体"/>
+                                <w:rFonts w:ascii="华文楷体" w:eastAsia="华文楷体"/>
                               </w:rPr>
                               <w:t>设计三级</w:t>
                             </w:r>
                             <w:r>
                               <w:rPr>
-                                <w:rFonts w:ascii="华文楷体" w:eastAsia="华文楷体" w:hAnsi="华文楷体" w:hint="eastAsia"/>
+                                <w:rFonts w:ascii="华文楷体" w:eastAsia="华文楷体" w:hint="eastAsia"/>
                               </w:rPr>
-                              <w:t>标题</w:t>
-                            </w:r>
-                            <w:r>
-                              <w:rPr>
-                                <w:rFonts w:ascii="华文楷体" w:eastAsia="华文楷体" w:hAnsi="华文楷体" w:hint="eastAsia"/>
-                              </w:rPr>
-                              <w:t>，正文一律用五号宋体；</w:t>
+                              <w:t>标题，正文一律用五号宋体；</w:t>
                             </w:r>
                           </w:p>
                           <w:p>
                             <w:pPr>
-                              <w:pStyle w:val="a6"/>
+                              <w:pStyle w:val="10"/>
                               <w:numPr>
                                 <w:ilvl w:val="0"/>
-                                <w:numId w:val="3"/>
+                                <w:numId w:val="1"/>
                               </w:numPr>
                               <w:ind w:firstLineChars="0"/>
                               <w:rPr>
-                                <w:rFonts w:ascii="华文楷体" w:eastAsia="华文楷体" w:hAnsi="华文楷体" w:hint="eastAsia"/>
+                                <w:rFonts w:ascii="华文楷体" w:eastAsia="华文楷体"/>
                               </w:rPr>
                             </w:pPr>
                             <w:r>
                               <w:rPr>
-                                <w:rFonts w:ascii="华文楷体" w:eastAsia="华文楷体" w:hAnsi="华文楷体" w:hint="eastAsia"/>
+                                <w:rFonts w:ascii="华文楷体" w:eastAsia="华文楷体" w:hint="eastAsia"/>
                               </w:rPr>
                               <w:t>提交文档时，以PDF格式提交本文档；</w:t>
                             </w:r>
                           </w:p>
                           <w:p>
                             <w:pPr>
-                              <w:pStyle w:val="a6"/>
+                              <w:pStyle w:val="10"/>
                               <w:numPr>
                                 <w:ilvl w:val="0"/>
-                                <w:numId w:val="3"/>
+                                <w:numId w:val="1"/>
                               </w:numPr>
                               <w:ind w:firstLineChars="0"/>
                               <w:rPr>
-                                <w:rFonts w:ascii="华文楷体" w:eastAsia="华文楷体" w:hAnsi="华文楷体" w:hint="eastAsia"/>
+                                <w:rFonts w:ascii="华文楷体" w:eastAsia="华文楷体"/>
                               </w:rPr>
                             </w:pPr>
                             <w:r>
                               <w:rPr>
-                                <w:rFonts w:ascii="华文楷体" w:eastAsia="华文楷体" w:hAnsi="华文楷体" w:hint="eastAsia"/>
+                                <w:rFonts w:ascii="华文楷体" w:eastAsia="华文楷体" w:hint="eastAsia"/>
                               </w:rPr>
-                              <w:t>本文档</w:t>
-                            </w:r>
-                            <w:r>
-                              <w:rPr>
-                                <w:rFonts w:ascii="华文楷体" w:eastAsia="华文楷体" w:hAnsi="华文楷体" w:hint="eastAsia"/>
-                              </w:rPr>
-                              <w:t>内容是正式参赛内容组成部分，务必真实</w:t>
-                            </w:r>
-                            <w:r>
-                              <w:rPr>
-                                <w:rFonts w:ascii="华文楷体" w:eastAsia="华文楷体" w:hAnsi="华文楷体" w:hint="eastAsia"/>
-                              </w:rPr>
-                              <w:t>填写。如不属实，将导致奖项等级</w:t>
-                            </w:r>
-                            <w:r>
-                              <w:rPr>
-                                <w:rFonts w:ascii="华文楷体" w:eastAsia="华文楷体" w:hAnsi="华文楷体" w:hint="eastAsia"/>
-                              </w:rPr>
-                              <w:t>降低甚至终止本作品参加比赛。</w:t>
+                              <w:t>本文档内容是正式参赛内容组成部分，务必真实填写。如不属实，将导致奖项等级降低甚至终止本作品参加比赛。</w:t>
                             </w:r>
                           </w:p>
                         </w:txbxContent>
                       </wps:txbx>
-                      <wps:bodyPr rot="0" spcFirstLastPara="0" vertOverflow="overflow" horzOverflow="overflow" vert="horz" wrap="square" lIns="91440" tIns="45720" rIns="91440" bIns="45720" numCol="1" spcCol="0" rtlCol="0" fromWordArt="0" anchor="t" anchorCtr="0" forceAA="0" compatLnSpc="1">
-                        <a:prstTxWarp prst="textNoShape">
-                          <a:avLst/>
-                        </a:prstTxWarp>
+                      <wps:bodyPr vert="horz" wrap="square" lIns="91440" tIns="45720" rIns="91440" bIns="45720" anchor="t" anchorCtr="0">
                         <a:noAutofit/>
                       </wps:bodyPr>
                     </wps:wsp>
                   </a:graphicData>
                 </a:graphic>
-                <wp14:sizeRelH relativeFrom="margin">
-                  <wp14:pctWidth>0</wp14:pctWidth>
-                </wp14:sizeRelH>
-                <wp14:sizeRelV relativeFrom="margin">
-                  <wp14:pctHeight>0</wp14:pctHeight>
-                </wp14:sizeRelV>
               </wp:anchor>
             </w:drawing>
           </mc:Choice>
           <mc:Fallback>
             <w:pict>
-              <v:shapetype w14:anchorId="459D8276" id="_x0000_t202" coordsize="21600,21600" o:spt="202" path="m,l,21600r21600,l21600,xe">
-                <v:stroke joinstyle="miter"/>
-                <v:path gradientshapeok="t" o:connecttype="rect"/>
-              </v:shapetype>
-              <v:shape id="文本框 2" o:spid="_x0000_s1026" type="#_x0000_t202" style="position:absolute;margin-left:2.15pt;margin-top:65.75pt;width:409.5pt;height:187.5pt;z-index:251659264;visibility:visible;mso-wrap-style:square;mso-width-percent:0;mso-height-percent:0;mso-wrap-distance-left:9pt;mso-wrap-distance-top:0;mso-wrap-distance-right:9pt;mso-wrap-distance-bottom:0;mso-position-horizontal:absolute;mso-position-horizontal-relative:margin;mso-position-vertical:absolute;mso-position-vertical-relative:text;mso-width-percent:0;mso-height-percent:0;mso-width-relative:margin;mso-height-relative:margin;v-text-anchor:top" o:gfxdata="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" fillcolor="white [3201]" strokeweight=".5pt">
+              <v:rect w14:anchorId="5C110B00" id="文本框 4" o:spid="_x0000_s1026" style="position:absolute;margin-left:2.15pt;margin-top:65.75pt;width:409.5pt;height:187.5pt;z-index:-503316464;visibility:visible;mso-wrap-style:square;mso-wrap-distance-left:9pt;mso-wrap-distance-top:0;mso-wrap-distance-right:9pt;mso-wrap-distance-bottom:0;mso-position-horizontal:absolute;mso-position-horizontal-relative:margin;mso-position-vertical:absolute;mso-position-vertical-relative:text;v-text-anchor:top" o:gfxdata="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" strokeweight=".5pt">
+                <v:stroke joinstyle="round"/>
+                <v:path arrowok="t"/>
                 <v:textbox>
                   <w:txbxContent>
                     <w:p>
                       <w:pPr>
                         <w:rPr>
-                          <w:rFonts w:ascii="黑体" w:eastAsia="黑体" w:hAnsi="黑体" w:hint="eastAsia"/>
+                          <w:rFonts w:ascii="黑体" w:eastAsia="黑体"/>
                           <w:sz w:val="28"/>
                           <w:szCs w:val="28"/>
                         </w:rPr>
                       </w:pPr>
                       <w:r>
                         <w:rPr>
-                          <w:rFonts w:ascii="黑体" w:eastAsia="黑体" w:hAnsi="黑体" w:hint="eastAsia"/>
+                          <w:rFonts w:ascii="黑体" w:eastAsia="黑体" w:hint="eastAsia"/>
                           <w:sz w:val="28"/>
                           <w:szCs w:val="28"/>
                         </w:rPr>
@@ -731,320 +620,208 @@
                     </w:p>
                     <w:p>
                       <w:pPr>
-                        <w:pStyle w:val="a6"/>
+                        <w:pStyle w:val="10"/>
                         <w:numPr>
                           <w:ilvl w:val="0"/>
-                          <w:numId w:val="3"/>
+                          <w:numId w:val="1"/>
                         </w:numPr>
                         <w:ind w:firstLineChars="0"/>
                         <w:rPr>
-                          <w:rFonts w:ascii="华文楷体" w:eastAsia="华文楷体" w:hAnsi="华文楷体" w:hint="eastAsia"/>
+                          <w:rFonts w:ascii="华文楷体" w:eastAsia="华文楷体"/>
                         </w:rPr>
                       </w:pPr>
                       <w:r>
                         <w:rPr>
-                          <w:rFonts w:ascii="华文楷体" w:eastAsia="华文楷体" w:hAnsi="华文楷体" w:hint="eastAsia"/>
+                          <w:rFonts w:ascii="华文楷体" w:eastAsia="华文楷体" w:hint="eastAsia"/>
                         </w:rPr>
-                        <w:t>本文档适用于</w:t>
+                        <w:t>本文档适用于所有涉及软件应用与开发类</w:t>
                       </w:r>
                       <w:r>
                         <w:rPr>
-                          <w:rFonts w:ascii="华文楷体" w:eastAsia="华文楷体" w:hAnsi="华文楷体" w:hint="eastAsia"/>
-                        </w:rPr>
-                        <w:t>所有</w:t>
-                      </w:r>
-                      <w:r>
-                        <w:rPr>
-                          <w:rFonts w:ascii="华文楷体" w:eastAsia="华文楷体" w:hAnsi="华文楷体" w:hint="eastAsia"/>
-                        </w:rPr>
-                        <w:t>涉及软件</w:t>
-                      </w:r>
-                      <w:r>
-                        <w:rPr>
-                          <w:rFonts w:ascii="华文楷体" w:eastAsia="华文楷体" w:hAnsi="华文楷体" w:hint="eastAsia"/>
-                        </w:rPr>
-                        <w:t>应用与开发类</w:t>
-                      </w:r>
-                      <w:r>
-                        <w:rPr>
-                          <w:rFonts w:ascii="华文楷体" w:eastAsia="华文楷体" w:hAnsi="华文楷体"/>
+                          <w:rFonts w:ascii="华文楷体" w:eastAsia="华文楷体"/>
                         </w:rPr>
                         <w:t>的各个小类</w:t>
                       </w:r>
                       <w:r>
                         <w:rPr>
-                          <w:rFonts w:ascii="华文楷体" w:eastAsia="华文楷体" w:hAnsi="华文楷体" w:hint="eastAsia"/>
+                          <w:rFonts w:ascii="华文楷体" w:eastAsia="华文楷体" w:hint="eastAsia"/>
                         </w:rPr>
-                        <w:t>作品，包括</w:t>
+                        <w:t>作品，包括：（1）Web应用与开发（2）管理信息系统（3）移动应用开发（非游戏类）（4）算法设计与应用（5）</w:t>
                       </w:r>
+                      <w:proofErr w:type="gramStart"/>
                       <w:r>
                         <w:rPr>
-                          <w:rFonts w:ascii="华文楷体" w:eastAsia="华文楷体" w:hAnsi="华文楷体" w:hint="eastAsia"/>
+                          <w:rFonts w:ascii="华文楷体" w:eastAsia="华文楷体" w:hint="eastAsia"/>
                         </w:rPr>
-                        <w:t>：</w:t>
+                        <w:t>信创软件</w:t>
                       </w:r>
+                      <w:proofErr w:type="gramEnd"/>
                       <w:r>
                         <w:rPr>
-                          <w:rFonts w:ascii="华文楷体" w:eastAsia="华文楷体" w:hAnsi="华文楷体" w:hint="eastAsia"/>
+                          <w:rFonts w:ascii="华文楷体" w:eastAsia="华文楷体" w:hint="eastAsia"/>
                         </w:rPr>
-                        <w:t>（1）Web应用与开发（2）管理信息系统（3）移动应用开发（非游戏类）（4）算法设计与应用（5）信创软件应用与开发（6</w:t>
-                      </w:r>
-                      <w:r>
-                        <w:rPr>
-                          <w:rFonts w:ascii="华文楷体" w:eastAsia="华文楷体" w:hAnsi="华文楷体" w:hint="eastAsia"/>
-                        </w:rPr>
-                        <w:t>）区块链应用与开发</w:t>
-                      </w:r>
-                      <w:r>
-                        <w:rPr>
-                          <w:rFonts w:ascii="华文楷体" w:eastAsia="华文楷体" w:hAnsi="华文楷体" w:hint="eastAsia"/>
-                        </w:rPr>
-                        <w:t>；</w:t>
+                        <w:t>应用与开发（6）区块链应用与开发；</w:t>
                       </w:r>
                     </w:p>
                     <w:p>
                       <w:pPr>
-                        <w:pStyle w:val="a6"/>
+                        <w:pStyle w:val="10"/>
                         <w:numPr>
                           <w:ilvl w:val="0"/>
-                          <w:numId w:val="3"/>
+                          <w:numId w:val="1"/>
                         </w:numPr>
                         <w:ind w:firstLineChars="0"/>
                         <w:rPr>
-                          <w:rFonts w:ascii="华文楷体" w:eastAsia="华文楷体" w:hAnsi="华文楷体" w:hint="eastAsia"/>
+                          <w:rFonts w:ascii="华文楷体" w:eastAsia="华文楷体"/>
                         </w:rPr>
                       </w:pPr>
                       <w:r>
                         <w:rPr>
-                          <w:rFonts w:ascii="华文楷体" w:eastAsia="华文楷体" w:hAnsi="华文楷体" w:hint="eastAsia"/>
+                          <w:rFonts w:ascii="华文楷体" w:eastAsia="华文楷体" w:hint="eastAsia"/>
                         </w:rPr>
-                        <w:t>本文档为简要文档，不宜长篇大论</w:t>
+                        <w:t>本文档为简要文档，不宜长篇大论，需简明扼要，</w:t>
                       </w:r>
                       <w:r>
                         <w:rPr>
-                          <w:rFonts w:ascii="华文楷体" w:eastAsia="华文楷体" w:hAnsi="华文楷体" w:hint="eastAsia"/>
+                          <w:rFonts w:ascii="华文楷体" w:eastAsia="华文楷体"/>
+                        </w:rPr>
+                        <w:t>建议</w:t>
+                      </w:r>
+                      <w:r>
+                        <w:rPr>
+                          <w:rFonts w:ascii="华文楷体" w:eastAsia="华文楷体" w:hint="eastAsia"/>
+                        </w:rPr>
+                        <w:t>设计</w:t>
+                      </w:r>
+                      <w:r>
+                        <w:rPr>
+                          <w:rFonts w:ascii="华文楷体" w:eastAsia="华文楷体"/>
+                        </w:rPr>
+                        <w:t>二级目录</w:t>
+                      </w:r>
+                      <w:r>
+                        <w:rPr>
+                          <w:rFonts w:ascii="华文楷体" w:eastAsia="华文楷体" w:hint="eastAsia"/>
+                        </w:rPr>
+                        <w:t>，逻辑性强；</w:t>
+                      </w:r>
+                    </w:p>
+                    <w:p>
+                      <w:pPr>
+                        <w:pStyle w:val="10"/>
+                        <w:numPr>
+                          <w:ilvl w:val="0"/>
+                          <w:numId w:val="1"/>
+                        </w:numPr>
+                        <w:ind w:firstLineChars="0"/>
+                        <w:rPr>
+                          <w:rFonts w:ascii="华文楷体" w:eastAsia="华文楷体"/>
+                        </w:rPr>
+                      </w:pPr>
+                      <w:r>
+                        <w:rPr>
+                          <w:rFonts w:ascii="华文楷体" w:eastAsia="华文楷体" w:hint="eastAsia"/>
+                        </w:rPr>
+                        <w:t>一级标题采用二号黑体，</w:t>
+                      </w:r>
+                      <w:r>
+                        <w:rPr>
+                          <w:rFonts w:ascii="华文楷体" w:eastAsia="华文楷体"/>
+                        </w:rPr>
+                        <w:t>居中</w:t>
+                      </w:r>
+                      <w:r>
+                        <w:rPr>
+                          <w:rFonts w:ascii="华文楷体" w:eastAsia="华文楷体" w:hint="eastAsia"/>
+                        </w:rPr>
+                        <w:t>，二级</w:t>
+                      </w:r>
+                      <w:r>
+                        <w:rPr>
+                          <w:rFonts w:ascii="华文楷体" w:eastAsia="华文楷体"/>
+                        </w:rPr>
+                        <w:t>标题采用三号黑体，</w:t>
+                      </w:r>
+                      <w:r>
+                        <w:rPr>
+                          <w:rFonts w:ascii="华文楷体" w:eastAsia="华文楷体" w:hint="eastAsia"/>
+                        </w:rPr>
+                        <w:t>靠左</w:t>
+                      </w:r>
+                      <w:r>
+                        <w:rPr>
+                          <w:rFonts w:ascii="华文楷体" w:eastAsia="华文楷体"/>
                         </w:rPr>
                         <w:t>，</w:t>
                       </w:r>
                       <w:r>
                         <w:rPr>
-                          <w:rFonts w:ascii="华文楷体" w:eastAsia="华文楷体" w:hAnsi="华文楷体" w:hint="eastAsia"/>
+                          <w:rFonts w:ascii="华文楷体" w:eastAsia="华文楷体" w:hint="eastAsia"/>
                         </w:rPr>
-                        <w:t>需</w:t>
+                        <w:t>根据需要可以</w:t>
                       </w:r>
                       <w:r>
                         <w:rPr>
-                          <w:rFonts w:ascii="华文楷体" w:eastAsia="华文楷体" w:hAnsi="华文楷体" w:hint="eastAsia"/>
-                        </w:rPr>
-                        <w:t>简明扼要</w:t>
-                      </w:r>
-                      <w:r>
-                        <w:rPr>
-                          <w:rFonts w:ascii="华文楷体" w:eastAsia="华文楷体" w:hAnsi="华文楷体" w:hint="eastAsia"/>
-                        </w:rPr>
-                        <w:t>，</w:t>
-                      </w:r>
-                      <w:r>
-                        <w:rPr>
-                          <w:rFonts w:ascii="华文楷体" w:eastAsia="华文楷体" w:hAnsi="华文楷体"/>
-                        </w:rPr>
-                        <w:t>建议</w:t>
-                      </w:r>
-                      <w:r>
-                        <w:rPr>
-                          <w:rFonts w:ascii="华文楷体" w:eastAsia="华文楷体" w:hAnsi="华文楷体" w:hint="eastAsia"/>
-                        </w:rPr>
-                        <w:t>设计</w:t>
-                      </w:r>
-                      <w:r>
-                        <w:rPr>
-                          <w:rFonts w:ascii="华文楷体" w:eastAsia="华文楷体" w:hAnsi="华文楷体"/>
-                        </w:rPr>
-                        <w:t>二级目录</w:t>
-                      </w:r>
-                      <w:r>
-                        <w:rPr>
-                          <w:rFonts w:ascii="华文楷体" w:eastAsia="华文楷体" w:hAnsi="华文楷体" w:hint="eastAsia"/>
-                        </w:rPr>
-                        <w:t>，逻辑性强</w:t>
-                      </w:r>
-                      <w:r>
-                        <w:rPr>
-                          <w:rFonts w:ascii="华文楷体" w:eastAsia="华文楷体" w:hAnsi="华文楷体" w:hint="eastAsia"/>
-                        </w:rPr>
-                        <w:t>；</w:t>
-                      </w:r>
-                    </w:p>
-                    <w:p>
-                      <w:pPr>
-                        <w:pStyle w:val="a6"/>
-                        <w:numPr>
-                          <w:ilvl w:val="0"/>
-                          <w:numId w:val="3"/>
-                        </w:numPr>
-                        <w:ind w:firstLineChars="0"/>
-                        <w:rPr>
-                          <w:rFonts w:ascii="华文楷体" w:eastAsia="华文楷体" w:hAnsi="华文楷体" w:hint="eastAsia"/>
-                        </w:rPr>
-                      </w:pPr>
-                      <w:r>
-                        <w:rPr>
-                          <w:rFonts w:ascii="华文楷体" w:eastAsia="华文楷体" w:hAnsi="华文楷体" w:hint="eastAsia"/>
-                        </w:rPr>
-                        <w:t>一级标题</w:t>
-                      </w:r>
-                      <w:r>
-                        <w:rPr>
-                          <w:rFonts w:ascii="华文楷体" w:eastAsia="华文楷体" w:hAnsi="华文楷体" w:hint="eastAsia"/>
-                        </w:rPr>
-                        <w:t>采用</w:t>
-                      </w:r>
-                      <w:r>
-                        <w:rPr>
-                          <w:rFonts w:ascii="华文楷体" w:eastAsia="华文楷体" w:hAnsi="华文楷体" w:hint="eastAsia"/>
-                        </w:rPr>
-                        <w:t>二号黑体</w:t>
-                      </w:r>
-                      <w:r>
-                        <w:rPr>
-                          <w:rFonts w:ascii="华文楷体" w:eastAsia="华文楷体" w:hAnsi="华文楷体" w:hint="eastAsia"/>
-                        </w:rPr>
-                        <w:t>，</w:t>
-                      </w:r>
-                      <w:r>
-                        <w:rPr>
-                          <w:rFonts w:ascii="华文楷体" w:eastAsia="华文楷体" w:hAnsi="华文楷体"/>
-                        </w:rPr>
-                        <w:t>居中</w:t>
-                      </w:r>
-                      <w:r>
-                        <w:rPr>
-                          <w:rFonts w:ascii="华文楷体" w:eastAsia="华文楷体" w:hAnsi="华文楷体" w:hint="eastAsia"/>
-                        </w:rPr>
-                        <w:t>，</w:t>
-                      </w:r>
-                      <w:r>
-                        <w:rPr>
-                          <w:rFonts w:ascii="华文楷体" w:eastAsia="华文楷体" w:hAnsi="华文楷体" w:hint="eastAsia"/>
-                        </w:rPr>
-                        <w:t>二级</w:t>
-                      </w:r>
-                      <w:r>
-                        <w:rPr>
-                          <w:rFonts w:ascii="华文楷体" w:eastAsia="华文楷体" w:hAnsi="华文楷体"/>
-                        </w:rPr>
-                        <w:t>标题采用三号黑体，</w:t>
-                      </w:r>
-                      <w:r>
-                        <w:rPr>
-                          <w:rFonts w:ascii="华文楷体" w:eastAsia="华文楷体" w:hAnsi="华文楷体" w:hint="eastAsia"/>
-                        </w:rPr>
-                        <w:t>靠左</w:t>
-                      </w:r>
-                      <w:r>
-                        <w:rPr>
-                          <w:rFonts w:ascii="华文楷体" w:eastAsia="华文楷体" w:hAnsi="华文楷体"/>
-                        </w:rPr>
-                        <w:t>，</w:t>
-                      </w:r>
-                      <w:r>
-                        <w:rPr>
-                          <w:rFonts w:ascii="华文楷体" w:eastAsia="华文楷体" w:hAnsi="华文楷体" w:hint="eastAsia"/>
-                        </w:rPr>
-                        <w:t>根据需要</w:t>
-                      </w:r>
-                      <w:r>
-                        <w:rPr>
-                          <w:rFonts w:ascii="华文楷体" w:eastAsia="华文楷体" w:hAnsi="华文楷体" w:hint="eastAsia"/>
-                        </w:rPr>
-                        <w:t>可以</w:t>
-                      </w:r>
-                      <w:r>
-                        <w:rPr>
-                          <w:rFonts w:ascii="华文楷体" w:eastAsia="华文楷体" w:hAnsi="华文楷体"/>
+                          <w:rFonts w:ascii="华文楷体" w:eastAsia="华文楷体"/>
                         </w:rPr>
                         <w:t>设计三级</w:t>
                       </w:r>
                       <w:r>
                         <w:rPr>
-                          <w:rFonts w:ascii="华文楷体" w:eastAsia="华文楷体" w:hAnsi="华文楷体" w:hint="eastAsia"/>
+                          <w:rFonts w:ascii="华文楷体" w:eastAsia="华文楷体" w:hint="eastAsia"/>
                         </w:rPr>
-                        <w:t>标题</w:t>
-                      </w:r>
-                      <w:r>
-                        <w:rPr>
-                          <w:rFonts w:ascii="华文楷体" w:eastAsia="华文楷体" w:hAnsi="华文楷体" w:hint="eastAsia"/>
-                        </w:rPr>
-                        <w:t>，正文一律用五号宋体；</w:t>
+                        <w:t>标题，正文一律用五号宋体；</w:t>
                       </w:r>
                     </w:p>
                     <w:p>
                       <w:pPr>
-                        <w:pStyle w:val="a6"/>
+                        <w:pStyle w:val="10"/>
                         <w:numPr>
                           <w:ilvl w:val="0"/>
-                          <w:numId w:val="3"/>
+                          <w:numId w:val="1"/>
                         </w:numPr>
                         <w:ind w:firstLineChars="0"/>
                         <w:rPr>
-                          <w:rFonts w:ascii="华文楷体" w:eastAsia="华文楷体" w:hAnsi="华文楷体" w:hint="eastAsia"/>
+                          <w:rFonts w:ascii="华文楷体" w:eastAsia="华文楷体"/>
                         </w:rPr>
                       </w:pPr>
                       <w:r>
                         <w:rPr>
-                          <w:rFonts w:ascii="华文楷体" w:eastAsia="华文楷体" w:hAnsi="华文楷体" w:hint="eastAsia"/>
+                          <w:rFonts w:ascii="华文楷体" w:eastAsia="华文楷体" w:hint="eastAsia"/>
                         </w:rPr>
                         <w:t>提交文档时，以PDF格式提交本文档；</w:t>
                       </w:r>
                     </w:p>
                     <w:p>
                       <w:pPr>
-                        <w:pStyle w:val="a6"/>
+                        <w:pStyle w:val="10"/>
                         <w:numPr>
                           <w:ilvl w:val="0"/>
-                          <w:numId w:val="3"/>
+                          <w:numId w:val="1"/>
                         </w:numPr>
                         <w:ind w:firstLineChars="0"/>
                         <w:rPr>
-                          <w:rFonts w:ascii="华文楷体" w:eastAsia="华文楷体" w:hAnsi="华文楷体" w:hint="eastAsia"/>
+                          <w:rFonts w:ascii="华文楷体" w:eastAsia="华文楷体"/>
                         </w:rPr>
                       </w:pPr>
                       <w:r>
                         <w:rPr>
-                          <w:rFonts w:ascii="华文楷体" w:eastAsia="华文楷体" w:hAnsi="华文楷体" w:hint="eastAsia"/>
+                          <w:rFonts w:ascii="华文楷体" w:eastAsia="华文楷体" w:hint="eastAsia"/>
                         </w:rPr>
-                        <w:t>本文档</w:t>
-                      </w:r>
-                      <w:r>
-                        <w:rPr>
-                          <w:rFonts w:ascii="华文楷体" w:eastAsia="华文楷体" w:hAnsi="华文楷体" w:hint="eastAsia"/>
-                        </w:rPr>
-                        <w:t>内容是正式参赛内容组成部分，务必真实</w:t>
-                      </w:r>
-                      <w:r>
-                        <w:rPr>
-                          <w:rFonts w:ascii="华文楷体" w:eastAsia="华文楷体" w:hAnsi="华文楷体" w:hint="eastAsia"/>
-                        </w:rPr>
-                        <w:t>填写。如不属实，将导致奖项等级</w:t>
-                      </w:r>
-                      <w:r>
-                        <w:rPr>
-                          <w:rFonts w:ascii="华文楷体" w:eastAsia="华文楷体" w:hAnsi="华文楷体" w:hint="eastAsia"/>
-                        </w:rPr>
-                        <w:t>降低甚至终止本作品参加比赛。</w:t>
+                        <w:t>本文档内容是正式参赛内容组成部分，务必真实填写。如不属实，将导致奖项等级降低甚至终止本作品参加比赛。</w:t>
                       </w:r>
                     </w:p>
                   </w:txbxContent>
                 </v:textbox>
                 <w10:wrap type="topAndBottom" anchorx="margin"/>
-              </v:shape>
+              </v:rect>
             </w:pict>
           </mc:Fallback>
         </mc:AlternateContent>
       </w:r>
       <w:r>
         <w:rPr>
-          <w:rFonts w:ascii="宋体" w:eastAsia="宋体" w:hAnsi="宋体" w:cs="Arial" w:hint="eastAsia"/>
+          <w:rFonts w:ascii="宋体" w:eastAsia="宋体" w:hint="eastAsia"/>
           <w:color w:val="333333"/>
           <w:kern w:val="0"/>
           <w:sz w:val="32"/>
@@ -1054,7 +831,7 @@
       </w:r>
       <w:r>
         <w:rPr>
-          <w:rFonts w:ascii="宋体" w:eastAsia="宋体" w:hAnsi="宋体" w:cs="Arial" w:hint="eastAsia"/>
+          <w:rFonts w:ascii="宋体" w:eastAsia="宋体" w:hint="eastAsia"/>
           <w:color w:val="333333"/>
           <w:kern w:val="0"/>
           <w:sz w:val="32"/>
@@ -1069,9 +846,6 @@
         <w:widowControl/>
         <w:ind w:firstLine="420"/>
         <w:jc w:val="left"/>
-        <w:rPr>
-          <w:rFonts w:hint="eastAsia"/>
-        </w:rPr>
       </w:pPr>
     </w:p>
     <w:p>
@@ -1079,9 +853,6 @@
         <w:widowControl/>
         <w:ind w:firstLine="420"/>
         <w:jc w:val="left"/>
-        <w:rPr>
-          <w:rFonts w:hint="eastAsia"/>
-        </w:rPr>
       </w:pPr>
     </w:p>
     <w:p>
@@ -1089,9 +860,6 @@
         <w:widowControl/>
         <w:ind w:firstLine="420"/>
         <w:jc w:val="left"/>
-        <w:rPr>
-          <w:rFonts w:hint="eastAsia"/>
-        </w:rPr>
       </w:pPr>
     </w:p>
     <w:p>
@@ -1099,36 +867,27 @@
         <w:widowControl/>
         <w:ind w:firstLine="420"/>
         <w:jc w:val="left"/>
-        <w:rPr>
-          <w:rFonts w:hint="eastAsia"/>
-        </w:rPr>
       </w:pPr>
     </w:p>
     <w:sdt>
       <w:sdtPr>
         <w:rPr>
           <w:b/>
-          <w:noProof/>
           <w:sz w:val="28"/>
           <w:szCs w:val="28"/>
         </w:rPr>
-        <w:id w:val="-982233210"/>
+        <w:id w:val="-1284950622"/>
         <w:docPartObj>
-          <w:docPartGallery w:val="Table of Contents"/>
+          <w:docPartGallery w:val="AutoText"/>
           <w:docPartUnique/>
         </w:docPartObj>
       </w:sdtPr>
-      <w:sdtEndPr>
-        <w:rPr>
-          <w:lang w:val="zh-CN"/>
-        </w:rPr>
-      </w:sdtEndPr>
       <w:sdtContent>
         <w:p>
           <w:pPr>
+            <w:ind w:leftChars="-1" w:hanging="2"/>
             <w:jc w:val="center"/>
             <w:rPr>
-              <w:rFonts w:hint="eastAsia"/>
               <w:sz w:val="32"/>
               <w:szCs w:val="32"/>
             </w:rPr>
@@ -1160,16 +919,13 @@
           <w:pPr>
             <w:pStyle w:val="TOC1"/>
             <w:rPr>
-              <w:rFonts w:hint="eastAsia"/>
-              <w:b w:val="0"/>
               <w:sz w:val="21"/>
               <w:szCs w:val="22"/>
             </w:rPr>
           </w:pPr>
           <w:r>
             <w:rPr>
-              <w:rFonts w:ascii="华文楷体" w:eastAsia="华文楷体" w:hAnsi="华文楷体"/>
-              <w:b w:val="0"/>
+              <w:rFonts w:ascii="华文楷体" w:eastAsia="华文楷体"/>
               <w:bCs/>
               <w:lang w:val="zh-CN"/>
             </w:rPr>
@@ -1177,8 +933,7 @@
           </w:r>
           <w:r>
             <w:rPr>
-              <w:rFonts w:ascii="华文楷体" w:eastAsia="华文楷体" w:hAnsi="华文楷体"/>
-              <w:b w:val="0"/>
+              <w:rFonts w:ascii="华文楷体" w:eastAsia="华文楷体"/>
               <w:bCs/>
               <w:lang w:val="zh-CN"/>
             </w:rPr>
@@ -1186,8 +941,7 @@
           </w:r>
           <w:r>
             <w:rPr>
-              <w:rFonts w:ascii="华文楷体" w:eastAsia="华文楷体" w:hAnsi="华文楷体"/>
-              <w:b w:val="0"/>
+              <w:rFonts w:ascii="华文楷体" w:eastAsia="华文楷体"/>
               <w:bCs/>
               <w:lang w:val="zh-CN"/>
             </w:rPr>
@@ -1195,73 +949,34 @@
           </w:r>
           <w:hyperlink w:anchor="_Toc100040660" w:history="1">
             <w:r>
-              <w:rPr>
-                <w:rStyle w:val="ab"/>
-                <w:b w:val="0"/>
-              </w:rPr>
               <w:t>第一章</w:t>
             </w:r>
             <w:r>
               <w:rPr>
-                <w:b w:val="0"/>
                 <w:sz w:val="21"/>
                 <w:szCs w:val="22"/>
               </w:rPr>
               <w:tab/>
             </w:r>
             <w:r>
-              <w:rPr>
-                <w:rStyle w:val="ab"/>
-                <w:b w:val="0"/>
-              </w:rPr>
               <w:t>需求分析</w:t>
             </w:r>
             <w:r>
-              <w:rPr>
-                <w:b w:val="0"/>
-                <w:webHidden/>
-              </w:rPr>
               <w:tab/>
             </w:r>
             <w:r>
-              <w:rPr>
-                <w:b w:val="0"/>
-                <w:webHidden/>
-              </w:rPr>
               <w:fldChar w:fldCharType="begin"/>
             </w:r>
             <w:r>
-              <w:rPr>
-                <w:b w:val="0"/>
-                <w:webHidden/>
-              </w:rPr>
               <w:instrText xml:space="preserve"> PAGEREF _Toc100040660 \h </w:instrText>
             </w:r>
             <w:r>
-              <w:rPr>
-                <w:b w:val="0"/>
-                <w:webHidden/>
-              </w:rPr>
-            </w:r>
-            <w:r>
-              <w:rPr>
-                <w:b w:val="0"/>
-                <w:webHidden/>
-              </w:rPr>
               <w:fldChar w:fldCharType="separate"/>
             </w:r>
             <w:r>
-              <w:rPr>
-                <w:b w:val="0"/>
-                <w:webHidden/>
-              </w:rPr>
               <w:t>6</w:t>
             </w:r>
             <w:r>
-              <w:rPr>
-                <w:b w:val="0"/>
-                <w:webHidden/>
-              </w:rPr>
               <w:fldChar w:fldCharType="end"/>
             </w:r>
           </w:hyperlink>
@@ -1270,81 +985,40 @@
           <w:pPr>
             <w:pStyle w:val="TOC1"/>
             <w:rPr>
-              <w:rFonts w:hint="eastAsia"/>
-              <w:b w:val="0"/>
               <w:sz w:val="21"/>
               <w:szCs w:val="22"/>
             </w:rPr>
           </w:pPr>
           <w:hyperlink w:anchor="_Toc100040661" w:history="1">
             <w:r>
-              <w:rPr>
-                <w:rStyle w:val="ab"/>
-                <w:b w:val="0"/>
-              </w:rPr>
               <w:t>第二章</w:t>
             </w:r>
             <w:r>
               <w:rPr>
-                <w:b w:val="0"/>
                 <w:sz w:val="21"/>
                 <w:szCs w:val="22"/>
               </w:rPr>
               <w:tab/>
             </w:r>
             <w:r>
-              <w:rPr>
-                <w:rStyle w:val="ab"/>
-                <w:b w:val="0"/>
-              </w:rPr>
               <w:t>概要设计</w:t>
             </w:r>
             <w:r>
-              <w:rPr>
-                <w:b w:val="0"/>
-                <w:webHidden/>
-              </w:rPr>
               <w:tab/>
             </w:r>
             <w:r>
-              <w:rPr>
-                <w:b w:val="0"/>
-                <w:webHidden/>
-              </w:rPr>
               <w:fldChar w:fldCharType="begin"/>
             </w:r>
             <w:r>
-              <w:rPr>
-                <w:b w:val="0"/>
-                <w:webHidden/>
-              </w:rPr>
               <w:instrText xml:space="preserve"> PAGEREF _Toc100040661 \h </w:instrText>
             </w:r>
             <w:r>
-              <w:rPr>
-                <w:b w:val="0"/>
-                <w:webHidden/>
-              </w:rPr>
-            </w:r>
-            <w:r>
-              <w:rPr>
-                <w:b w:val="0"/>
-                <w:webHidden/>
-              </w:rPr>
               <w:fldChar w:fldCharType="separate"/>
             </w:r>
             <w:r>
-              <w:rPr>
-                <w:b w:val="0"/>
-                <w:webHidden/>
-              </w:rPr>
               <w:t>6</w:t>
             </w:r>
             <w:r>
-              <w:rPr>
-                <w:b w:val="0"/>
-                <w:webHidden/>
-              </w:rPr>
               <w:fldChar w:fldCharType="end"/>
             </w:r>
           </w:hyperlink>
@@ -1353,81 +1027,40 @@
           <w:pPr>
             <w:pStyle w:val="TOC1"/>
             <w:rPr>
-              <w:rFonts w:hint="eastAsia"/>
-              <w:b w:val="0"/>
               <w:sz w:val="21"/>
               <w:szCs w:val="22"/>
             </w:rPr>
           </w:pPr>
           <w:hyperlink w:anchor="_Toc100040662" w:history="1">
             <w:r>
-              <w:rPr>
-                <w:rStyle w:val="ab"/>
-                <w:b w:val="0"/>
-              </w:rPr>
               <w:t>第三章</w:t>
             </w:r>
             <w:r>
               <w:rPr>
-                <w:b w:val="0"/>
                 <w:sz w:val="21"/>
                 <w:szCs w:val="22"/>
               </w:rPr>
               <w:tab/>
             </w:r>
             <w:r>
-              <w:rPr>
-                <w:rStyle w:val="ab"/>
-                <w:b w:val="0"/>
-              </w:rPr>
               <w:t>详细设计</w:t>
             </w:r>
             <w:r>
-              <w:rPr>
-                <w:b w:val="0"/>
-                <w:webHidden/>
-              </w:rPr>
               <w:tab/>
             </w:r>
             <w:r>
-              <w:rPr>
-                <w:b w:val="0"/>
-                <w:webHidden/>
-              </w:rPr>
               <w:fldChar w:fldCharType="begin"/>
             </w:r>
             <w:r>
-              <w:rPr>
-                <w:b w:val="0"/>
-                <w:webHidden/>
-              </w:rPr>
               <w:instrText xml:space="preserve"> PAGEREF _Toc100040662 \h </w:instrText>
             </w:r>
             <w:r>
-              <w:rPr>
-                <w:b w:val="0"/>
-                <w:webHidden/>
-              </w:rPr>
-            </w:r>
-            <w:r>
-              <w:rPr>
-                <w:b w:val="0"/>
-                <w:webHidden/>
-              </w:rPr>
               <w:fldChar w:fldCharType="separate"/>
             </w:r>
             <w:r>
-              <w:rPr>
-                <w:b w:val="0"/>
-                <w:webHidden/>
-              </w:rPr>
               <w:t>6</w:t>
             </w:r>
             <w:r>
-              <w:rPr>
-                <w:b w:val="0"/>
-                <w:webHidden/>
-              </w:rPr>
               <w:fldChar w:fldCharType="end"/>
             </w:r>
           </w:hyperlink>
@@ -1436,81 +1069,40 @@
           <w:pPr>
             <w:pStyle w:val="TOC1"/>
             <w:rPr>
-              <w:rFonts w:hint="eastAsia"/>
-              <w:b w:val="0"/>
               <w:sz w:val="21"/>
               <w:szCs w:val="22"/>
             </w:rPr>
           </w:pPr>
           <w:hyperlink w:anchor="_Toc100040663" w:history="1">
             <w:r>
-              <w:rPr>
-                <w:rStyle w:val="ab"/>
-                <w:b w:val="0"/>
-              </w:rPr>
               <w:t>第四章</w:t>
             </w:r>
             <w:r>
               <w:rPr>
-                <w:b w:val="0"/>
                 <w:sz w:val="21"/>
                 <w:szCs w:val="22"/>
               </w:rPr>
               <w:tab/>
             </w:r>
             <w:r>
-              <w:rPr>
-                <w:rStyle w:val="ab"/>
-                <w:b w:val="0"/>
-              </w:rPr>
               <w:t>测试报告</w:t>
             </w:r>
             <w:r>
-              <w:rPr>
-                <w:b w:val="0"/>
-                <w:webHidden/>
-              </w:rPr>
               <w:tab/>
             </w:r>
             <w:r>
-              <w:rPr>
-                <w:b w:val="0"/>
-                <w:webHidden/>
-              </w:rPr>
               <w:fldChar w:fldCharType="begin"/>
             </w:r>
             <w:r>
-              <w:rPr>
-                <w:b w:val="0"/>
-                <w:webHidden/>
-              </w:rPr>
               <w:instrText xml:space="preserve"> PAGEREF _Toc100040663 \h </w:instrText>
             </w:r>
             <w:r>
-              <w:rPr>
-                <w:b w:val="0"/>
-                <w:webHidden/>
-              </w:rPr>
-            </w:r>
-            <w:r>
-              <w:rPr>
-                <w:b w:val="0"/>
-                <w:webHidden/>
-              </w:rPr>
               <w:fldChar w:fldCharType="separate"/>
             </w:r>
             <w:r>
-              <w:rPr>
-                <w:b w:val="0"/>
-                <w:webHidden/>
-              </w:rPr>
               <w:t>6</w:t>
             </w:r>
             <w:r>
-              <w:rPr>
-                <w:b w:val="0"/>
-                <w:webHidden/>
-              </w:rPr>
               <w:fldChar w:fldCharType="end"/>
             </w:r>
           </w:hyperlink>
@@ -1519,81 +1111,40 @@
           <w:pPr>
             <w:pStyle w:val="TOC1"/>
             <w:rPr>
-              <w:rFonts w:hint="eastAsia"/>
-              <w:b w:val="0"/>
               <w:sz w:val="21"/>
               <w:szCs w:val="22"/>
             </w:rPr>
           </w:pPr>
           <w:hyperlink w:anchor="_Toc100040664" w:history="1">
             <w:r>
-              <w:rPr>
-                <w:rStyle w:val="ab"/>
-                <w:b w:val="0"/>
-              </w:rPr>
               <w:t>第五章</w:t>
             </w:r>
             <w:r>
               <w:rPr>
-                <w:b w:val="0"/>
                 <w:sz w:val="21"/>
                 <w:szCs w:val="22"/>
               </w:rPr>
               <w:tab/>
             </w:r>
             <w:r>
-              <w:rPr>
-                <w:rStyle w:val="ab"/>
-                <w:b w:val="0"/>
-              </w:rPr>
               <w:t>安装及使用</w:t>
             </w:r>
             <w:r>
-              <w:rPr>
-                <w:b w:val="0"/>
-                <w:webHidden/>
-              </w:rPr>
               <w:tab/>
             </w:r>
             <w:r>
-              <w:rPr>
-                <w:b w:val="0"/>
-                <w:webHidden/>
-              </w:rPr>
               <w:fldChar w:fldCharType="begin"/>
             </w:r>
             <w:r>
-              <w:rPr>
-                <w:b w:val="0"/>
-                <w:webHidden/>
-              </w:rPr>
               <w:instrText xml:space="preserve"> PAGEREF _Toc100040664 \h </w:instrText>
             </w:r>
             <w:r>
-              <w:rPr>
-                <w:b w:val="0"/>
-                <w:webHidden/>
-              </w:rPr>
-            </w:r>
-            <w:r>
-              <w:rPr>
-                <w:b w:val="0"/>
-                <w:webHidden/>
-              </w:rPr>
               <w:fldChar w:fldCharType="separate"/>
             </w:r>
             <w:r>
-              <w:rPr>
-                <w:b w:val="0"/>
-                <w:webHidden/>
-              </w:rPr>
               <w:t>6</w:t>
             </w:r>
             <w:r>
-              <w:rPr>
-                <w:b w:val="0"/>
-                <w:webHidden/>
-              </w:rPr>
               <w:fldChar w:fldCharType="end"/>
             </w:r>
           </w:hyperlink>
@@ -1602,81 +1153,40 @@
           <w:pPr>
             <w:pStyle w:val="TOC1"/>
             <w:rPr>
-              <w:rFonts w:hint="eastAsia"/>
-              <w:b w:val="0"/>
               <w:sz w:val="21"/>
               <w:szCs w:val="22"/>
             </w:rPr>
           </w:pPr>
           <w:hyperlink w:anchor="_Toc100040665" w:history="1">
             <w:r>
-              <w:rPr>
-                <w:rStyle w:val="ab"/>
-                <w:b w:val="0"/>
-              </w:rPr>
               <w:t>第六章</w:t>
             </w:r>
             <w:r>
               <w:rPr>
-                <w:b w:val="0"/>
                 <w:sz w:val="21"/>
                 <w:szCs w:val="22"/>
               </w:rPr>
               <w:tab/>
             </w:r>
             <w:r>
-              <w:rPr>
-                <w:rStyle w:val="ab"/>
-                <w:b w:val="0"/>
-              </w:rPr>
               <w:t>项目总结</w:t>
             </w:r>
             <w:r>
-              <w:rPr>
-                <w:b w:val="0"/>
-                <w:webHidden/>
-              </w:rPr>
               <w:tab/>
             </w:r>
             <w:r>
-              <w:rPr>
-                <w:b w:val="0"/>
-                <w:webHidden/>
-              </w:rPr>
               <w:fldChar w:fldCharType="begin"/>
             </w:r>
             <w:r>
-              <w:rPr>
-                <w:b w:val="0"/>
-                <w:webHidden/>
-              </w:rPr>
               <w:instrText xml:space="preserve"> PAGEREF _Toc100040665 \h </w:instrText>
             </w:r>
             <w:r>
-              <w:rPr>
-                <w:b w:val="0"/>
-                <w:webHidden/>
-              </w:rPr>
-            </w:r>
-            <w:r>
-              <w:rPr>
-                <w:b w:val="0"/>
-                <w:webHidden/>
-              </w:rPr>
               <w:fldChar w:fldCharType="separate"/>
             </w:r>
             <w:r>
-              <w:rPr>
-                <w:b w:val="0"/>
-                <w:webHidden/>
-              </w:rPr>
               <w:t>6</w:t>
             </w:r>
             <w:r>
-              <w:rPr>
-                <w:b w:val="0"/>
-                <w:webHidden/>
-              </w:rPr>
               <w:fldChar w:fldCharType="end"/>
             </w:r>
           </w:hyperlink>
@@ -1685,66 +1195,30 @@
           <w:pPr>
             <w:pStyle w:val="TOC1"/>
             <w:rPr>
-              <w:rFonts w:hint="eastAsia"/>
-              <w:b w:val="0"/>
               <w:sz w:val="21"/>
               <w:szCs w:val="22"/>
             </w:rPr>
           </w:pPr>
           <w:hyperlink w:anchor="_Toc100040666" w:history="1">
             <w:r>
-              <w:rPr>
-                <w:rStyle w:val="ab"/>
-                <w:b w:val="0"/>
-              </w:rPr>
               <w:t>参考文献</w:t>
             </w:r>
             <w:r>
-              <w:rPr>
-                <w:b w:val="0"/>
-                <w:webHidden/>
-              </w:rPr>
               <w:tab/>
             </w:r>
             <w:r>
-              <w:rPr>
-                <w:b w:val="0"/>
-                <w:webHidden/>
-              </w:rPr>
               <w:fldChar w:fldCharType="begin"/>
             </w:r>
             <w:r>
-              <w:rPr>
-                <w:b w:val="0"/>
-                <w:webHidden/>
-              </w:rPr>
               <w:instrText xml:space="preserve"> PAGEREF _Toc100040666 \h </w:instrText>
             </w:r>
             <w:r>
-              <w:rPr>
-                <w:b w:val="0"/>
-                <w:webHidden/>
-              </w:rPr>
-            </w:r>
-            <w:r>
-              <w:rPr>
-                <w:b w:val="0"/>
-                <w:webHidden/>
-              </w:rPr>
               <w:fldChar w:fldCharType="separate"/>
             </w:r>
             <w:r>
-              <w:rPr>
-                <w:b w:val="0"/>
-                <w:webHidden/>
-              </w:rPr>
               <w:t>7</w:t>
             </w:r>
             <w:r>
-              <w:rPr>
-                <w:b w:val="0"/>
-                <w:webHidden/>
-              </w:rPr>
               <w:fldChar w:fldCharType="end"/>
             </w:r>
           </w:hyperlink>
@@ -1752,15 +1226,10 @@
         <w:p>
           <w:pPr>
             <w:pStyle w:val="TOC1"/>
-            <w:rPr>
-              <w:rFonts w:hint="eastAsia"/>
-              <w:b w:val="0"/>
-            </w:rPr>
           </w:pPr>
           <w:r>
             <w:rPr>
-              <w:rFonts w:ascii="华文楷体" w:eastAsia="华文楷体" w:hAnsi="华文楷体"/>
-              <w:b w:val="0"/>
+              <w:rFonts w:ascii="华文楷体" w:eastAsia="华文楷体"/>
               <w:lang w:val="zh-CN"/>
             </w:rPr>
             <w:fldChar w:fldCharType="end"/>
@@ -1773,9 +1242,6 @@
         <w:widowControl/>
         <w:ind w:firstLine="420"/>
         <w:jc w:val="left"/>
-        <w:rPr>
-          <w:rFonts w:hint="eastAsia"/>
-        </w:rPr>
       </w:pPr>
       <w:r>
         <w:br w:type="page"/>
@@ -1784,9 +1250,6 @@
     <w:p>
       <w:pPr>
         <w:pStyle w:val="1"/>
-        <w:rPr>
-          <w:rFonts w:hint="eastAsia"/>
-        </w:rPr>
       </w:pPr>
       <w:bookmarkStart w:id="0" w:name="_Toc100040660"/>
       <w:r>
@@ -1800,7 +1263,6 @@
     </w:p>
     <w:p>
       <w:pPr>
-        <w:ind w:left="720"/>
         <w:rPr>
           <w:rFonts w:ascii="Segoe UI" w:hAnsi="Segoe UI" w:cs="Segoe UI"/>
           <w:b/>
@@ -1836,13 +1298,54 @@
     </w:p>
     <w:p>
       <w:pPr>
-        <w:ind w:left="720"/>
-        <w:rPr>
-          <w:rFonts w:hint="eastAsia"/>
-        </w:rPr>
-      </w:pPr>
-      <w:r>
-        <w:t>随着网络文学市场规模突破400亿元、创作者数量超2000万，小说创作已从单纯的“码字”转变为高度依赖逻辑自洽与复杂设定的系统工程。大量创作者面临三大痛点：</w:t>
+        <w:spacing w:line="276" w:lineRule="auto"/>
+        <w:rPr>
+          <w:szCs w:val="21"/>
+        </w:rPr>
+      </w:pPr>
+      <w:r>
+        <w:rPr>
+          <w:szCs w:val="21"/>
+        </w:rPr>
+        <w:t>随着网络文学市场规模突破400亿元、创作者数量超过2000万，小说创作已从单纯的</w:t>
+      </w:r>
+      <w:r>
+        <w:rPr>
+          <w:szCs w:val="21"/>
+        </w:rPr>
+        <w:t>“</w:t>
+      </w:r>
+      <w:r>
+        <w:rPr>
+          <w:szCs w:val="21"/>
+        </w:rPr>
+        <w:t>码字</w:t>
+      </w:r>
+      <w:r>
+        <w:rPr>
+          <w:szCs w:val="21"/>
+        </w:rPr>
+        <w:t>”</w:t>
+      </w:r>
+      <w:r>
+        <w:rPr>
+          <w:szCs w:val="21"/>
+        </w:rPr>
+        <w:t>演变为高度依赖逻辑</w:t>
+      </w:r>
+      <w:proofErr w:type="gramStart"/>
+      <w:r>
+        <w:rPr>
+          <w:szCs w:val="21"/>
+        </w:rPr>
+        <w:t>自洽与复杂</w:t>
+      </w:r>
+      <w:proofErr w:type="gramEnd"/>
+      <w:r>
+        <w:rPr>
+          <w:szCs w:val="21"/>
+        </w:rPr>
+        <w:t>设定的系统工程。在此背景下，大量创作者面临三大痛点：</w:t>
       </w:r>
     </w:p>
     <w:p>
@@ -1851,12 +1354,25 @@
           <w:ilvl w:val="0"/>
           <w:numId w:val="9"/>
         </w:numPr>
-        <w:rPr>
-          <w:rFonts w:hint="eastAsia"/>
-        </w:rPr>
-      </w:pPr>
-      <w:r>
-        <w:t>设定矛盾频发：长篇作品中人物性格、战力等级、时间线前后冲突，导致读者流失；</w:t>
+        <w:spacing w:line="276" w:lineRule="auto"/>
+        <w:ind w:left="0"/>
+        <w:rPr>
+          <w:szCs w:val="21"/>
+        </w:rPr>
+      </w:pPr>
+      <w:r>
+        <w:rPr>
+          <w:b/>
+          <w:bCs/>
+          <w:szCs w:val="21"/>
+        </w:rPr>
+        <w:t>设定矛盾频发</w:t>
+      </w:r>
+      <w:r>
+        <w:rPr>
+          <w:szCs w:val="21"/>
+        </w:rPr>
+        <w:t>：长篇作品中人物性格、战力等级、时间线前后冲突，导致读者流失；</w:t>
       </w:r>
     </w:p>
     <w:p>
@@ -1865,12 +1381,39 @@
           <w:ilvl w:val="0"/>
           <w:numId w:val="9"/>
         </w:numPr>
-        <w:rPr>
-          <w:rFonts w:hint="eastAsia"/>
-        </w:rPr>
-      </w:pPr>
-      <w:r>
-        <w:t>灵感碎片化：零散的脑洞无法有效整合，难以形成完整的世界观框架；</w:t>
+        <w:spacing w:line="276" w:lineRule="auto"/>
+        <w:ind w:left="0"/>
+        <w:rPr>
+          <w:szCs w:val="21"/>
+        </w:rPr>
+      </w:pPr>
+      <w:r>
+        <w:rPr>
+          <w:b/>
+          <w:bCs/>
+          <w:szCs w:val="21"/>
+        </w:rPr>
+        <w:t>灵感碎片化</w:t>
+      </w:r>
+      <w:r>
+        <w:rPr>
+          <w:szCs w:val="21"/>
+        </w:rPr>
+        <w:t>：零散的</w:t>
+      </w:r>
+      <w:proofErr w:type="gramStart"/>
+      <w:r>
+        <w:rPr>
+          <w:szCs w:val="21"/>
+        </w:rPr>
+        <w:t>脑洞难以</w:t>
+      </w:r>
+      <w:proofErr w:type="gramEnd"/>
+      <w:r>
+        <w:rPr>
+          <w:szCs w:val="21"/>
+        </w:rPr>
+        <w:t>有效整合，难以形成完整的世界观框架；</w:t>
       </w:r>
     </w:p>
     <w:p>
@@ -1879,39 +1422,550 @@
           <w:ilvl w:val="0"/>
           <w:numId w:val="9"/>
         </w:numPr>
+        <w:spacing w:line="276" w:lineRule="auto"/>
+        <w:ind w:left="0"/>
+        <w:rPr>
+          <w:szCs w:val="21"/>
+        </w:rPr>
+      </w:pPr>
+      <w:r>
+        <w:rPr>
+          <w:b/>
+          <w:bCs/>
+          <w:szCs w:val="21"/>
+        </w:rPr>
+        <w:t>关系管理成本高</w:t>
+      </w:r>
+      <w:r>
+        <w:rPr>
+          <w:szCs w:val="21"/>
+        </w:rPr>
+        <w:t>：人物关系网、势力博弈、事件因果需手动维护，耗费大量精力。</w:t>
+      </w:r>
+    </w:p>
+    <w:p>
+      <w:pPr>
+        <w:spacing w:line="276" w:lineRule="auto"/>
+        <w:rPr>
+          <w:szCs w:val="21"/>
+        </w:rPr>
+      </w:pPr>
+      <w:r>
+        <w:rPr>
+          <w:szCs w:val="21"/>
+        </w:rPr>
+        <w:t>而现有工具存在明显短板：通用型AI（如ChatGPT）缺乏创作领域知识，需要反复调教；专业写作软件（如Scrivener）重排版、轻AI；笔记工具（如Obsidian）依赖用户手动构建知识网络，无法主动发现逻辑矛盾。</w:t>
+      </w:r>
+    </w:p>
+    <w:p>
+      <w:pPr>
+        <w:spacing w:line="276" w:lineRule="auto"/>
+        <w:rPr>
+          <w:szCs w:val="21"/>
+        </w:rPr>
+      </w:pPr>
+      <w:r>
+        <w:rPr>
+          <w:szCs w:val="21"/>
+        </w:rPr>
+        <w:t>团队自身也是创作者，长期受困</w:t>
+      </w:r>
+      <w:proofErr w:type="gramStart"/>
+      <w:r>
+        <w:rPr>
+          <w:szCs w:val="21"/>
+        </w:rPr>
+        <w:t>于资料</w:t>
+      </w:r>
+      <w:proofErr w:type="gramEnd"/>
+      <w:r>
+        <w:rPr>
+          <w:szCs w:val="21"/>
+        </w:rPr>
+        <w:t>散乱、设定矛盾等问题。2024年市场观察发现，《星野》</w:t>
+      </w:r>
+      <w:r>
+        <w:rPr>
+          <w:szCs w:val="21"/>
+        </w:rPr>
+        <w:t>——</w:t>
+      </w:r>
+      <w:r>
+        <w:rPr>
+          <w:szCs w:val="21"/>
+        </w:rPr>
+        <w:t>这款原本定位为</w:t>
+      </w:r>
+      <w:r>
+        <w:rPr>
+          <w:szCs w:val="21"/>
+        </w:rPr>
+        <w:t>“</w:t>
+      </w:r>
+      <w:r>
+        <w:rPr>
+          <w:szCs w:val="21"/>
+        </w:rPr>
+        <w:t>AI智能体聊天</w:t>
+      </w:r>
+      <w:r>
+        <w:rPr>
+          <w:szCs w:val="21"/>
+        </w:rPr>
+        <w:t>”</w:t>
+      </w:r>
+      <w:r>
+        <w:rPr>
+          <w:szCs w:val="21"/>
+        </w:rPr>
+        <w:t>的应用，在创作者群体中意外爆火。更值得关注的是，许多用户存在</w:t>
+      </w:r>
+      <w:r>
+        <w:rPr>
+          <w:szCs w:val="21"/>
+        </w:rPr>
+        <w:t>“</w:t>
+      </w:r>
+      <w:r>
+        <w:rPr>
+          <w:szCs w:val="21"/>
+        </w:rPr>
+        <w:t>挪用</w:t>
+      </w:r>
+      <w:r>
+        <w:rPr>
+          <w:szCs w:val="21"/>
+        </w:rPr>
+        <w:t>”</w:t>
+      </w:r>
+      <w:r>
+        <w:rPr>
+          <w:szCs w:val="21"/>
+        </w:rPr>
+        <w:t>AI聊天产品来构建世界观的现象，这从侧面印证了垂直管理工具的缺失。这一现象给了我们启发：创作者对</w:t>
+      </w:r>
+      <w:r>
+        <w:rPr>
+          <w:szCs w:val="21"/>
+        </w:rPr>
+        <w:t>“</w:t>
+      </w:r>
+      <w:r>
+        <w:rPr>
+          <w:szCs w:val="21"/>
+        </w:rPr>
+        <w:t>AI赋能的世界观管理工具</w:t>
+      </w:r>
+      <w:r>
+        <w:rPr>
+          <w:szCs w:val="21"/>
+        </w:rPr>
+        <w:t>”</w:t>
+      </w:r>
+      <w:r>
+        <w:rPr>
+          <w:szCs w:val="21"/>
+        </w:rPr>
+        <w:t>存在真实需求，只是目前尚无专业产品来满足。这一需求也契合科技部《场景创新指导意见》中</w:t>
+      </w:r>
+      <w:r>
+        <w:rPr>
+          <w:szCs w:val="21"/>
+        </w:rPr>
+        <w:t>“</w:t>
+      </w:r>
+      <w:r>
+        <w:rPr>
+          <w:szCs w:val="21"/>
+        </w:rPr>
+        <w:t>以真实需求驱动创新</w:t>
+      </w:r>
+      <w:r>
+        <w:rPr>
+          <w:szCs w:val="21"/>
+        </w:rPr>
+        <w:t>”</w:t>
+      </w:r>
+      <w:r>
+        <w:rPr>
+          <w:szCs w:val="21"/>
+        </w:rPr>
+        <w:t>的判断。</w:t>
+      </w:r>
+    </w:p>
+    <w:p>
+      <w:pPr>
+        <w:spacing w:line="276" w:lineRule="auto"/>
+        <w:rPr>
+          <w:szCs w:val="21"/>
+        </w:rPr>
+      </w:pPr>
+      <w:r>
+        <w:rPr>
+          <w:szCs w:val="21"/>
+        </w:rPr>
+        <w:t>基于此，本作品</w:t>
+      </w:r>
+      <w:r>
+        <w:rPr>
+          <w:szCs w:val="21"/>
+        </w:rPr>
+        <w:t>“</w:t>
+      </w:r>
+      <w:r>
+        <w:rPr>
+          <w:szCs w:val="21"/>
+        </w:rPr>
+        <w:t>流云</w:t>
+      </w:r>
+      <w:r>
+        <w:rPr>
+          <w:szCs w:val="21"/>
+        </w:rPr>
+        <w:t>——</w:t>
+      </w:r>
+      <w:r>
+        <w:rPr>
+          <w:szCs w:val="21"/>
+        </w:rPr>
+        <w:t>AI小说世界构建师</w:t>
+      </w:r>
+      <w:r>
+        <w:rPr>
+          <w:szCs w:val="21"/>
+        </w:rPr>
+        <w:t>”</w:t>
+      </w:r>
+      <w:r>
+        <w:rPr>
+          <w:szCs w:val="21"/>
+        </w:rPr>
+        <w:t>应运而生。它将AI从</w:t>
+      </w:r>
+      <w:r>
+        <w:rPr>
+          <w:szCs w:val="21"/>
+        </w:rPr>
+        <w:t>“</w:t>
+      </w:r>
+      <w:r>
+        <w:rPr>
+          <w:szCs w:val="21"/>
+        </w:rPr>
+        <w:t>文本生成器</w:t>
+      </w:r>
+      <w:r>
+        <w:rPr>
+          <w:szCs w:val="21"/>
+        </w:rPr>
+        <w:t>”</w:t>
+      </w:r>
+      <w:r>
+        <w:rPr>
+          <w:szCs w:val="21"/>
+        </w:rPr>
+        <w:t>升级为</w:t>
+      </w:r>
+      <w:r>
+        <w:rPr>
+          <w:szCs w:val="21"/>
+        </w:rPr>
+        <w:t>“</w:t>
+      </w:r>
+      <w:r>
+        <w:rPr>
+          <w:szCs w:val="21"/>
+        </w:rPr>
+        <w:t>创作思维合伙人</w:t>
+      </w:r>
+      <w:r>
+        <w:rPr>
+          <w:szCs w:val="21"/>
+        </w:rPr>
+        <w:t>”</w:t>
+      </w:r>
+      <w:r>
+        <w:rPr>
+          <w:szCs w:val="21"/>
+        </w:rPr>
+        <w:t>，帮助创作者在灵感迸发的同时，自动梳理世界观、人物关系与时间线，实现</w:t>
+      </w:r>
+      <w:r>
+        <w:rPr>
+          <w:szCs w:val="21"/>
+        </w:rPr>
+        <w:t>“</w:t>
+      </w:r>
+      <w:r>
+        <w:rPr>
+          <w:szCs w:val="21"/>
+        </w:rPr>
+        <w:t>创意自由</w:t>
+      </w:r>
+      <w:r>
+        <w:rPr>
+          <w:szCs w:val="21"/>
+        </w:rPr>
+        <w:t>”</w:t>
+      </w:r>
+      <w:r>
+        <w:rPr>
+          <w:szCs w:val="21"/>
+        </w:rPr>
+        <w:t>与</w:t>
+      </w:r>
+      <w:r>
+        <w:rPr>
+          <w:szCs w:val="21"/>
+        </w:rPr>
+        <w:t>“</w:t>
+      </w:r>
+      <w:r>
+        <w:rPr>
+          <w:szCs w:val="21"/>
+        </w:rPr>
+        <w:t>逻辑严谨</w:t>
+      </w:r>
+      <w:r>
+        <w:rPr>
+          <w:szCs w:val="21"/>
+        </w:rPr>
+        <w:t>”</w:t>
+      </w:r>
+      <w:r>
+        <w:rPr>
+          <w:szCs w:val="21"/>
+        </w:rPr>
+        <w:t>的统一。</w:t>
+      </w:r>
+    </w:p>
+    <w:p>
+      <w:pPr>
+        <w:rPr>
+          <w:rFonts w:ascii="Segoe UI" w:hAnsi="Segoe UI" w:cs="Segoe UI" w:hint="eastAsia"/>
+          <w:b/>
+          <w:bCs/>
+          <w:color w:val="0F1115"/>
+          <w:sz w:val="30"/>
+          <w:szCs w:val="30"/>
+        </w:rPr>
+      </w:pPr>
+      <w:r>
+        <w:rPr>
+          <w:rFonts w:ascii="Segoe UI" w:hAnsi="Segoe UI" w:cs="Segoe UI" w:hint="eastAsia"/>
+          <w:b/>
+          <w:bCs/>
+          <w:color w:val="0F1115"/>
+          <w:sz w:val="30"/>
+          <w:szCs w:val="30"/>
+        </w:rPr>
+        <w:t xml:space="preserve">1.2 </w:t>
+      </w:r>
+      <w:r>
+        <w:rPr>
+          <w:rFonts w:ascii="Segoe UI" w:hAnsi="Segoe UI" w:cs="Segoe UI" w:hint="eastAsia"/>
+          <w:b/>
+          <w:bCs/>
+          <w:color w:val="0F1115"/>
+          <w:sz w:val="30"/>
+          <w:szCs w:val="30"/>
+        </w:rPr>
+        <w:t>调研数据</w:t>
+      </w:r>
+    </w:p>
+    <w:p>
+      <w:pPr>
+        <w:spacing w:line="276" w:lineRule="auto"/>
+        <w:jc w:val="left"/>
         <w:rPr>
           <w:rFonts w:hint="eastAsia"/>
         </w:rPr>
       </w:pPr>
       <w:r>
-        <w:t>关系管理成本高：人物关系网、势力博弈、事件因果需手动维护，耗费大量精力。</w:t>
-      </w:r>
-    </w:p>
-    <w:p>
-      <w:pPr>
-        <w:ind w:left="720"/>
         <w:rPr>
           <w:rFonts w:hint="eastAsia"/>
         </w:rPr>
-      </w:pPr>
-      <w:r>
-        <w:t>现有工具存在明显短板：通用型AI（如ChatGPT）缺乏创作领域知识，需反复调教；专业写作软件（如Scrivener）重排版轻AI；笔记工具（如Obsidian）依赖用户手动构建知识网络，无法主动发现逻辑矛盾。</w:t>
-      </w:r>
-    </w:p>
-    <w:p>
-      <w:pPr>
-        <w:ind w:left="720"/>
+        <w:t xml:space="preserve">基于 71 </w:t>
+      </w:r>
+      <w:proofErr w:type="gramStart"/>
+      <w:r>
         <w:rPr>
           <w:rFonts w:hint="eastAsia"/>
         </w:rPr>
-      </w:pPr>
-      <w:r>
-        <w:t>本作品“灵域——AI小说世界构建师”应运而生，将AI从“文本生成器”升级为“创作思维合伙人”，帮助创作者在灵感迸发的同时，自动梳理世界观、人物关系与时间线，实现“创意自由”与“逻辑严谨”的统一。</w:t>
-      </w:r>
-    </w:p>
-    <w:p>
-      <w:pPr>
-        <w:ind w:left="720"/>
+        <w:t>份创作</w:t>
+      </w:r>
+      <w:proofErr w:type="gramEnd"/>
+      <w:r>
+        <w:rPr>
+          <w:rFonts w:hint="eastAsia"/>
+        </w:rPr>
+        <w:t>者调研：62% 存在“资料散乱”，56% 面临“设定遗忘”，39% 遭遇</w:t>
+      </w:r>
+    </w:p>
+    <w:p>
+      <w:pPr>
+        <w:spacing w:line="276" w:lineRule="auto"/>
+        <w:jc w:val="left"/>
+        <w:rPr>
+          <w:rFonts w:hint="eastAsia"/>
+        </w:rPr>
+      </w:pPr>
+      <w:r>
+        <w:rPr>
+          <w:rFonts w:hint="eastAsia"/>
+        </w:rPr>
+        <w:t>AI 人设崩坏。</w:t>
+      </w:r>
+      <w:proofErr w:type="gramStart"/>
+      <w:r>
+        <w:rPr>
+          <w:rFonts w:hint="eastAsia"/>
+        </w:rPr>
+        <w:t>现有竞品要么</w:t>
+      </w:r>
+      <w:proofErr w:type="gramEnd"/>
+      <w:r>
+        <w:rPr>
+          <w:rFonts w:hint="eastAsia"/>
+        </w:rPr>
+        <w:t>缺乏 AI 深度集成，要么云端存储引发隐私担忧。</w:t>
+      </w:r>
+      <w:r>
+        <w:rPr>
+          <w:rFonts w:hint="eastAsia"/>
+          <w:noProof/>
+        </w:rPr>
+        <w:drawing>
+          <wp:inline distT="0" distB="0" distL="0" distR="0" wp14:anchorId="51F84618" wp14:editId="20899192">
+            <wp:extent cx="6386830" cy="1753235"/>
+            <wp:effectExtent l="0" t="0" r="0" b="0"/>
+            <wp:docPr id="648010589" name="图片 4"/>
+            <wp:cNvGraphicFramePr>
+              <a:graphicFrameLocks xmlns:a="http://schemas.openxmlformats.org/drawingml/2006/main" noChangeAspect="1"/>
+            </wp:cNvGraphicFramePr>
+            <a:graphic xmlns:a="http://schemas.openxmlformats.org/drawingml/2006/main">
+              <a:graphicData uri="http://schemas.openxmlformats.org/drawingml/2006/picture">
+                <pic:pic xmlns:pic="http://schemas.openxmlformats.org/drawingml/2006/picture">
+                  <pic:nvPicPr>
+                    <pic:cNvPr id="0" name="Picture 10"/>
+                    <pic:cNvPicPr>
+                      <a:picLocks noChangeAspect="1" noChangeArrowheads="1"/>
+                    </pic:cNvPicPr>
+                  </pic:nvPicPr>
+                  <pic:blipFill>
+                    <a:blip r:embed="rId9" cstate="print">
+                      <a:extLst>
+                        <a:ext uri="{28A0092B-C50C-407E-A947-70E740481C1C}">
+                          <a14:useLocalDpi xmlns:a14="http://schemas.microsoft.com/office/drawing/2010/main" val="0"/>
+                        </a:ext>
+                      </a:extLst>
+                    </a:blip>
+                    <a:srcRect/>
+                    <a:stretch>
+                      <a:fillRect/>
+                    </a:stretch>
+                  </pic:blipFill>
+                  <pic:spPr bwMode="auto">
+                    <a:xfrm>
+                      <a:off x="0" y="0"/>
+                      <a:ext cx="6386830" cy="1753235"/>
+                    </a:xfrm>
+                    <a:prstGeom prst="rect">
+                      <a:avLst/>
+                    </a:prstGeom>
+                    <a:noFill/>
+                    <a:ln>
+                      <a:noFill/>
+                    </a:ln>
+                  </pic:spPr>
+                </pic:pic>
+              </a:graphicData>
+            </a:graphic>
+          </wp:inline>
+        </w:drawing>
+      </w:r>
+      <w:r>
+        <w:rPr>
+          <w:rFonts w:hint="eastAsia"/>
+          <w:noProof/>
+        </w:rPr>
+        <w:drawing>
+          <wp:inline distT="0" distB="0" distL="0" distR="0" wp14:anchorId="7A727CD1" wp14:editId="152B633A">
+            <wp:extent cx="6375600" cy="1710000"/>
+            <wp:effectExtent l="0" t="0" r="6350" b="5080"/>
+            <wp:docPr id="670158288" name="图片 3"/>
+            <wp:cNvGraphicFramePr>
+              <a:graphicFrameLocks xmlns:a="http://schemas.openxmlformats.org/drawingml/2006/main" noChangeAspect="1"/>
+            </wp:cNvGraphicFramePr>
+            <a:graphic xmlns:a="http://schemas.openxmlformats.org/drawingml/2006/main">
+              <a:graphicData uri="http://schemas.openxmlformats.org/drawingml/2006/picture">
+                <pic:pic xmlns:pic="http://schemas.openxmlformats.org/drawingml/2006/picture">
+                  <pic:nvPicPr>
+                    <pic:cNvPr id="0" name="Picture 9"/>
+                    <pic:cNvPicPr>
+                      <a:picLocks noChangeAspect="1" noChangeArrowheads="1"/>
+                    </pic:cNvPicPr>
+                  </pic:nvPicPr>
+                  <pic:blipFill>
+                    <a:blip r:embed="rId10">
+                      <a:extLst>
+                        <a:ext uri="{28A0092B-C50C-407E-A947-70E740481C1C}">
+                          <a14:useLocalDpi xmlns:a14="http://schemas.microsoft.com/office/drawing/2010/main" val="0"/>
+                        </a:ext>
+                      </a:extLst>
+                    </a:blip>
+                    <a:srcRect/>
+                    <a:stretch>
+                      <a:fillRect/>
+                    </a:stretch>
+                  </pic:blipFill>
+                  <pic:spPr bwMode="auto">
+                    <a:xfrm>
+                      <a:off x="0" y="0"/>
+                      <a:ext cx="6375600" cy="1710000"/>
+                    </a:xfrm>
+                    <a:prstGeom prst="rect">
+                      <a:avLst/>
+                    </a:prstGeom>
+                    <a:noFill/>
+                    <a:ln>
+                      <a:noFill/>
+                    </a:ln>
+                  </pic:spPr>
+                </pic:pic>
+              </a:graphicData>
+            </a:graphic>
+          </wp:inline>
+        </w:drawing>
+      </w:r>
+    </w:p>
+    <w:p>
+      <w:pPr>
+        <w:spacing w:line="276" w:lineRule="auto"/>
+        <w:rPr>
+          <w:rFonts w:hint="eastAsia"/>
+        </w:rPr>
+      </w:pPr>
+      <w:r>
+        <w:rPr>
+          <w:rFonts w:hint="eastAsia"/>
+        </w:rPr>
+        <w:t>这证实了我们的假设：市场确实需要一个垂直的、专业的、AI深度融合的</w:t>
+      </w:r>
+    </w:p>
+    <w:p>
+      <w:pPr>
+        <w:spacing w:line="276" w:lineRule="auto"/>
+      </w:pPr>
+      <w:r>
+        <w:rPr>
+          <w:rFonts w:hint="eastAsia"/>
+        </w:rPr>
+        <w:t>创意工作工具——不是聊天机器人，而是"世界观管理系统"。</w:t>
+      </w:r>
+    </w:p>
+    <w:p>
+      <w:pPr>
         <w:rPr>
           <w:rFonts w:ascii="Segoe UI" w:hAnsi="Segoe UI" w:cs="Segoe UI"/>
           <w:b/>
@@ -1930,7 +1984,8 @@
           <w:sz w:val="30"/>
           <w:szCs w:val="30"/>
         </w:rPr>
-        <w:t xml:space="preserve">1.2 </w:t>
+        <w:lastRenderedPageBreak/>
+        <w:t xml:space="preserve">1.3 </w:t>
       </w:r>
       <w:r>
         <w:rPr>
@@ -1941,15 +1996,301 @@
           <w:sz w:val="30"/>
           <w:szCs w:val="30"/>
         </w:rPr>
-        <w:t>目标用户</w:t>
-      </w:r>
-    </w:p>
-    <w:p>
-      <w:pPr>
-        <w:numPr>
-          <w:ilvl w:val="0"/>
-          <w:numId w:val="10"/>
-        </w:numPr>
+        <w:t>主要功能</w:t>
+      </w:r>
+    </w:p>
+    <w:p>
+      <w:pPr>
+        <w:spacing w:line="276" w:lineRule="auto"/>
+        <w:rPr>
+          <w:b/>
+          <w:bCs/>
+        </w:rPr>
+      </w:pPr>
+      <w:r>
+        <w:rPr>
+          <w:b/>
+          <w:bCs/>
+        </w:rPr>
+        <w:t>一、核心功能</w:t>
+      </w:r>
+    </w:p>
+    <w:p>
+      <w:pPr>
+        <w:spacing w:line="276" w:lineRule="auto"/>
+      </w:pPr>
+      <w:r>
+        <w:rPr>
+          <w:b/>
+          <w:bCs/>
+        </w:rPr>
+        <w:t>AI辅助世界观构建</w:t>
+      </w:r>
+      <w:r>
+        <w:br/>
+        <w:t>通过对话式引导，AI帮助用户生成逻辑自洽的势力分布、魔法/科技体系、种族文化等核心设定，将模糊的灵感转化为结构化的世界观框架。</w:t>
+      </w:r>
+    </w:p>
+    <w:p>
+      <w:pPr>
+        <w:spacing w:line="276" w:lineRule="auto"/>
+      </w:pPr>
+      <w:r>
+        <w:rPr>
+          <w:b/>
+          <w:bCs/>
+        </w:rPr>
+        <w:t>智能角色关系网</w:t>
+      </w:r>
+      <w:r>
+        <w:br/>
+        <w:t>自动提取文本中的人物，通过AI分析生成动态关系图谱（如爱恨情仇、隶属关系），直观呈现人物之间的复杂关联；同时支持手动拖拽修正，兼顾自动化与灵活性。</w:t>
+      </w:r>
+    </w:p>
+    <w:p>
+      <w:pPr>
+        <w:spacing w:line="276" w:lineRule="auto"/>
+      </w:pPr>
+      <w:r>
+        <w:rPr>
+          <w:b/>
+          <w:bCs/>
+        </w:rPr>
+        <w:t>事件时间</w:t>
+      </w:r>
+      <w:proofErr w:type="gramStart"/>
+      <w:r>
+        <w:rPr>
+          <w:b/>
+          <w:bCs/>
+        </w:rPr>
+        <w:t>轴管理</w:t>
+      </w:r>
+      <w:proofErr w:type="gramEnd"/>
+      <w:r>
+        <w:br/>
+        <w:t>将用户零散的灵感片段自动按时间线排序，支持多条时间线并行管理（如正传时间线、前传上古史），帮助创作者在宏观叙事与微观细节之间自由切换。</w:t>
+      </w:r>
+    </w:p>
+    <w:p>
+      <w:pPr>
+        <w:spacing w:line="276" w:lineRule="auto"/>
+      </w:pPr>
+      <w:r>
+        <w:rPr>
+          <w:b/>
+          <w:bCs/>
+        </w:rPr>
+        <w:t>一致性检查</w:t>
+      </w:r>
+      <w:r>
+        <w:br/>
+        <w:t>AI自动扫描已有设定，智能提示前后文矛盾（如</w:t>
+      </w:r>
+      <w:r>
+        <w:t>“</w:t>
+      </w:r>
+      <w:r>
+        <w:t>角色A在三章前已死亡，此处不应出现</w:t>
+      </w:r>
+      <w:r>
+        <w:t>”</w:t>
+      </w:r>
+      <w:r>
+        <w:t>），在创作过程中实时预警，避免逻辑漏洞累积。</w:t>
+      </w:r>
+    </w:p>
+    <w:p>
+      <w:pPr>
+        <w:spacing w:line="276" w:lineRule="auto"/>
+      </w:pPr>
+      <w:r>
+        <w:pict w14:anchorId="6CA4EB79">
+          <v:rect id="_x0000_i1058" style="width:0;height:.75pt" o:hralign="center" o:hrstd="t" o:hr="t" fillcolor="#a0a0a0" stroked="f"/>
+        </w:pict>
+      </w:r>
+    </w:p>
+    <w:p>
+      <w:pPr>
+        <w:spacing w:line="276" w:lineRule="auto"/>
+        <w:rPr>
+          <w:b/>
+          <w:bCs/>
+        </w:rPr>
+      </w:pPr>
+      <w:r>
+        <w:rPr>
+          <w:b/>
+          <w:bCs/>
+        </w:rPr>
+        <w:t>二、技术优势与合规保障</w:t>
+      </w:r>
+    </w:p>
+    <w:p>
+      <w:pPr>
+        <w:spacing w:line="276" w:lineRule="auto"/>
+      </w:pPr>
+      <w:r>
+        <w:rPr>
+          <w:b/>
+          <w:bCs/>
+        </w:rPr>
+        <w:t>本地优先架构，响应国家号召</w:t>
+      </w:r>
+      <w:r>
+        <w:br/>
+        <w:t>流云AI定位为</w:t>
+      </w:r>
+      <w:r>
+        <w:t>“</w:t>
+      </w:r>
+      <w:r>
+        <w:t>本地优先的世界观管理工具</w:t>
+      </w:r>
+      <w:r>
+        <w:t>”</w:t>
+      </w:r>
+      <w:r>
+        <w:t>，积极响应国务院</w:t>
+      </w:r>
+      <w:r>
+        <w:t>“</w:t>
+      </w:r>
+      <w:r>
+        <w:t>人工智能+文化创意</w:t>
+      </w:r>
+      <w:r>
+        <w:t>”</w:t>
+      </w:r>
+      <w:r>
+        <w:t>战略导向。采用</w:t>
+      </w:r>
+      <w:proofErr w:type="spellStart"/>
+      <w:r>
+        <w:t>React+Tauri</w:t>
+      </w:r>
+      <w:proofErr w:type="spellEnd"/>
+      <w:r>
+        <w:t>架构，</w:t>
+      </w:r>
+      <w:proofErr w:type="gramStart"/>
+      <w:r>
+        <w:t>数据本地</w:t>
+      </w:r>
+      <w:proofErr w:type="gramEnd"/>
+      <w:r>
+        <w:t>SQLite存储，AI接口由用户自行配置，确保数据主权与灵活性。</w:t>
+      </w:r>
+    </w:p>
+    <w:p>
+      <w:pPr>
+        <w:spacing w:line="276" w:lineRule="auto"/>
+      </w:pPr>
+      <w:r>
+        <w:rPr>
+          <w:b/>
+          <w:bCs/>
+        </w:rPr>
+        <w:t>AI功能轻量化设计</w:t>
+      </w:r>
+      <w:r>
+        <w:br/>
+        <w:t>AI功能（矛盾检测、设定补全）仅作为辅助能力，上下文动态注入本地数据，不上</w:t>
+      </w:r>
+      <w:proofErr w:type="gramStart"/>
+      <w:r>
+        <w:t>传任何</w:t>
+      </w:r>
+      <w:proofErr w:type="gramEnd"/>
+      <w:r>
+        <w:t>用户隐私。生成内容由用户最终审定，AI始终处于</w:t>
+      </w:r>
+      <w:r>
+        <w:t>“</w:t>
+      </w:r>
+      <w:r>
+        <w:t>辅助</w:t>
+      </w:r>
+      <w:r>
+        <w:t>”</w:t>
+      </w:r>
+      <w:r>
+        <w:t>而非</w:t>
+      </w:r>
+      <w:r>
+        <w:t>“</w:t>
+      </w:r>
+      <w:r>
+        <w:t>替代</w:t>
+      </w:r>
+      <w:r>
+        <w:t>”</w:t>
+      </w:r>
+      <w:r>
+        <w:t>的角色。</w:t>
+      </w:r>
+    </w:p>
+    <w:p>
+      <w:pPr>
+        <w:spacing w:line="276" w:lineRule="auto"/>
+      </w:pPr>
+      <w:r>
+        <w:rPr>
+          <w:b/>
+          <w:bCs/>
+        </w:rPr>
+        <w:t>严格合</w:t>
+      </w:r>
+      <w:proofErr w:type="gramStart"/>
+      <w:r>
+        <w:rPr>
+          <w:b/>
+          <w:bCs/>
+        </w:rPr>
+        <w:t>规</w:t>
+      </w:r>
+      <w:proofErr w:type="gramEnd"/>
+      <w:r>
+        <w:rPr>
+          <w:b/>
+          <w:bCs/>
+        </w:rPr>
+        <w:t>，安全可控</w:t>
+      </w:r>
+      <w:r>
+        <w:br/>
+        <w:t>产品设计严格遵循《生成式人工智能服务管理暂行办法》中</w:t>
+      </w:r>
+      <w:r>
+        <w:t>“</w:t>
+      </w:r>
+      <w:r>
+        <w:t>安全可控</w:t>
+      </w:r>
+      <w:r>
+        <w:t>”</w:t>
+      </w:r>
+      <w:r>
+        <w:t>原则，用户数据不离本地，AI仅提供建议，创作决策</w:t>
+      </w:r>
+      <w:proofErr w:type="gramStart"/>
+      <w:r>
+        <w:t>权始终</w:t>
+      </w:r>
+      <w:proofErr w:type="gramEnd"/>
+      <w:r>
+        <w:t>归于用户，满足监管要求与企业级安全标准。</w:t>
+      </w:r>
+    </w:p>
+    <w:p>
+      <w:pPr>
+        <w:spacing w:line="276" w:lineRule="auto"/>
+        <w:ind w:left="720"/>
+      </w:pPr>
+    </w:p>
+    <w:p>
+      <w:pPr>
+        <w:spacing w:line="276" w:lineRule="auto"/>
         <w:rPr>
           <w:rFonts w:ascii="Segoe UI" w:hAnsi="Segoe UI" w:cs="Segoe UI"/>
           <w:b/>
@@ -1968,14 +2309,9 @@
           <w:sz w:val="30"/>
           <w:szCs w:val="30"/>
         </w:rPr>
-        <w:t>核心用户：</w:t>
-      </w:r>
-      <w:r>
-        <w:t>中长篇小说作者（网文、实体出版）、同人写手、TRPG（跑团）主持人。</w:t>
-      </w:r>
-      <w:r>
-        <w:br/>
-      </w:r>
+        <w:t xml:space="preserve">1.4 </w:t>
+      </w:r>
+      <w:proofErr w:type="gramStart"/>
       <w:r>
         <w:rPr>
           <w:rFonts w:ascii="Segoe UI" w:hAnsi="Segoe UI" w:cs="Segoe UI"/>
@@ -1985,57 +2321,75 @@
           <w:sz w:val="30"/>
           <w:szCs w:val="30"/>
         </w:rPr>
-        <w:t>细分画像：</w:t>
-      </w:r>
-    </w:p>
-    <w:p>
-      <w:pPr>
-        <w:numPr>
-          <w:ilvl w:val="1"/>
-          <w:numId w:val="10"/>
-        </w:numPr>
-        <w:rPr>
-          <w:rFonts w:hint="eastAsia"/>
-        </w:rPr>
-      </w:pPr>
-      <w:r>
-        <w:t>新晋作者：缺乏创作经验，需AI引导搭建世界观框架，避免基础逻辑错误；</w:t>
-      </w:r>
-    </w:p>
-    <w:p>
-      <w:pPr>
-        <w:numPr>
-          <w:ilvl w:val="1"/>
-          <w:numId w:val="10"/>
-        </w:numPr>
-        <w:rPr>
-          <w:rFonts w:hint="eastAsia"/>
-        </w:rPr>
-      </w:pPr>
-      <w:r>
-        <w:t>资深作者：作品人物众多、设定复杂，需高效管理关系网与时间线，减少人工维护；</w:t>
-      </w:r>
-    </w:p>
-    <w:p>
-      <w:pPr>
-        <w:numPr>
-          <w:ilvl w:val="1"/>
-          <w:numId w:val="10"/>
-        </w:numPr>
-        <w:rPr>
-          <w:rFonts w:hint="eastAsia"/>
-        </w:rPr>
-      </w:pPr>
-      <w:r>
-        <w:t>跑团主持人：需要快速生成冒险背景、NPC关系网，提升游戏准备效率。</w:t>
-      </w:r>
-    </w:p>
-    <w:p>
-      <w:pPr>
-        <w:numPr>
-          <w:ilvl w:val="0"/>
-          <w:numId w:val="10"/>
-        </w:numPr>
+        <w:t>竞品分析</w:t>
+      </w:r>
+      <w:proofErr w:type="gramEnd"/>
+    </w:p>
+    <w:p>
+      <w:pPr>
+        <w:spacing w:line="276" w:lineRule="auto"/>
+      </w:pPr>
+      <w:r>
+        <w:t>目前市场无绝对垄断的垂直领域产品，主要存在三类竞品。对比分析如下：</w:t>
+      </w:r>
+      <w:r>
+        <w:rPr>
+          <w:rFonts w:ascii="Segoe UI" w:hAnsi="Segoe UI" w:cs="Segoe UI"/>
+          <w:b/>
+          <w:bCs/>
+          <w:noProof/>
+          <w:color w:val="0F1115"/>
+          <w:sz w:val="30"/>
+          <w:szCs w:val="30"/>
+        </w:rPr>
+        <w:lastRenderedPageBreak/>
+        <w:drawing>
+          <wp:inline distT="0" distB="0" distL="85723" distR="85723" wp14:anchorId="23AF396C" wp14:editId="143AAF8A">
+            <wp:extent cx="6307726" cy="5559387"/>
+            <wp:effectExtent l="0" t="0" r="0" b="0"/>
+            <wp:docPr id="7" name="图片 7"/>
+            <wp:cNvGraphicFramePr>
+              <a:graphicFrameLocks xmlns:a="http://schemas.openxmlformats.org/drawingml/2006/main" noChangeAspect="1"/>
+            </wp:cNvGraphicFramePr>
+            <a:graphic xmlns:a="http://schemas.openxmlformats.org/drawingml/2006/main">
+              <a:graphicData uri="http://schemas.openxmlformats.org/drawingml/2006/picture">
+                <pic:pic xmlns:pic="http://schemas.openxmlformats.org/drawingml/2006/picture">
+                  <pic:nvPicPr>
+                    <pic:cNvPr id="9" name="图片 9"/>
+                    <pic:cNvPicPr/>
+                  </pic:nvPicPr>
+                  <pic:blipFill>
+                    <a:blip r:embed="rId11"/>
+                    <a:stretch>
+                      <a:fillRect/>
+                    </a:stretch>
+                  </pic:blipFill>
+                  <pic:spPr>
+                    <a:xfrm>
+                      <a:off x="0" y="0"/>
+                      <a:ext cx="6307726" cy="5559387"/>
+                    </a:xfrm>
+                    <a:prstGeom prst="rect">
+                      <a:avLst/>
+                    </a:prstGeom>
+                    <a:noFill/>
+                    <a:ln w="12700" cap="flat" cmpd="sng">
+                      <a:noFill/>
+                      <a:prstDash val="solid"/>
+                      <a:miter/>
+                    </a:ln>
+                  </pic:spPr>
+                </pic:pic>
+              </a:graphicData>
+            </a:graphic>
+          </wp:inline>
+        </w:drawing>
+      </w:r>
+    </w:p>
+    <w:p/>
+    <w:p>
+      <w:pPr>
+        <w:jc w:val="center"/>
         <w:rPr>
           <w:rFonts w:ascii="Segoe UI" w:hAnsi="Segoe UI" w:cs="Segoe UI"/>
           <w:b/>
@@ -2045,7 +2399,9 @@
           <w:szCs w:val="30"/>
         </w:rPr>
       </w:pPr>
-      <w:r>
+    </w:p>
+    <w:p>
+      <w:pPr>
         <w:rPr>
           <w:rFonts w:ascii="Segoe UI" w:hAnsi="Segoe UI" w:cs="Segoe UI"/>
           <w:b/>
@@ -2054,15 +2410,8 @@
           <w:sz w:val="30"/>
           <w:szCs w:val="30"/>
         </w:rPr>
-        <w:t>衍生用户：</w:t>
-      </w:r>
-      <w:r>
-        <w:t>影视编剧、游戏世界观策划、IP衍生内容创作者，可将本作品作为前期设定与大纲的工具。</w:t>
-      </w:r>
-    </w:p>
-    <w:p>
-      <w:pPr>
-        <w:ind w:left="720"/>
+      </w:pPr>
+      <w:r>
         <w:rPr>
           <w:rFonts w:ascii="Segoe UI" w:hAnsi="Segoe UI" w:cs="Segoe UI"/>
           <w:b/>
@@ -2071,7 +2420,8 @@
           <w:sz w:val="30"/>
           <w:szCs w:val="30"/>
         </w:rPr>
-      </w:pPr>
+        <w:t xml:space="preserve">1.5 </w:t>
+      </w:r>
       <w:r>
         <w:rPr>
           <w:rFonts w:ascii="Segoe UI" w:hAnsi="Segoe UI" w:cs="Segoe UI"/>
@@ -2081,966 +2431,321 @@
           <w:sz w:val="30"/>
           <w:szCs w:val="30"/>
         </w:rPr>
-        <w:t xml:space="preserve">1.3 </w:t>
-      </w:r>
-      <w:r>
-        <w:rPr>
-          <w:rFonts w:ascii="Segoe UI" w:hAnsi="Segoe UI" w:cs="Segoe UI"/>
+        <w:t>主要性能指标</w:t>
+      </w:r>
+    </w:p>
+    <w:p>
+      <w:pPr>
+        <w:numPr>
+          <w:ilvl w:val="0"/>
+          <w:numId w:val="5"/>
+        </w:numPr>
+      </w:pPr>
+      <w:r>
+        <w:rPr>
           <w:b/>
           <w:bCs/>
-          <w:color w:val="0F1115"/>
-          <w:sz w:val="30"/>
-          <w:szCs w:val="30"/>
-        </w:rPr>
-        <w:t>主要功能</w:t>
+        </w:rPr>
+        <w:t>响应速度</w:t>
+      </w:r>
+      <w:r>
+        <w:t>：AI辅助生成建议响应时间&lt;3秒。</w:t>
       </w:r>
     </w:p>
     <w:p>
       <w:pPr>
         <w:numPr>
           <w:ilvl w:val="0"/>
-          <w:numId w:val="11"/>
+          <w:numId w:val="5"/>
         </w:numPr>
-        <w:tabs>
-          <w:tab w:val="num" w:pos="720"/>
-        </w:tabs>
-        <w:rPr>
-          <w:rFonts w:hint="eastAsia"/>
-        </w:rPr>
-      </w:pPr>
-      <w:r>
-        <w:t>AI辅助世界观构建：通过对话式引导，AI帮助用户生成自洽的势力分布、魔法/科技体系、种族文化等。</w:t>
+      </w:pPr>
+      <w:r>
+        <w:rPr>
+          <w:b/>
+          <w:bCs/>
+        </w:rPr>
+        <w:t>图谱渲染</w:t>
+      </w:r>
+      <w:r>
+        <w:t>：支持同时展示不低于200个角色节点，</w:t>
+      </w:r>
+      <w:proofErr w:type="gramStart"/>
+      <w:r>
+        <w:t>交互无</w:t>
+      </w:r>
+      <w:proofErr w:type="gramEnd"/>
+      <w:r>
+        <w:t>卡顿。</w:t>
       </w:r>
     </w:p>
     <w:p>
       <w:pPr>
         <w:numPr>
           <w:ilvl w:val="0"/>
-          <w:numId w:val="11"/>
+          <w:numId w:val="5"/>
         </w:numPr>
-        <w:tabs>
-          <w:tab w:val="num" w:pos="720"/>
-        </w:tabs>
-        <w:rPr>
-          <w:rFonts w:hint="eastAsia"/>
-        </w:rPr>
-      </w:pPr>
-      <w:r>
-        <w:t>智能角色关系网：自动提取文本中的人物，通过AI分析生成动态关系图谱（如爱恨情仇、隶属关系），支持手动拖拽修正。</w:t>
+      </w:pPr>
+      <w:r>
+        <w:rPr>
+          <w:b/>
+          <w:bCs/>
+        </w:rPr>
+        <w:t>准确性</w:t>
+      </w:r>
+      <w:r>
+        <w:t>：AI对基础设定的理解准确率&gt;90%；矛盾检测召回率&gt;80%。</w:t>
       </w:r>
     </w:p>
     <w:p>
       <w:pPr>
         <w:numPr>
           <w:ilvl w:val="0"/>
-          <w:numId w:val="11"/>
+          <w:numId w:val="5"/>
         </w:numPr>
-        <w:tabs>
-          <w:tab w:val="num" w:pos="720"/>
-        </w:tabs>
-        <w:rPr>
-          <w:rFonts w:hint="eastAsia"/>
-        </w:rPr>
-      </w:pPr>
-      <w:r>
-        <w:t>事件时间轴管理：将用户零散的灵感片段自动按时间线排序，支持多 timelines（如正传时间线、前传上古史）并行管理。</w:t>
-      </w:r>
-    </w:p>
-    <w:p>
-      <w:pPr>
-        <w:numPr>
-          <w:ilvl w:val="0"/>
-          <w:numId w:val="11"/>
-        </w:numPr>
-        <w:tabs>
-          <w:tab w:val="num" w:pos="720"/>
-        </w:tabs>
-        <w:rPr>
-          <w:rFonts w:hint="eastAsia"/>
-        </w:rPr>
-      </w:pPr>
-      <w:r>
-        <w:t>一致性检查：AI自动扫描已有设定，提示前后文矛盾（如“角色A在三章前已死亡，此处不应出现”）。</w:t>
-      </w:r>
-    </w:p>
-    <w:p>
-      <w:pPr>
-        <w:ind w:left="720"/>
-        <w:rPr>
-          <w:rFonts w:hint="eastAsia"/>
-        </w:rPr>
-      </w:pPr>
-    </w:p>
-    <w:p>
-      <w:pPr>
-        <w:rPr>
-          <w:rFonts w:ascii="Segoe UI" w:hAnsi="Segoe UI" w:cs="Segoe UI"/>
+      </w:pPr>
+      <w:r>
+        <w:rPr>
           <w:b/>
           <w:bCs/>
-          <w:color w:val="0F1115"/>
-          <w:sz w:val="30"/>
-          <w:szCs w:val="30"/>
-        </w:rPr>
-      </w:pPr>
-      <w:r>
-        <w:rPr>
-          <w:rFonts w:ascii="Segoe UI" w:hAnsi="Segoe UI" w:cs="Segoe UI"/>
-          <w:b/>
-          <w:bCs/>
-          <w:color w:val="0F1115"/>
-          <w:sz w:val="30"/>
-          <w:szCs w:val="30"/>
-        </w:rPr>
-        <w:t xml:space="preserve">1.4 </w:t>
-      </w:r>
-      <w:r>
-        <w:rPr>
-          <w:rFonts w:ascii="Segoe UI" w:hAnsi="Segoe UI" w:cs="Segoe UI"/>
-          <w:b/>
-          <w:bCs/>
-          <w:color w:val="0F1115"/>
-          <w:sz w:val="30"/>
-          <w:szCs w:val="30"/>
-        </w:rPr>
-        <w:t>竞品分析</w:t>
-      </w:r>
-    </w:p>
-    <w:p>
-      <w:r>
-        <w:t>目前市场无绝对垄断的垂直领域产品，主要存在三类竞品。对比分析如下：</w:t>
-      </w:r>
-    </w:p>
-    <w:tbl>
-      <w:tblPr>
-        <w:tblStyle w:val="a3"/>
-        <w:tblW w:w="9067" w:type="dxa"/>
-        <w:tblLook w:val="04A0" w:firstRow="1" w:lastRow="0" w:firstColumn="1" w:lastColumn="0" w:noHBand="0" w:noVBand="1"/>
-      </w:tblPr>
-      <w:tblGrid>
-        <w:gridCol w:w="1271"/>
-        <w:gridCol w:w="2049"/>
-        <w:gridCol w:w="1920"/>
-        <w:gridCol w:w="1843"/>
-        <w:gridCol w:w="1984"/>
-      </w:tblGrid>
-      <w:tr>
-        <w:tc>
-          <w:tcPr>
-            <w:tcW w:w="1271" w:type="dxa"/>
-          </w:tcPr>
-          <w:p>
-            <w:pPr>
-              <w:rPr>
-                <w:rFonts w:hint="eastAsia"/>
-              </w:rPr>
-            </w:pPr>
-            <w:r>
-              <w:lastRenderedPageBreak/>
-              <w:t>对比维度</w:t>
-            </w:r>
-          </w:p>
-        </w:tc>
-        <w:tc>
-          <w:tcPr>
-            <w:tcW w:w="2049" w:type="dxa"/>
-          </w:tcPr>
-          <w:p>
-            <w:pPr>
-              <w:rPr>
-                <w:rFonts w:hint="eastAsia"/>
-              </w:rPr>
-            </w:pPr>
-            <w:r>
-              <w:rPr>
-                <w:b/>
-                <w:bCs/>
-              </w:rPr>
-              <w:t>本作品 (</w:t>
-            </w:r>
-            <w:r>
-              <w:rPr>
-                <w:rFonts w:hint="eastAsia"/>
-                <w:b/>
-                <w:bCs/>
-              </w:rPr>
-              <w:t>流云</w:t>
-            </w:r>
-            <w:r>
-              <w:rPr>
-                <w:b/>
-                <w:bCs/>
-              </w:rPr>
-              <w:t>)</w:t>
-            </w:r>
-          </w:p>
-        </w:tc>
-        <w:tc>
-          <w:tcPr>
-            <w:tcW w:w="1920" w:type="dxa"/>
-          </w:tcPr>
-          <w:p>
-            <w:pPr>
-              <w:rPr>
-                <w:rFonts w:hint="eastAsia"/>
-              </w:rPr>
-            </w:pPr>
-            <w:r>
-              <w:rPr>
-                <w:b/>
-                <w:bCs/>
-              </w:rPr>
-              <w:t>通用AI对话 (如ChatGPT)</w:t>
-            </w:r>
-          </w:p>
-        </w:tc>
-        <w:tc>
-          <w:tcPr>
-            <w:tcW w:w="1843" w:type="dxa"/>
-          </w:tcPr>
-          <w:p>
-            <w:pPr>
-              <w:rPr>
-                <w:rFonts w:hint="eastAsia"/>
-              </w:rPr>
-            </w:pPr>
-            <w:r>
-              <w:rPr>
-                <w:b/>
-                <w:bCs/>
-              </w:rPr>
-              <w:t>专业写作软件 (如Scrivener)</w:t>
-            </w:r>
-          </w:p>
-        </w:tc>
-        <w:tc>
-          <w:tcPr>
-            <w:tcW w:w="1984" w:type="dxa"/>
-          </w:tcPr>
-          <w:p>
-            <w:pPr>
-              <w:rPr>
-                <w:rFonts w:hint="eastAsia"/>
-              </w:rPr>
-            </w:pPr>
-            <w:r>
-              <w:rPr>
-                <w:b/>
-                <w:bCs/>
-              </w:rPr>
-              <w:t>思维导图/笔记 (如Obsidian)</w:t>
-            </w:r>
-          </w:p>
-        </w:tc>
-      </w:tr>
-      <w:tr>
-        <w:trPr>
-          <w:trHeight w:val="767"/>
-        </w:trPr>
-        <w:tc>
-          <w:tcPr>
-            <w:tcW w:w="1271" w:type="dxa"/>
-          </w:tcPr>
-          <w:p>
-            <w:pPr>
-              <w:rPr>
-                <w:rFonts w:hint="eastAsia"/>
-              </w:rPr>
-            </w:pPr>
-            <w:r>
-              <w:rPr>
-                <w:b/>
-                <w:bCs/>
-              </w:rPr>
-              <w:t>核心场景</w:t>
-            </w:r>
-          </w:p>
-        </w:tc>
-        <w:tc>
-          <w:tcPr>
-            <w:tcW w:w="2049" w:type="dxa"/>
-          </w:tcPr>
-          <w:p>
-            <w:pPr>
-              <w:rPr>
-                <w:rFonts w:hint="eastAsia"/>
-              </w:rPr>
-            </w:pPr>
-            <w:r>
-              <w:rPr>
-                <w:b/>
-                <w:bCs/>
-              </w:rPr>
-              <w:t>深度结构化创作</w:t>
-            </w:r>
-          </w:p>
-        </w:tc>
-        <w:tc>
-          <w:tcPr>
-            <w:tcW w:w="1920" w:type="dxa"/>
-          </w:tcPr>
-          <w:p>
-            <w:pPr>
-              <w:rPr>
-                <w:rFonts w:hint="eastAsia"/>
-              </w:rPr>
-            </w:pPr>
-            <w:r>
-              <w:t>泛化问答与文本生成</w:t>
-            </w:r>
-          </w:p>
-        </w:tc>
-        <w:tc>
-          <w:tcPr>
-            <w:tcW w:w="1843" w:type="dxa"/>
-          </w:tcPr>
-          <w:p>
-            <w:pPr>
-              <w:rPr>
-                <w:rFonts w:hint="eastAsia"/>
-              </w:rPr>
-            </w:pPr>
-            <w:r>
-              <w:t>文稿编辑与格式整理</w:t>
-            </w:r>
-          </w:p>
-        </w:tc>
-        <w:tc>
-          <w:tcPr>
-            <w:tcW w:w="1984" w:type="dxa"/>
-          </w:tcPr>
-          <w:p>
-            <w:pPr>
-              <w:rPr>
-                <w:rFonts w:hint="eastAsia"/>
-              </w:rPr>
-            </w:pPr>
-            <w:r>
-              <w:t>知识卡片与双向链接</w:t>
-            </w:r>
-          </w:p>
-        </w:tc>
-      </w:tr>
-      <w:tr>
-        <w:trPr>
-          <w:trHeight w:val="1271"/>
-        </w:trPr>
-        <w:tc>
-          <w:tcPr>
-            <w:tcW w:w="1271" w:type="dxa"/>
-          </w:tcPr>
-          <w:p>
-            <w:pPr>
-              <w:rPr>
-                <w:b/>
-                <w:bCs/>
-              </w:rPr>
-            </w:pPr>
-          </w:p>
-          <w:p>
-            <w:pPr>
-              <w:rPr>
-                <w:rFonts w:hint="eastAsia"/>
-              </w:rPr>
-            </w:pPr>
-            <w:r>
-              <w:rPr>
-                <w:b/>
-                <w:bCs/>
-              </w:rPr>
-              <w:t>AI深度</w:t>
-            </w:r>
-          </w:p>
-        </w:tc>
-        <w:tc>
-          <w:tcPr>
-            <w:tcW w:w="2049" w:type="dxa"/>
-          </w:tcPr>
-          <w:p>
-            <w:pPr>
-              <w:rPr>
-                <w:rFonts w:hint="eastAsia"/>
-              </w:rPr>
-            </w:pPr>
-            <w:r>
-              <w:rPr>
-                <w:b/>
-                <w:bCs/>
-              </w:rPr>
-              <w:t>强垂直领域优化</w:t>
-            </w:r>
-            <w:r>
-              <w:t>，懂“世界观”“战力”“人设”等专业术语</w:t>
-            </w:r>
-          </w:p>
-        </w:tc>
-        <w:tc>
-          <w:tcPr>
-            <w:tcW w:w="1920" w:type="dxa"/>
-          </w:tcPr>
-          <w:p>
-            <w:pPr>
-              <w:rPr>
-                <w:rFonts w:hint="eastAsia"/>
-              </w:rPr>
-            </w:pPr>
-            <w:r>
-              <w:t>通用能力强，但需大量提示词调教</w:t>
-            </w:r>
-          </w:p>
-        </w:tc>
-        <w:tc>
-          <w:tcPr>
-            <w:tcW w:w="1843" w:type="dxa"/>
-          </w:tcPr>
-          <w:p>
-            <w:pPr>
-              <w:rPr>
-                <w:rFonts w:hint="eastAsia"/>
-              </w:rPr>
-            </w:pPr>
-            <w:r>
-              <w:t>无AI或仅基础语法检查</w:t>
-            </w:r>
-          </w:p>
-        </w:tc>
-        <w:tc>
-          <w:tcPr>
-            <w:tcW w:w="1984" w:type="dxa"/>
-          </w:tcPr>
-          <w:p>
-            <w:pPr>
-              <w:rPr>
-                <w:rFonts w:hint="eastAsia"/>
-              </w:rPr>
-            </w:pPr>
-            <w:r>
-              <w:t>无原生AI，需插件且配置复杂</w:t>
-            </w:r>
-          </w:p>
-        </w:tc>
-      </w:tr>
-      <w:tr>
-        <w:trPr>
-          <w:trHeight w:val="888"/>
-        </w:trPr>
-        <w:tc>
-          <w:tcPr>
-            <w:tcW w:w="1271" w:type="dxa"/>
-          </w:tcPr>
-          <w:p>
-            <w:pPr>
-              <w:rPr>
-                <w:rFonts w:hint="eastAsia"/>
-              </w:rPr>
-            </w:pPr>
-            <w:r>
-              <w:rPr>
-                <w:b/>
-                <w:bCs/>
-              </w:rPr>
-              <w:t>数据可视化</w:t>
-            </w:r>
-          </w:p>
-        </w:tc>
-        <w:tc>
-          <w:tcPr>
-            <w:tcW w:w="2049" w:type="dxa"/>
-          </w:tcPr>
-          <w:p>
-            <w:pPr>
-              <w:rPr>
-                <w:rFonts w:hint="eastAsia"/>
-              </w:rPr>
-            </w:pPr>
-            <w:r>
-              <w:rPr>
-                <w:b/>
-                <w:bCs/>
-              </w:rPr>
-              <w:t>动态关系图+时间轴</w:t>
-            </w:r>
-            <w:r>
-              <w:t>双核驱动</w:t>
-            </w:r>
-          </w:p>
-        </w:tc>
-        <w:tc>
-          <w:tcPr>
-            <w:tcW w:w="1920" w:type="dxa"/>
-          </w:tcPr>
-          <w:p>
-            <w:pPr>
-              <w:rPr>
-                <w:rFonts w:hint="eastAsia"/>
-              </w:rPr>
-            </w:pPr>
-            <w:r>
-              <w:t>纯文本交互</w:t>
-            </w:r>
-          </w:p>
-        </w:tc>
-        <w:tc>
-          <w:tcPr>
-            <w:tcW w:w="1843" w:type="dxa"/>
-          </w:tcPr>
-          <w:p>
-            <w:pPr>
-              <w:rPr>
-                <w:rFonts w:hint="eastAsia"/>
-              </w:rPr>
-            </w:pPr>
-            <w:r>
-              <w:t>静态大纲/索引卡</w:t>
-            </w:r>
-          </w:p>
-        </w:tc>
-        <w:tc>
-          <w:tcPr>
-            <w:tcW w:w="1984" w:type="dxa"/>
-          </w:tcPr>
-          <w:p>
-            <w:pPr>
-              <w:rPr>
-                <w:rFonts w:hint="eastAsia"/>
-              </w:rPr>
-            </w:pPr>
-            <w:r>
-              <w:t>静态节点网络图</w:t>
-            </w:r>
-          </w:p>
-        </w:tc>
-      </w:tr>
-      <w:tr>
-        <w:trPr>
-          <w:trHeight w:val="968"/>
-        </w:trPr>
-        <w:tc>
-          <w:tcPr>
-            <w:tcW w:w="1271" w:type="dxa"/>
-          </w:tcPr>
-          <w:p>
-            <w:pPr>
-              <w:rPr>
-                <w:rFonts w:hint="eastAsia"/>
-              </w:rPr>
-            </w:pPr>
-            <w:r>
-              <w:rPr>
-                <w:b/>
-                <w:bCs/>
-              </w:rPr>
-              <w:t>上手门槛</w:t>
-            </w:r>
-          </w:p>
-        </w:tc>
-        <w:tc>
-          <w:tcPr>
-            <w:tcW w:w="2049" w:type="dxa"/>
-          </w:tcPr>
-          <w:p>
-            <w:pPr>
-              <w:rPr>
-                <w:rFonts w:hint="eastAsia"/>
-              </w:rPr>
-            </w:pPr>
-            <w:r>
-              <w:t>低（面向创作者，开箱即用）</w:t>
-            </w:r>
-          </w:p>
-        </w:tc>
-        <w:tc>
-          <w:tcPr>
-            <w:tcW w:w="1920" w:type="dxa"/>
-          </w:tcPr>
-          <w:p>
-            <w:pPr>
-              <w:rPr>
-                <w:rFonts w:hint="eastAsia"/>
-              </w:rPr>
-            </w:pPr>
-            <w:r>
-              <w:t>中（需懂提示词工程）</w:t>
-            </w:r>
-          </w:p>
-        </w:tc>
-        <w:tc>
-          <w:tcPr>
-            <w:tcW w:w="1843" w:type="dxa"/>
-          </w:tcPr>
-          <w:p>
-            <w:pPr>
-              <w:jc w:val="center"/>
-              <w:rPr>
-                <w:rFonts w:hint="eastAsia"/>
-              </w:rPr>
-            </w:pPr>
-            <w:r>
-              <w:t>高（学习曲线陡峭）</w:t>
-            </w:r>
-          </w:p>
-        </w:tc>
-        <w:tc>
-          <w:tcPr>
-            <w:tcW w:w="1984" w:type="dxa"/>
-          </w:tcPr>
-          <w:p>
-            <w:pPr>
-              <w:rPr>
-                <w:rFonts w:hint="eastAsia"/>
-              </w:rPr>
-            </w:pPr>
-            <w:r>
-              <w:t>中高（需自建体系）</w:t>
-            </w:r>
-          </w:p>
-        </w:tc>
-      </w:tr>
-      <w:tr>
-        <w:trPr>
-          <w:trHeight w:val="1047"/>
-        </w:trPr>
-        <w:tc>
-          <w:tcPr>
-            <w:tcW w:w="1271" w:type="dxa"/>
-          </w:tcPr>
-          <w:p>
-            <w:pPr>
-              <w:rPr>
-                <w:rFonts w:hint="eastAsia"/>
-              </w:rPr>
-            </w:pPr>
-            <w:r>
-              <w:rPr>
-                <w:b/>
-                <w:bCs/>
-              </w:rPr>
-              <w:t>长文一致性</w:t>
-            </w:r>
-          </w:p>
-        </w:tc>
-        <w:tc>
-          <w:tcPr>
-            <w:tcW w:w="2049" w:type="dxa"/>
-          </w:tcPr>
-          <w:p>
-            <w:pPr>
-              <w:jc w:val="center"/>
-              <w:rPr>
-                <w:rFonts w:hint="eastAsia"/>
-              </w:rPr>
-            </w:pPr>
-            <w:r>
-              <w:rPr>
-                <w:b/>
-                <w:bCs/>
-              </w:rPr>
-              <w:t>AI主动检查矛盾</w:t>
-            </w:r>
-          </w:p>
-        </w:tc>
-        <w:tc>
-          <w:tcPr>
-            <w:tcW w:w="1920" w:type="dxa"/>
-          </w:tcPr>
-          <w:p>
-            <w:pPr>
-              <w:rPr>
-                <w:rFonts w:hint="eastAsia"/>
-              </w:rPr>
-            </w:pPr>
-            <w:r>
-              <w:t>依赖上下文窗口，易遗忘</w:t>
-            </w:r>
-          </w:p>
-        </w:tc>
-        <w:tc>
-          <w:tcPr>
-            <w:tcW w:w="1843" w:type="dxa"/>
-          </w:tcPr>
-          <w:p>
-            <w:pPr>
-              <w:rPr>
-                <w:rFonts w:hint="eastAsia"/>
-              </w:rPr>
-            </w:pPr>
-            <w:r>
-              <w:t>全靠人工记忆</w:t>
-            </w:r>
-          </w:p>
-        </w:tc>
-        <w:tc>
-          <w:tcPr>
-            <w:tcW w:w="1984" w:type="dxa"/>
-          </w:tcPr>
-          <w:p>
-            <w:pPr>
-              <w:jc w:val="center"/>
-              <w:rPr>
-                <w:rFonts w:hint="eastAsia"/>
-              </w:rPr>
-            </w:pPr>
-            <w:r>
-              <w:t>全靠人工维护</w:t>
-            </w:r>
-          </w:p>
-        </w:tc>
-      </w:tr>
-    </w:tbl>
-    <w:p>
-      <w:pPr>
+        </w:rPr>
+        <w:t>数据安全</w:t>
+      </w:r>
+      <w:r>
+        <w:t>：支持本地化存储与云端加密双选，保障创作者知识产权。</w:t>
+      </w:r>
+    </w:p>
+    <w:p/>
+    <w:p>
+      <w:pPr>
+        <w:pStyle w:val="1"/>
+      </w:pPr>
+      <w:r>
         <w:rPr>
           <w:rFonts w:hint="eastAsia"/>
         </w:rPr>
-      </w:pPr>
-    </w:p>
-    <w:p>
-      <w:pPr>
-        <w:rPr>
-          <w:rFonts w:ascii="Segoe UI" w:hAnsi="Segoe UI" w:cs="Segoe UI"/>
-          <w:b/>
-          <w:bCs/>
-          <w:color w:val="0F1115"/>
-          <w:sz w:val="30"/>
-          <w:szCs w:val="30"/>
-        </w:rPr>
-      </w:pPr>
-      <w:r>
-        <w:rPr>
-          <w:rFonts w:ascii="Segoe UI" w:hAnsi="Segoe UI" w:cs="Segoe UI"/>
-          <w:b/>
-          <w:bCs/>
-          <w:color w:val="0F1115"/>
-          <w:sz w:val="30"/>
-          <w:szCs w:val="30"/>
-        </w:rPr>
-        <w:t xml:space="preserve">1.5 </w:t>
-      </w:r>
-      <w:r>
-        <w:rPr>
-          <w:rFonts w:ascii="Segoe UI" w:hAnsi="Segoe UI" w:cs="Segoe UI"/>
-          <w:b/>
-          <w:bCs/>
-          <w:color w:val="0F1115"/>
-          <w:sz w:val="30"/>
-          <w:szCs w:val="30"/>
-        </w:rPr>
-        <w:t>主要性能指标</w:t>
-      </w:r>
-    </w:p>
-    <w:p>
-      <w:pPr>
-        <w:numPr>
-          <w:ilvl w:val="0"/>
-          <w:numId w:val="8"/>
-        </w:numPr>
+        <w:t>概要设计</w:t>
+      </w:r>
+      <w:bookmarkEnd w:id="1"/>
+    </w:p>
+    <w:p>
+      <w:r>
         <w:rPr>
           <w:rFonts w:hint="eastAsia"/>
         </w:rPr>
-      </w:pPr>
-      <w:r>
-        <w:rPr>
-          <w:b/>
-          <w:bCs/>
-        </w:rPr>
-        <w:t>响应速度</w:t>
-      </w:r>
-      <w:r>
-        <w:t>：AI辅助生成建议响应时间 &lt; 3秒。</w:t>
-      </w:r>
-    </w:p>
-    <w:p>
-      <w:pPr>
-        <w:numPr>
-          <w:ilvl w:val="0"/>
-          <w:numId w:val="8"/>
-        </w:numPr>
+        <w:t>【填写说明：将需求分析结果分解成功能模块以及模块的</w:t>
+      </w:r>
+      <w:r>
+        <w:rPr>
+          <w:rFonts w:ascii="Arial" w:hAnsi="Arial"/>
+          <w:szCs w:val="21"/>
+          <w:shd w:val="clear" w:color="auto" w:fill="FFFFFF"/>
+        </w:rPr>
+        <w:t>层次结构</w:t>
+      </w:r>
+      <w:r>
+        <w:rPr>
+          <w:rFonts w:ascii="Arial" w:hAnsi="Arial" w:hint="eastAsia"/>
+          <w:szCs w:val="21"/>
+          <w:shd w:val="clear" w:color="auto" w:fill="FFFFFF"/>
+        </w:rPr>
+        <w:t>、</w:t>
+      </w:r>
+      <w:r>
+        <w:rPr>
+          <w:rFonts w:ascii="Arial" w:hAnsi="Arial"/>
+          <w:color w:val="333333"/>
+          <w:szCs w:val="21"/>
+          <w:shd w:val="clear" w:color="auto" w:fill="FFFFFF"/>
+        </w:rPr>
+        <w:t>调用关系、模块间接口</w:t>
+      </w:r>
+      <w:r>
+        <w:rPr>
+          <w:rFonts w:ascii="Arial" w:hAnsi="Arial" w:hint="eastAsia"/>
+          <w:color w:val="333333"/>
+          <w:szCs w:val="21"/>
+          <w:shd w:val="clear" w:color="auto" w:fill="FFFFFF"/>
+        </w:rPr>
+        <w:t>以及</w:t>
+      </w:r>
+      <w:r>
+        <w:rPr>
+          <w:rFonts w:ascii="Arial" w:hAnsi="Arial"/>
+          <w:color w:val="333333"/>
+          <w:szCs w:val="21"/>
+          <w:shd w:val="clear" w:color="auto" w:fill="FFFFFF"/>
+        </w:rPr>
+        <w:t>人机界面等</w:t>
+      </w:r>
+      <w:r>
+        <w:rPr>
+          <w:rFonts w:ascii="Arial" w:hAnsi="Arial" w:hint="eastAsia"/>
+          <w:color w:val="333333"/>
+          <w:szCs w:val="21"/>
+          <w:shd w:val="clear" w:color="auto" w:fill="FFFFFF"/>
+        </w:rPr>
+        <w:t>，建议用图体现内容，不宜全文字描述。建议图文总体不超过</w:t>
+      </w:r>
+      <w:r>
+        <w:rPr>
+          <w:rFonts w:ascii="Arial" w:hAnsi="Arial" w:hint="eastAsia"/>
+          <w:color w:val="333333"/>
+          <w:szCs w:val="21"/>
+          <w:shd w:val="clear" w:color="auto" w:fill="FFFFFF"/>
+        </w:rPr>
+        <w:t>A</w:t>
+      </w:r>
+      <w:r>
+        <w:rPr>
+          <w:rFonts w:ascii="Arial" w:hAnsi="Arial"/>
+          <w:color w:val="333333"/>
+          <w:szCs w:val="21"/>
+          <w:shd w:val="clear" w:color="auto" w:fill="FFFFFF"/>
+        </w:rPr>
+        <w:t>4</w:t>
+      </w:r>
+      <w:r>
+        <w:rPr>
+          <w:rFonts w:ascii="Arial" w:hAnsi="Arial" w:hint="eastAsia"/>
+          <w:color w:val="333333"/>
+          <w:szCs w:val="21"/>
+          <w:shd w:val="clear" w:color="auto" w:fill="FFFFFF"/>
+        </w:rPr>
+        <w:t>纸两页，以</w:t>
+      </w:r>
+      <w:r>
+        <w:rPr>
+          <w:rFonts w:ascii="Arial" w:hAnsi="Arial" w:hint="eastAsia"/>
+          <w:color w:val="333333"/>
+          <w:szCs w:val="21"/>
+          <w:shd w:val="clear" w:color="auto" w:fill="FFFFFF"/>
+        </w:rPr>
+        <w:t>1</w:t>
+      </w:r>
+      <w:r>
+        <w:rPr>
+          <w:rFonts w:ascii="Arial" w:hAnsi="Arial" w:hint="eastAsia"/>
+          <w:color w:val="333333"/>
+          <w:szCs w:val="21"/>
+          <w:shd w:val="clear" w:color="auto" w:fill="FFFFFF"/>
+        </w:rPr>
+        <w:t>页为宜。</w:t>
+      </w:r>
+      <w:r>
         <w:rPr>
           <w:rFonts w:hint="eastAsia"/>
         </w:rPr>
-      </w:pPr>
-      <w:r>
-        <w:rPr>
-          <w:b/>
-          <w:bCs/>
-        </w:rPr>
-        <w:t>图谱渲染</w:t>
-      </w:r>
-      <w:r>
-        <w:t>：支持同时展示不低于200个角色节点，交互无卡顿。</w:t>
-      </w:r>
-    </w:p>
-    <w:p>
-      <w:pPr>
-        <w:numPr>
-          <w:ilvl w:val="0"/>
-          <w:numId w:val="8"/>
-        </w:numPr>
+        <w:t>】</w:t>
+      </w:r>
+    </w:p>
+    <w:p>
+      <w:pPr>
+        <w:pStyle w:val="1"/>
+      </w:pPr>
+      <w:bookmarkStart w:id="2" w:name="_Toc100040662"/>
+      <w:r>
         <w:rPr>
           <w:rFonts w:hint="eastAsia"/>
         </w:rPr>
-      </w:pPr>
-      <w:r>
-        <w:rPr>
-          <w:b/>
-          <w:bCs/>
-        </w:rPr>
-        <w:t>准确性</w:t>
-      </w:r>
-      <w:r>
-        <w:t>：AI对基础设定的理解准确率 &gt; 90%；矛盾检测召回率 &gt; 80%。</w:t>
-      </w:r>
-    </w:p>
-    <w:p>
-      <w:pPr>
-        <w:numPr>
-          <w:ilvl w:val="0"/>
-          <w:numId w:val="8"/>
-        </w:numPr>
+        <w:lastRenderedPageBreak/>
+        <w:t>详细设计</w:t>
+      </w:r>
+      <w:bookmarkEnd w:id="2"/>
+    </w:p>
+    <w:p>
+      <w:r>
         <w:rPr>
           <w:rFonts w:hint="eastAsia"/>
         </w:rPr>
-      </w:pPr>
-      <w:r>
-        <w:rPr>
-          <w:b/>
-          <w:bCs/>
-        </w:rPr>
-        <w:t>数据安全</w:t>
-      </w:r>
-      <w:r>
-        <w:t>：支持本地化存储与云端加密双选，保障创作者知识产权。</w:t>
-      </w:r>
-    </w:p>
-    <w:p>
-      <w:pPr>
+        <w:t>【填写说明：包括但不限于：界面设计、数据库设计(如果有</w:t>
+      </w:r>
+      <w:r>
+        <w:t>)</w:t>
+      </w:r>
+      <w:r>
         <w:rPr>
           <w:rFonts w:hint="eastAsia"/>
         </w:rPr>
-      </w:pPr>
+        <w:t>、关键算法。界面设计建议用作品实际界面，建议包括典型使用流程；数据库设计建议用表格、E</w:t>
+      </w:r>
+      <w:r>
+        <w:t>R</w:t>
+      </w:r>
+      <w:r>
+        <w:rPr>
+          <w:rFonts w:hint="eastAsia"/>
+        </w:rPr>
+        <w:t>图或U</w:t>
+      </w:r>
+      <w:r>
+        <w:t>ML</w:t>
+      </w:r>
+      <w:r>
+        <w:rPr>
+          <w:rFonts w:hint="eastAsia"/>
+        </w:rPr>
+        <w:t>方式，说明文字简明扼要，违背范式的设计建议请说明理由；关键算法也可以替换为关键技术、技术创新等。本部分不宜大篇幅铺陈，建议突出重点痛点难点特点。】</w:t>
+      </w:r>
     </w:p>
     <w:p>
       <w:pPr>
         <w:pStyle w:val="1"/>
+      </w:pPr>
+      <w:bookmarkStart w:id="3" w:name="_Toc100040663"/>
+      <w:r>
         <w:rPr>
           <w:rFonts w:hint="eastAsia"/>
         </w:rPr>
+        <w:t>测试报告</w:t>
+      </w:r>
+      <w:bookmarkEnd w:id="3"/>
+    </w:p>
+    <w:p>
+      <w:pPr>
+        <w:rPr>
+          <w:lang w:val="zh-CN"/>
+        </w:rPr>
       </w:pPr>
       <w:r>
         <w:rPr>
           <w:rFonts w:hint="eastAsia"/>
         </w:rPr>
-        <w:t>概要设计</w:t>
-      </w:r>
-      <w:bookmarkEnd w:id="1"/>
-    </w:p>
-    <w:p>
-      <w:pPr>
+        <w:t>【填写说明：包括测试报告和技术指标。为了保证作品质量，建议多进行测试，并将测试用例、测试过程、测试结果、修正过程或结果形成文档，也可以将本标题修改为主要测试，撰写主要测试过程结果及其修正；根据测试结果，形成多维度技术指标，包括：运行速度、安全性、扩展性、部署方便性和可用性等。本部分简要说明即可，减少常识性内容。】</w:t>
+      </w:r>
+    </w:p>
+    <w:p>
+      <w:pPr>
+        <w:pStyle w:val="1"/>
+      </w:pPr>
+      <w:bookmarkStart w:id="4" w:name="_Toc100040664"/>
+      <w:r>
         <w:rPr>
           <w:rFonts w:hint="eastAsia"/>
         </w:rPr>
+        <w:t>安装及使用</w:t>
+      </w:r>
+      <w:bookmarkEnd w:id="4"/>
+    </w:p>
+    <w:p>
+      <w:pPr>
+        <w:rPr>
+          <w:lang w:val="zh-CN"/>
+        </w:rPr>
       </w:pPr>
       <w:r>
         <w:rPr>
           <w:rFonts w:hint="eastAsia"/>
         </w:rPr>
-        <w:t>【填写说明：将需求分析结果分解成功能模块以及模块的</w:t>
-      </w:r>
-      <w:r>
-        <w:rPr>
-          <w:rFonts w:ascii="Arial" w:hAnsi="Arial" w:cs="Arial"/>
+        <w:t>【填写说明：简要说明安装环境要求、安装过程、主要流程等</w:t>
+      </w:r>
+      <w:r>
+        <w:rPr>
+          <w:rFonts w:ascii="Arial" w:hAnsi="Arial" w:hint="eastAsia"/>
+          <w:color w:val="333333"/>
           <w:szCs w:val="21"/>
           <w:shd w:val="clear" w:color="auto" w:fill="FFFFFF"/>
         </w:rPr>
-        <w:t>层次结构</w:t>
-      </w:r>
-      <w:r>
-        <w:rPr>
-          <w:rFonts w:ascii="Arial" w:hAnsi="Arial" w:cs="Arial" w:hint="eastAsia"/>
-          <w:szCs w:val="21"/>
-          <w:shd w:val="clear" w:color="auto" w:fill="FFFFFF"/>
-        </w:rPr>
-        <w:t>、</w:t>
-      </w:r>
-      <w:r>
-        <w:rPr>
-          <w:rFonts w:ascii="Arial" w:hAnsi="Arial" w:cs="Arial"/>
-          <w:color w:val="333333"/>
-          <w:szCs w:val="21"/>
-          <w:shd w:val="clear" w:color="auto" w:fill="FFFFFF"/>
-        </w:rPr>
-        <w:t>调用关系、模块间接口</w:t>
-      </w:r>
-      <w:r>
-        <w:rPr>
-          <w:rFonts w:ascii="Arial" w:hAnsi="Arial" w:cs="Arial" w:hint="eastAsia"/>
-          <w:color w:val="333333"/>
-          <w:szCs w:val="21"/>
-          <w:shd w:val="clear" w:color="auto" w:fill="FFFFFF"/>
-        </w:rPr>
-        <w:t>以及</w:t>
-      </w:r>
-      <w:r>
-        <w:rPr>
-          <w:rFonts w:ascii="Arial" w:hAnsi="Arial" w:cs="Arial"/>
-          <w:color w:val="333333"/>
-          <w:szCs w:val="21"/>
-          <w:shd w:val="clear" w:color="auto" w:fill="FFFFFF"/>
-        </w:rPr>
-        <w:t>人机界面等</w:t>
-      </w:r>
-      <w:r>
-        <w:rPr>
-          <w:rFonts w:ascii="Arial" w:hAnsi="Arial" w:cs="Arial" w:hint="eastAsia"/>
-          <w:color w:val="333333"/>
-          <w:szCs w:val="21"/>
-          <w:shd w:val="clear" w:color="auto" w:fill="FFFFFF"/>
-        </w:rPr>
-        <w:t>，建议用图体现内容，不宜全文字描述。建议图文总体不超过</w:t>
-      </w:r>
-      <w:r>
-        <w:rPr>
-          <w:rFonts w:ascii="Arial" w:hAnsi="Arial" w:cs="Arial" w:hint="eastAsia"/>
-          <w:color w:val="333333"/>
-          <w:szCs w:val="21"/>
-          <w:shd w:val="clear" w:color="auto" w:fill="FFFFFF"/>
-        </w:rPr>
-        <w:t>A</w:t>
-      </w:r>
-      <w:r>
-        <w:rPr>
-          <w:rFonts w:ascii="Arial" w:hAnsi="Arial" w:cs="Arial"/>
-          <w:color w:val="333333"/>
-          <w:szCs w:val="21"/>
-          <w:shd w:val="clear" w:color="auto" w:fill="FFFFFF"/>
-        </w:rPr>
-        <w:t>4</w:t>
-      </w:r>
-      <w:r>
-        <w:rPr>
-          <w:rFonts w:ascii="Arial" w:hAnsi="Arial" w:cs="Arial" w:hint="eastAsia"/>
-          <w:color w:val="333333"/>
-          <w:szCs w:val="21"/>
-          <w:shd w:val="clear" w:color="auto" w:fill="FFFFFF"/>
-        </w:rPr>
-        <w:t>纸两页，以</w:t>
-      </w:r>
-      <w:r>
-        <w:rPr>
-          <w:rFonts w:ascii="Arial" w:hAnsi="Arial" w:cs="Arial" w:hint="eastAsia"/>
-          <w:color w:val="333333"/>
-          <w:szCs w:val="21"/>
-          <w:shd w:val="clear" w:color="auto" w:fill="FFFFFF"/>
-        </w:rPr>
-        <w:t>1</w:t>
-      </w:r>
-      <w:r>
-        <w:rPr>
-          <w:rFonts w:ascii="Arial" w:hAnsi="Arial" w:cs="Arial" w:hint="eastAsia"/>
-          <w:color w:val="333333"/>
-          <w:szCs w:val="21"/>
-          <w:shd w:val="clear" w:color="auto" w:fill="FFFFFF"/>
-        </w:rPr>
-        <w:t>页为宜。</w:t>
+        <w:t>。建议包含默认安装和典型使用流程。</w:t>
       </w:r>
       <w:r>
         <w:rPr>
@@ -3052,177 +2757,6 @@
     <w:p>
       <w:pPr>
         <w:pStyle w:val="1"/>
-        <w:rPr>
-          <w:rFonts w:hint="eastAsia"/>
-        </w:rPr>
-      </w:pPr>
-      <w:bookmarkStart w:id="2" w:name="_Toc100040662"/>
-      <w:r>
-        <w:rPr>
-          <w:rFonts w:hint="eastAsia"/>
-        </w:rPr>
-        <w:t>详细设计</w:t>
-      </w:r>
-      <w:bookmarkEnd w:id="2"/>
-    </w:p>
-    <w:p>
-      <w:pPr>
-        <w:rPr>
-          <w:rFonts w:hint="eastAsia"/>
-        </w:rPr>
-      </w:pPr>
-      <w:r>
-        <w:rPr>
-          <w:rFonts w:hint="eastAsia"/>
-        </w:rPr>
-        <w:t>【填写说明：包括但不限于：界面设计、数据库设计(如果有</w:t>
-      </w:r>
-      <w:r>
-        <w:t>)</w:t>
-      </w:r>
-      <w:r>
-        <w:rPr>
-          <w:rFonts w:hint="eastAsia"/>
-        </w:rPr>
-        <w:t>、关键算法。界面设计建议用作品实际界面，建议包括典型使用流程；数据库设计建议用表格、E</w:t>
-      </w:r>
-      <w:r>
-        <w:t>R</w:t>
-      </w:r>
-      <w:r>
-        <w:rPr>
-          <w:rFonts w:hint="eastAsia"/>
-        </w:rPr>
-        <w:t>图或U</w:t>
-      </w:r>
-      <w:r>
-        <w:t>ML</w:t>
-      </w:r>
-      <w:r>
-        <w:rPr>
-          <w:rFonts w:hint="eastAsia"/>
-        </w:rPr>
-        <w:t>方式，说明文字简明扼要，违背范式的设计建议</w:t>
-      </w:r>
-      <w:r>
-        <w:rPr>
-          <w:rFonts w:hint="eastAsia"/>
-        </w:rPr>
-        <w:t>请</w:t>
-      </w:r>
-      <w:r>
-        <w:rPr>
-          <w:rFonts w:hint="eastAsia"/>
-        </w:rPr>
-        <w:t>说明理由；关键算法</w:t>
-      </w:r>
-      <w:r>
-        <w:rPr>
-          <w:rFonts w:hint="eastAsia"/>
-        </w:rPr>
-        <w:t>也</w:t>
-      </w:r>
-      <w:r>
-        <w:rPr>
-          <w:rFonts w:hint="eastAsia"/>
-        </w:rPr>
-        <w:t>可以替换为关键技术、技术创新等。本部分不宜大篇幅铺陈，建议突出重点痛点难点特点。】</w:t>
-      </w:r>
-    </w:p>
-    <w:p>
-      <w:pPr>
-        <w:pStyle w:val="1"/>
-        <w:rPr>
-          <w:rFonts w:hint="eastAsia"/>
-        </w:rPr>
-      </w:pPr>
-      <w:bookmarkStart w:id="3" w:name="_Toc100040663"/>
-      <w:r>
-        <w:rPr>
-          <w:rFonts w:hint="eastAsia"/>
-        </w:rPr>
-        <w:lastRenderedPageBreak/>
-        <w:t>测试报告</w:t>
-      </w:r>
-      <w:bookmarkEnd w:id="3"/>
-    </w:p>
-    <w:p>
-      <w:pPr>
-        <w:rPr>
-          <w:rFonts w:hint="eastAsia"/>
-          <w:lang w:val="zh-CN"/>
-        </w:rPr>
-      </w:pPr>
-      <w:r>
-        <w:rPr>
-          <w:rFonts w:hint="eastAsia"/>
-        </w:rPr>
-        <w:t>【填写说明：包括测试报告和技术指标。为了保证作品质量，建议多进行测试，并将</w:t>
-      </w:r>
-      <w:r>
-        <w:rPr>
-          <w:rFonts w:hint="eastAsia"/>
-        </w:rPr>
-        <w:t>测试用例、</w:t>
-      </w:r>
-      <w:r>
-        <w:rPr>
-          <w:rFonts w:hint="eastAsia"/>
-        </w:rPr>
-        <w:t>测试过程、测试结果、修正过程或结果形成文档，也可以将本标题修改为主要测试，撰写主要测试过程结果及其修正；根据测试结果，形成多维度技术指标，包括：运行速度、安全性、扩展性、部署方便性和可用性等。本部分简要说明即可，减少常识性内容。】</w:t>
-      </w:r>
-    </w:p>
-    <w:p>
-      <w:pPr>
-        <w:pStyle w:val="1"/>
-        <w:rPr>
-          <w:rFonts w:hint="eastAsia"/>
-        </w:rPr>
-      </w:pPr>
-      <w:bookmarkStart w:id="4" w:name="_Toc100040664"/>
-      <w:r>
-        <w:rPr>
-          <w:rFonts w:hint="eastAsia"/>
-        </w:rPr>
-        <w:t>安装及使用</w:t>
-      </w:r>
-      <w:bookmarkEnd w:id="4"/>
-    </w:p>
-    <w:p>
-      <w:pPr>
-        <w:rPr>
-          <w:rFonts w:hint="eastAsia"/>
-          <w:lang w:val="zh-CN"/>
-        </w:rPr>
-      </w:pPr>
-      <w:r>
-        <w:rPr>
-          <w:rFonts w:hint="eastAsia"/>
-        </w:rPr>
-        <w:t>【填写说明：简要说明安装环境要求、安装过程、主要流程等</w:t>
-      </w:r>
-      <w:r>
-        <w:rPr>
-          <w:rFonts w:ascii="Arial" w:hAnsi="Arial" w:cs="Arial" w:hint="eastAsia"/>
-          <w:color w:val="333333"/>
-          <w:szCs w:val="21"/>
-          <w:shd w:val="clear" w:color="auto" w:fill="FFFFFF"/>
-        </w:rPr>
-        <w:t>。建议包含默认安装和典型使用流程。</w:t>
-      </w:r>
-      <w:r>
-        <w:rPr>
-          <w:rFonts w:hint="eastAsia"/>
-        </w:rPr>
-        <w:t>】</w:t>
-      </w:r>
-    </w:p>
-    <w:p>
-      <w:pPr>
-        <w:pStyle w:val="1"/>
-        <w:rPr>
-          <w:rFonts w:hint="eastAsia"/>
-        </w:rPr>
       </w:pPr>
       <w:bookmarkStart w:id="5" w:name="_Toc100040665"/>
       <w:r>
@@ -3243,7 +2777,6 @@
         </w:numPr>
         <w:spacing w:line="276" w:lineRule="auto"/>
         <w:rPr>
-          <w:rFonts w:hint="eastAsia"/>
           <w:b/>
           <w:sz w:val="32"/>
           <w:szCs w:val="32"/>
@@ -3251,7 +2784,6 @@
         </w:rPr>
       </w:pPr>
       <w:bookmarkStart w:id="6" w:name="_Toc100040666"/>
-      <w:bookmarkStart w:id="7" w:name="OLE_LINK1"/>
       <w:r>
         <w:rPr>
           <w:b/>
@@ -3271,28 +2803,39 @@
         </w:numPr>
         <w:spacing w:line="276" w:lineRule="auto"/>
         <w:rPr>
-          <w:rFonts w:eastAsiaTheme="minorEastAsia" w:hint="eastAsia"/>
-          <w:bCs w:val="0"/>
-          <w:kern w:val="2"/>
-          <w:sz w:val="21"/>
-          <w:szCs w:val="22"/>
-          <w:lang w:val="en-US"/>
-        </w:rPr>
-      </w:pPr>
-      <w:r>
-        <w:rPr>
-          <w:rFonts w:eastAsiaTheme="minorEastAsia"/>
-          <w:bCs w:val="0"/>
-          <w:kern w:val="2"/>
-          <w:sz w:val="21"/>
-          <w:szCs w:val="22"/>
-          <w:lang w:val="en-US"/>
-        </w:rPr>
-        <w:t>本作品“</w:t>
-      </w:r>
-      <w:r>
-        <w:rPr>
-          <w:rFonts w:eastAsiaTheme="minorEastAsia" w:hint="eastAsia"/>
+          <w:rFonts w:eastAsia="等线"/>
+          <w:bCs w:val="0"/>
+          <w:kern w:val="2"/>
+          <w:sz w:val="21"/>
+          <w:szCs w:val="22"/>
+          <w:lang w:val="en-US"/>
+        </w:rPr>
+      </w:pPr>
+      <w:r>
+        <w:rPr>
+          <w:rFonts w:eastAsia="等线"/>
+          <w:bCs w:val="0"/>
+          <w:kern w:val="2"/>
+          <w:sz w:val="21"/>
+          <w:szCs w:val="22"/>
+          <w:lang w:val="en-US"/>
+        </w:rPr>
+        <w:t>本作品</w:t>
+      </w:r>
+      <w:r>
+        <w:rPr>
+          <w:rFonts w:eastAsia="等线"/>
+          <w:bCs w:val="0"/>
+          <w:kern w:val="2"/>
+          <w:sz w:val="21"/>
+          <w:szCs w:val="22"/>
+          <w:lang w:val="en-US"/>
+        </w:rPr>
+        <w:t>“</w:t>
+      </w:r>
+      <w:r>
+        <w:rPr>
+          <w:rFonts w:eastAsia="等线" w:hint="eastAsia"/>
           <w:bCs w:val="0"/>
           <w:kern w:val="2"/>
           <w:sz w:val="21"/>
@@ -3303,14 +2846,47 @@
       </w:r>
       <w:r>
         <w:rPr>
-          <w:rFonts w:eastAsiaTheme="minorEastAsia"/>
-          <w:bCs w:val="0"/>
-          <w:kern w:val="2"/>
-          <w:sz w:val="21"/>
-          <w:szCs w:val="22"/>
-          <w:lang w:val="en-US"/>
-        </w:rPr>
-        <w:t>——AI小说世界构建师”从选题确立到原型落地，经历了需求调研、技术选型、核心功能开发、测试迭代四个阶段。回顾整个开发过程，团队在以下几个方面收获颇丰：</w:t>
+          <w:rFonts w:eastAsia="等线"/>
+          <w:bCs w:val="0"/>
+          <w:kern w:val="2"/>
+          <w:sz w:val="21"/>
+          <w:szCs w:val="22"/>
+          <w:lang w:val="en-US"/>
+        </w:rPr>
+        <w:t>——</w:t>
+      </w:r>
+      <w:r>
+        <w:rPr>
+          <w:rFonts w:eastAsia="等线"/>
+          <w:bCs w:val="0"/>
+          <w:kern w:val="2"/>
+          <w:sz w:val="21"/>
+          <w:szCs w:val="22"/>
+          <w:lang w:val="en-US"/>
+        </w:rPr>
+        <w:t>AI小说世界构建师</w:t>
+      </w:r>
+      <w:r>
+        <w:rPr>
+          <w:rFonts w:eastAsia="等线"/>
+          <w:bCs w:val="0"/>
+          <w:kern w:val="2"/>
+          <w:sz w:val="21"/>
+          <w:szCs w:val="22"/>
+          <w:lang w:val="en-US"/>
+        </w:rPr>
+        <w:t>”</w:t>
+      </w:r>
+      <w:r>
+        <w:rPr>
+          <w:rFonts w:eastAsia="等线"/>
+          <w:bCs w:val="0"/>
+          <w:kern w:val="2"/>
+          <w:sz w:val="21"/>
+          <w:szCs w:val="22"/>
+          <w:lang w:val="en-US"/>
+        </w:rPr>
+        <w:t>从选题确立到原型落地，经历了需求调研、技术选型、核心功能开发、测试迭代四个阶段。回顾整个开发过程，团队在以下几个方面收获颇丰：</w:t>
       </w:r>
     </w:p>
     <w:p>
@@ -3322,7 +2898,7 @@
         </w:numPr>
         <w:spacing w:line="276" w:lineRule="auto"/>
         <w:rPr>
-          <w:rFonts w:eastAsiaTheme="minorEastAsia" w:hint="eastAsia"/>
+          <w:rFonts w:eastAsia="等线"/>
           <w:bCs w:val="0"/>
           <w:kern w:val="2"/>
           <w:sz w:val="21"/>
@@ -3347,14 +2923,84 @@
       </w:r>
       <w:r>
         <w:rPr>
-          <w:rFonts w:eastAsiaTheme="minorEastAsia"/>
-          <w:bCs w:val="0"/>
-          <w:kern w:val="2"/>
-          <w:sz w:val="21"/>
-          <w:szCs w:val="22"/>
-          <w:lang w:val="en-US"/>
-        </w:rPr>
-        <w:t>初期我们采用了敏捷开发模式，将任务拆解为前端可视化模块、AI服务接入、数据库设计、一致性检测算法等子任务。通过每日站会和每周里程碑评审，有效保证了各模块的进度对齐。值得一提的是，AI模型的选择与微调是项目的最大技术难点，我们通过对比多种开源大模型（如ChatGLM、Llama 2）的创作领域表现，最终确定了混合架构——本地轻量模型负责实时关系抽取，云端API负责复杂世界观生成，实现了性能与成本的平衡。</w:t>
+          <w:rFonts w:eastAsia="等线"/>
+          <w:bCs w:val="0"/>
+          <w:kern w:val="2"/>
+          <w:sz w:val="21"/>
+          <w:szCs w:val="22"/>
+          <w:lang w:val="en-US"/>
+        </w:rPr>
+        <w:t>初期我们采用了敏捷开发模式，将任务拆解为前端可视化模块、AI服务接入、数据库设计、一致性检测算法等子任务。通过</w:t>
+      </w:r>
+      <w:proofErr w:type="gramStart"/>
+      <w:r>
+        <w:rPr>
+          <w:rFonts w:eastAsia="等线"/>
+          <w:bCs w:val="0"/>
+          <w:kern w:val="2"/>
+          <w:sz w:val="21"/>
+          <w:szCs w:val="22"/>
+          <w:lang w:val="en-US"/>
+        </w:rPr>
+        <w:t>每日站</w:t>
+      </w:r>
+      <w:proofErr w:type="gramEnd"/>
+      <w:r>
+        <w:rPr>
+          <w:rFonts w:eastAsia="等线"/>
+          <w:bCs w:val="0"/>
+          <w:kern w:val="2"/>
+          <w:sz w:val="21"/>
+          <w:szCs w:val="22"/>
+          <w:lang w:val="en-US"/>
+        </w:rPr>
+        <w:t>会和每周里程碑评审，有效保证了各模块的进度对齐。值得一提的是，AI模型的选择与微调是项目的最大技术难点，我们通过对比多种开源大模型（如</w:t>
+      </w:r>
+      <w:proofErr w:type="spellStart"/>
+      <w:r>
+        <w:rPr>
+          <w:rFonts w:eastAsia="等线"/>
+          <w:bCs w:val="0"/>
+          <w:kern w:val="2"/>
+          <w:sz w:val="21"/>
+          <w:szCs w:val="22"/>
+          <w:lang w:val="en-US"/>
+        </w:rPr>
+        <w:t>ChatGLM</w:t>
+      </w:r>
+      <w:proofErr w:type="spellEnd"/>
+      <w:r>
+        <w:rPr>
+          <w:rFonts w:eastAsia="等线"/>
+          <w:bCs w:val="0"/>
+          <w:kern w:val="2"/>
+          <w:sz w:val="21"/>
+          <w:szCs w:val="22"/>
+          <w:lang w:val="en-US"/>
+        </w:rPr>
+        <w:t>、Llama 2）的创作领域表现，最终确定了混合架构</w:t>
+      </w:r>
+      <w:r>
+        <w:rPr>
+          <w:rFonts w:eastAsia="等线"/>
+          <w:bCs w:val="0"/>
+          <w:kern w:val="2"/>
+          <w:sz w:val="21"/>
+          <w:szCs w:val="22"/>
+          <w:lang w:val="en-US"/>
+        </w:rPr>
+        <w:t>——</w:t>
+      </w:r>
+      <w:r>
+        <w:rPr>
+          <w:rFonts w:eastAsia="等线"/>
+          <w:bCs w:val="0"/>
+          <w:kern w:val="2"/>
+          <w:sz w:val="21"/>
+          <w:szCs w:val="22"/>
+          <w:lang w:val="en-US"/>
+        </w:rPr>
+        <w:t>本地轻量模型负责实时关系抽取，云端API负责复杂世界观生成，实现了性能与成本的平衡。</w:t>
       </w:r>
     </w:p>
     <w:p>
@@ -3366,7 +3012,6 @@
         </w:numPr>
         <w:spacing w:line="276" w:lineRule="auto"/>
         <w:rPr>
-          <w:rFonts w:hint="eastAsia"/>
           <w:sz w:val="30"/>
           <w:szCs w:val="30"/>
           <w:lang w:val="en-US"/>
@@ -3411,21 +3056,21 @@
         <w:pStyle w:val="1"/>
         <w:numPr>
           <w:ilvl w:val="0"/>
-          <w:numId w:val="12"/>
+          <w:numId w:val="6"/>
         </w:numPr>
         <w:spacing w:line="276" w:lineRule="auto"/>
         <w:rPr>
-          <w:rFonts w:eastAsiaTheme="minorEastAsia" w:hint="eastAsia"/>
-          <w:bCs w:val="0"/>
-          <w:kern w:val="2"/>
-          <w:sz w:val="21"/>
-          <w:szCs w:val="22"/>
-          <w:lang w:val="en-US"/>
-        </w:rPr>
-      </w:pPr>
-      <w:r>
-        <w:rPr>
-          <w:rFonts w:eastAsiaTheme="minorEastAsia"/>
+          <w:rFonts w:eastAsia="等线"/>
+          <w:bCs w:val="0"/>
+          <w:kern w:val="2"/>
+          <w:sz w:val="21"/>
+          <w:szCs w:val="22"/>
+          <w:lang w:val="en-US"/>
+        </w:rPr>
+      </w:pPr>
+      <w:r>
+        <w:rPr>
+          <w:rFonts w:eastAsia="等线"/>
           <w:bCs w:val="0"/>
           <w:kern w:val="2"/>
           <w:sz w:val="21"/>
@@ -3440,28 +3085,116 @@
         <w:pStyle w:val="1"/>
         <w:numPr>
           <w:ilvl w:val="0"/>
-          <w:numId w:val="12"/>
+          <w:numId w:val="6"/>
         </w:numPr>
         <w:spacing w:line="276" w:lineRule="auto"/>
         <w:rPr>
-          <w:rFonts w:eastAsiaTheme="minorEastAsia" w:hint="eastAsia"/>
-          <w:bCs w:val="0"/>
-          <w:kern w:val="2"/>
-          <w:sz w:val="21"/>
-          <w:szCs w:val="22"/>
-          <w:lang w:val="en-US"/>
-        </w:rPr>
-      </w:pPr>
-      <w:r>
-        <w:rPr>
-          <w:rFonts w:eastAsiaTheme="minorEastAsia"/>
-          <w:bCs w:val="0"/>
-          <w:kern w:val="2"/>
-          <w:sz w:val="21"/>
-          <w:szCs w:val="22"/>
-          <w:lang w:val="en-US"/>
-        </w:rPr>
-        <w:t>AI矛盾检测的准确性：早期版本误报率高达30%，用户反馈“提示过多，干扰创作”。我们通过构建专门的“小说设定矛盾语料库”，采用少样本微调（Few-shot Fine-tuning）和规则过滤，将误报率降至10%以下。</w:t>
+          <w:rFonts w:eastAsia="等线"/>
+          <w:bCs w:val="0"/>
+          <w:kern w:val="2"/>
+          <w:sz w:val="21"/>
+          <w:szCs w:val="22"/>
+          <w:lang w:val="en-US"/>
+        </w:rPr>
+      </w:pPr>
+      <w:r>
+        <w:rPr>
+          <w:rFonts w:eastAsia="等线"/>
+          <w:bCs w:val="0"/>
+          <w:kern w:val="2"/>
+          <w:sz w:val="21"/>
+          <w:szCs w:val="22"/>
+          <w:lang w:val="en-US"/>
+        </w:rPr>
+        <w:t>AI矛盾检测的准确性：早期版本误报率高达30%，用户反馈</w:t>
+      </w:r>
+      <w:r>
+        <w:rPr>
+          <w:rFonts w:eastAsia="等线"/>
+          <w:bCs w:val="0"/>
+          <w:kern w:val="2"/>
+          <w:sz w:val="21"/>
+          <w:szCs w:val="22"/>
+          <w:lang w:val="en-US"/>
+        </w:rPr>
+        <w:t>“</w:t>
+      </w:r>
+      <w:r>
+        <w:rPr>
+          <w:rFonts w:eastAsia="等线"/>
+          <w:bCs w:val="0"/>
+          <w:kern w:val="2"/>
+          <w:sz w:val="21"/>
+          <w:szCs w:val="22"/>
+          <w:lang w:val="en-US"/>
+        </w:rPr>
+        <w:t>提示过多，干扰创作</w:t>
+      </w:r>
+      <w:r>
+        <w:rPr>
+          <w:rFonts w:eastAsia="等线"/>
+          <w:bCs w:val="0"/>
+          <w:kern w:val="2"/>
+          <w:sz w:val="21"/>
+          <w:szCs w:val="22"/>
+          <w:lang w:val="en-US"/>
+        </w:rPr>
+        <w:t>”</w:t>
+      </w:r>
+      <w:r>
+        <w:rPr>
+          <w:rFonts w:eastAsia="等线"/>
+          <w:bCs w:val="0"/>
+          <w:kern w:val="2"/>
+          <w:sz w:val="21"/>
+          <w:szCs w:val="22"/>
+          <w:lang w:val="en-US"/>
+        </w:rPr>
+        <w:t>。我们通过构建专门的</w:t>
+      </w:r>
+      <w:r>
+        <w:rPr>
+          <w:rFonts w:eastAsia="等线"/>
+          <w:bCs w:val="0"/>
+          <w:kern w:val="2"/>
+          <w:sz w:val="21"/>
+          <w:szCs w:val="22"/>
+          <w:lang w:val="en-US"/>
+        </w:rPr>
+        <w:t>“</w:t>
+      </w:r>
+      <w:r>
+        <w:rPr>
+          <w:rFonts w:eastAsia="等线"/>
+          <w:bCs w:val="0"/>
+          <w:kern w:val="2"/>
+          <w:sz w:val="21"/>
+          <w:szCs w:val="22"/>
+          <w:lang w:val="en-US"/>
+        </w:rPr>
+        <w:t>小说设定矛盾语料库</w:t>
+      </w:r>
+      <w:r>
+        <w:rPr>
+          <w:rFonts w:eastAsia="等线"/>
+          <w:bCs w:val="0"/>
+          <w:kern w:val="2"/>
+          <w:sz w:val="21"/>
+          <w:szCs w:val="22"/>
+          <w:lang w:val="en-US"/>
+        </w:rPr>
+        <w:t>”</w:t>
+      </w:r>
+      <w:r>
+        <w:rPr>
+          <w:rFonts w:eastAsia="等线"/>
+          <w:bCs w:val="0"/>
+          <w:kern w:val="2"/>
+          <w:sz w:val="21"/>
+          <w:szCs w:val="22"/>
+          <w:lang w:val="en-US"/>
+        </w:rPr>
+        <w:t>，采用少样本微调（Few-shot Fine-tuning）和规则过滤，将误报率降至10%以下。</w:t>
       </w:r>
     </w:p>
     <w:p>
@@ -3469,28 +3202,138 @@
         <w:pStyle w:val="1"/>
         <w:numPr>
           <w:ilvl w:val="0"/>
-          <w:numId w:val="12"/>
+          <w:numId w:val="6"/>
         </w:numPr>
         <w:spacing w:line="276" w:lineRule="auto"/>
         <w:rPr>
-          <w:rFonts w:eastAsiaTheme="minorEastAsia" w:hint="eastAsia"/>
-          <w:bCs w:val="0"/>
-          <w:kern w:val="2"/>
-          <w:sz w:val="21"/>
-          <w:szCs w:val="22"/>
-          <w:lang w:val="en-US"/>
-        </w:rPr>
-      </w:pPr>
-      <w:r>
-        <w:rPr>
-          <w:rFonts w:eastAsiaTheme="minorEastAsia"/>
-          <w:bCs w:val="0"/>
-          <w:kern w:val="2"/>
-          <w:sz w:val="21"/>
-          <w:szCs w:val="22"/>
-          <w:lang w:val="en-US"/>
-        </w:rPr>
-        <w:t>用户交互设计：创作者对“可视化工具”存在畏难情绪。我们简化了操作流程，采用“自然语言输入 → AI自动生成图谱/时间轴”的交互模式，降低了学习门槛。</w:t>
+          <w:rFonts w:eastAsia="等线"/>
+          <w:bCs w:val="0"/>
+          <w:kern w:val="2"/>
+          <w:sz w:val="21"/>
+          <w:szCs w:val="22"/>
+          <w:lang w:val="en-US"/>
+        </w:rPr>
+      </w:pPr>
+      <w:r>
+        <w:rPr>
+          <w:rFonts w:eastAsia="等线"/>
+          <w:bCs w:val="0"/>
+          <w:kern w:val="2"/>
+          <w:sz w:val="21"/>
+          <w:szCs w:val="22"/>
+          <w:lang w:val="en-US"/>
+        </w:rPr>
+        <w:t>用户交互设计：创作者对</w:t>
+      </w:r>
+      <w:r>
+        <w:rPr>
+          <w:rFonts w:eastAsia="等线"/>
+          <w:bCs w:val="0"/>
+          <w:kern w:val="2"/>
+          <w:sz w:val="21"/>
+          <w:szCs w:val="22"/>
+          <w:lang w:val="en-US"/>
+        </w:rPr>
+        <w:t>“</w:t>
+      </w:r>
+      <w:r>
+        <w:rPr>
+          <w:rFonts w:eastAsia="等线"/>
+          <w:bCs w:val="0"/>
+          <w:kern w:val="2"/>
+          <w:sz w:val="21"/>
+          <w:szCs w:val="22"/>
+          <w:lang w:val="en-US"/>
+        </w:rPr>
+        <w:t>可视化工具</w:t>
+      </w:r>
+      <w:r>
+        <w:rPr>
+          <w:rFonts w:eastAsia="等线"/>
+          <w:bCs w:val="0"/>
+          <w:kern w:val="2"/>
+          <w:sz w:val="21"/>
+          <w:szCs w:val="22"/>
+          <w:lang w:val="en-US"/>
+        </w:rPr>
+        <w:t>”</w:t>
+      </w:r>
+      <w:r>
+        <w:rPr>
+          <w:rFonts w:eastAsia="等线"/>
+          <w:bCs w:val="0"/>
+          <w:kern w:val="2"/>
+          <w:sz w:val="21"/>
+          <w:szCs w:val="22"/>
+          <w:lang w:val="en-US"/>
+        </w:rPr>
+        <w:t>存在畏难情绪。我们简化了操作流程，采用</w:t>
+      </w:r>
+      <w:r>
+        <w:rPr>
+          <w:rFonts w:eastAsia="等线"/>
+          <w:bCs w:val="0"/>
+          <w:kern w:val="2"/>
+          <w:sz w:val="21"/>
+          <w:szCs w:val="22"/>
+          <w:lang w:val="en-US"/>
+        </w:rPr>
+        <w:t>“</w:t>
+      </w:r>
+      <w:r>
+        <w:rPr>
+          <w:rFonts w:eastAsia="等线"/>
+          <w:bCs w:val="0"/>
+          <w:kern w:val="2"/>
+          <w:sz w:val="21"/>
+          <w:szCs w:val="22"/>
+          <w:lang w:val="en-US"/>
+        </w:rPr>
+        <w:t xml:space="preserve">自然语言输入 </w:t>
+      </w:r>
+      <w:r>
+        <w:rPr>
+          <w:rFonts w:eastAsia="等线"/>
+          <w:bCs w:val="0"/>
+          <w:kern w:val="2"/>
+          <w:sz w:val="21"/>
+          <w:szCs w:val="22"/>
+          <w:lang w:val="en-US"/>
+        </w:rPr>
+        <w:t>→</w:t>
+      </w:r>
+      <w:r>
+        <w:rPr>
+          <w:rFonts w:eastAsia="等线"/>
+          <w:bCs w:val="0"/>
+          <w:kern w:val="2"/>
+          <w:sz w:val="21"/>
+          <w:szCs w:val="22"/>
+          <w:lang w:val="en-US"/>
+        </w:rPr>
+        <w:t xml:space="preserve"> AI自动生成图谱/时间轴</w:t>
+      </w:r>
+      <w:r>
+        <w:rPr>
+          <w:rFonts w:eastAsia="等线"/>
+          <w:bCs w:val="0"/>
+          <w:kern w:val="2"/>
+          <w:sz w:val="21"/>
+          <w:szCs w:val="22"/>
+          <w:lang w:val="en-US"/>
+        </w:rPr>
+        <w:t>”</w:t>
+      </w:r>
+      <w:r>
+        <w:rPr>
+          <w:rFonts w:eastAsia="等线"/>
+          <w:bCs w:val="0"/>
+          <w:kern w:val="2"/>
+          <w:sz w:val="21"/>
+          <w:szCs w:val="22"/>
+          <w:lang w:val="en-US"/>
+        </w:rPr>
+        <w:t>的交互模式，降低了学习门槛。</w:t>
       </w:r>
     </w:p>
     <w:p>
@@ -3502,7 +3345,7 @@
         </w:numPr>
         <w:spacing w:line="276" w:lineRule="auto"/>
         <w:rPr>
-          <w:rFonts w:eastAsiaTheme="minorEastAsia" w:hint="eastAsia"/>
+          <w:rFonts w:eastAsia="等线"/>
           <w:bCs w:val="0"/>
           <w:kern w:val="2"/>
           <w:sz w:val="21"/>
@@ -3527,14 +3370,146 @@
       </w:r>
       <w:r>
         <w:rPr>
-          <w:rFonts w:eastAsiaTheme="minorEastAsia"/>
-          <w:bCs w:val="0"/>
-          <w:kern w:val="2"/>
-          <w:sz w:val="21"/>
-          <w:szCs w:val="22"/>
-          <w:lang w:val="en-US"/>
-        </w:rPr>
-        <w:t>通过本次大赛，团队成员在前后端协同、AI工程化、用户体验设计等方面均获得了实战经验。我们深刻认识到，技术应当服务于创作者的真实需求，而非为了“炫技”。从最初的“AI自动生成小说”转向“AI辅助构建世界观”，正是对创作本质回归的体现。</w:t>
+          <w:rFonts w:eastAsia="等线"/>
+          <w:bCs w:val="0"/>
+          <w:kern w:val="2"/>
+          <w:sz w:val="21"/>
+          <w:szCs w:val="22"/>
+          <w:lang w:val="en-US"/>
+        </w:rPr>
+        <w:t>通过本次大赛，团队成员在前后端协同、AI工程化、用户体验设计等方面均获得了实战经验。我们深刻认识到，技术应当服务于创作者的真实需求，而非为了</w:t>
+      </w:r>
+      <w:r>
+        <w:rPr>
+          <w:rFonts w:eastAsia="等线"/>
+          <w:bCs w:val="0"/>
+          <w:kern w:val="2"/>
+          <w:sz w:val="21"/>
+          <w:szCs w:val="22"/>
+          <w:lang w:val="en-US"/>
+        </w:rPr>
+        <w:t>“</w:t>
+      </w:r>
+      <w:r>
+        <w:rPr>
+          <w:rFonts w:eastAsia="等线"/>
+          <w:bCs w:val="0"/>
+          <w:kern w:val="2"/>
+          <w:sz w:val="21"/>
+          <w:szCs w:val="22"/>
+          <w:lang w:val="en-US"/>
+        </w:rPr>
+        <w:t>炫技</w:t>
+      </w:r>
+      <w:r>
+        <w:rPr>
+          <w:rFonts w:eastAsia="等线"/>
+          <w:bCs w:val="0"/>
+          <w:kern w:val="2"/>
+          <w:sz w:val="21"/>
+          <w:szCs w:val="22"/>
+          <w:lang w:val="en-US"/>
+        </w:rPr>
+        <w:t>”</w:t>
+      </w:r>
+      <w:r>
+        <w:rPr>
+          <w:rFonts w:eastAsia="等线"/>
+          <w:bCs w:val="0"/>
+          <w:kern w:val="2"/>
+          <w:sz w:val="21"/>
+          <w:szCs w:val="22"/>
+          <w:lang w:val="en-US"/>
+        </w:rPr>
+        <w:t>。从最初的</w:t>
+      </w:r>
+      <w:r>
+        <w:rPr>
+          <w:rFonts w:eastAsia="等线"/>
+          <w:bCs w:val="0"/>
+          <w:kern w:val="2"/>
+          <w:sz w:val="21"/>
+          <w:szCs w:val="22"/>
+          <w:lang w:val="en-US"/>
+        </w:rPr>
+        <w:t>“</w:t>
+      </w:r>
+      <w:r>
+        <w:rPr>
+          <w:rFonts w:eastAsia="等线"/>
+          <w:bCs w:val="0"/>
+          <w:kern w:val="2"/>
+          <w:sz w:val="21"/>
+          <w:szCs w:val="22"/>
+          <w:lang w:val="en-US"/>
+        </w:rPr>
+        <w:t>AI自动生成小说</w:t>
+      </w:r>
+      <w:r>
+        <w:rPr>
+          <w:rFonts w:eastAsia="等线"/>
+          <w:bCs w:val="0"/>
+          <w:kern w:val="2"/>
+          <w:sz w:val="21"/>
+          <w:szCs w:val="22"/>
+          <w:lang w:val="en-US"/>
+        </w:rPr>
+        <w:t>”</w:t>
+      </w:r>
+      <w:r>
+        <w:rPr>
+          <w:rFonts w:eastAsia="等线"/>
+          <w:bCs w:val="0"/>
+          <w:kern w:val="2"/>
+          <w:sz w:val="21"/>
+          <w:szCs w:val="22"/>
+          <w:lang w:val="en-US"/>
+        </w:rPr>
+        <w:t>转向</w:t>
+      </w:r>
+      <w:r>
+        <w:rPr>
+          <w:rFonts w:eastAsia="等线"/>
+          <w:bCs w:val="0"/>
+          <w:kern w:val="2"/>
+          <w:sz w:val="21"/>
+          <w:szCs w:val="22"/>
+          <w:lang w:val="en-US"/>
+        </w:rPr>
+        <w:t>“</w:t>
+      </w:r>
+      <w:r>
+        <w:rPr>
+          <w:rFonts w:eastAsia="等线"/>
+          <w:bCs w:val="0"/>
+          <w:kern w:val="2"/>
+          <w:sz w:val="21"/>
+          <w:szCs w:val="22"/>
+          <w:lang w:val="en-US"/>
+        </w:rPr>
+        <w:t>AI辅助构建世界观</w:t>
+      </w:r>
+      <w:r>
+        <w:rPr>
+          <w:rFonts w:eastAsia="等线"/>
+          <w:bCs w:val="0"/>
+          <w:kern w:val="2"/>
+          <w:sz w:val="21"/>
+          <w:szCs w:val="22"/>
+          <w:lang w:val="en-US"/>
+        </w:rPr>
+        <w:t>”</w:t>
+      </w:r>
+      <w:r>
+        <w:rPr>
+          <w:rFonts w:eastAsia="等线"/>
+          <w:bCs w:val="0"/>
+          <w:kern w:val="2"/>
+          <w:sz w:val="21"/>
+          <w:szCs w:val="22"/>
+          <w:lang w:val="en-US"/>
+        </w:rPr>
+        <w:t>，正是对创作本质回归的体现。</w:t>
       </w:r>
     </w:p>
     <w:p>
@@ -3546,7 +3521,6 @@
         </w:numPr>
         <w:spacing w:line="276" w:lineRule="auto"/>
         <w:rPr>
-          <w:rFonts w:hint="eastAsia"/>
           <w:lang w:val="en-US"/>
         </w:rPr>
       </w:pPr>
@@ -3585,21 +3559,21 @@
         <w:pStyle w:val="1"/>
         <w:numPr>
           <w:ilvl w:val="0"/>
-          <w:numId w:val="13"/>
+          <w:numId w:val="7"/>
         </w:numPr>
         <w:spacing w:line="276" w:lineRule="auto"/>
         <w:rPr>
-          <w:rFonts w:eastAsiaTheme="minorEastAsia" w:hint="eastAsia"/>
-          <w:bCs w:val="0"/>
-          <w:kern w:val="2"/>
-          <w:sz w:val="21"/>
-          <w:szCs w:val="22"/>
-          <w:lang w:val="en-US"/>
-        </w:rPr>
-      </w:pPr>
-      <w:r>
-        <w:rPr>
-          <w:rFonts w:eastAsiaTheme="minorEastAsia"/>
+          <w:rFonts w:eastAsia="等线"/>
+          <w:bCs w:val="0"/>
+          <w:kern w:val="2"/>
+          <w:sz w:val="21"/>
+          <w:szCs w:val="22"/>
+          <w:lang w:val="en-US"/>
+        </w:rPr>
+      </w:pPr>
+      <w:r>
+        <w:rPr>
+          <w:rFonts w:eastAsia="等线"/>
           <w:bCs w:val="0"/>
           <w:kern w:val="2"/>
           <w:sz w:val="21"/>
@@ -3615,21 +3589,21 @@
         <w:pStyle w:val="1"/>
         <w:numPr>
           <w:ilvl w:val="0"/>
-          <w:numId w:val="13"/>
+          <w:numId w:val="7"/>
         </w:numPr>
         <w:spacing w:line="276" w:lineRule="auto"/>
         <w:rPr>
-          <w:rFonts w:eastAsiaTheme="minorEastAsia" w:hint="eastAsia"/>
-          <w:bCs w:val="0"/>
-          <w:kern w:val="2"/>
-          <w:sz w:val="21"/>
-          <w:szCs w:val="22"/>
-          <w:lang w:val="en-US"/>
-        </w:rPr>
-      </w:pPr>
-      <w:r>
-        <w:rPr>
-          <w:rFonts w:eastAsiaTheme="minorEastAsia"/>
+          <w:rFonts w:eastAsia="等线"/>
+          <w:bCs w:val="0"/>
+          <w:kern w:val="2"/>
+          <w:sz w:val="21"/>
+          <w:szCs w:val="22"/>
+          <w:lang w:val="en-US"/>
+        </w:rPr>
+      </w:pPr>
+      <w:r>
+        <w:rPr>
+          <w:rFonts w:eastAsia="等线"/>
           <w:bCs w:val="0"/>
           <w:kern w:val="2"/>
           <w:sz w:val="21"/>
@@ -3644,28 +3618,72 @@
         <w:pStyle w:val="1"/>
         <w:numPr>
           <w:ilvl w:val="0"/>
-          <w:numId w:val="13"/>
+          <w:numId w:val="7"/>
         </w:numPr>
         <w:spacing w:line="276" w:lineRule="auto"/>
         <w:rPr>
-          <w:rFonts w:eastAsiaTheme="minorEastAsia" w:hint="eastAsia"/>
-          <w:bCs w:val="0"/>
-          <w:kern w:val="2"/>
-          <w:sz w:val="21"/>
-          <w:szCs w:val="22"/>
-          <w:lang w:val="en-US"/>
-        </w:rPr>
-      </w:pPr>
-      <w:r>
-        <w:rPr>
-          <w:rFonts w:eastAsiaTheme="minorEastAsia"/>
-          <w:bCs w:val="0"/>
-          <w:kern w:val="2"/>
-          <w:sz w:val="21"/>
-          <w:szCs w:val="22"/>
-          <w:lang w:val="en-US"/>
-        </w:rPr>
-        <w:t>V2.0：引入知识图谱推理，AI可主动建议“此处若添加一个隐藏势力，可能引发剧情转折”，激发创作灵感。</w:t>
+          <w:rFonts w:eastAsia="等线"/>
+          <w:bCs w:val="0"/>
+          <w:kern w:val="2"/>
+          <w:sz w:val="21"/>
+          <w:szCs w:val="22"/>
+          <w:lang w:val="en-US"/>
+        </w:rPr>
+      </w:pPr>
+      <w:r>
+        <w:rPr>
+          <w:rFonts w:eastAsia="等线"/>
+          <w:bCs w:val="0"/>
+          <w:kern w:val="2"/>
+          <w:sz w:val="21"/>
+          <w:szCs w:val="22"/>
+          <w:lang w:val="en-US"/>
+        </w:rPr>
+        <w:t>V2.0：引入知识图谱推理，AI可主动建议</w:t>
+      </w:r>
+      <w:r>
+        <w:rPr>
+          <w:rFonts w:eastAsia="等线"/>
+          <w:bCs w:val="0"/>
+          <w:kern w:val="2"/>
+          <w:sz w:val="21"/>
+          <w:szCs w:val="22"/>
+          <w:lang w:val="en-US"/>
+        </w:rPr>
+        <w:t>“</w:t>
+      </w:r>
+      <w:r>
+        <w:rPr>
+          <w:rFonts w:eastAsia="等线"/>
+          <w:bCs w:val="0"/>
+          <w:kern w:val="2"/>
+          <w:sz w:val="21"/>
+          <w:szCs w:val="22"/>
+          <w:lang w:val="en-US"/>
+        </w:rPr>
+        <w:t>此处若添加一个隐藏势力，可能引发剧情转折</w:t>
+      </w:r>
+      <w:r>
+        <w:rPr>
+          <w:rFonts w:eastAsia="等线"/>
+          <w:bCs w:val="0"/>
+          <w:kern w:val="2"/>
+          <w:sz w:val="21"/>
+          <w:szCs w:val="22"/>
+          <w:lang w:val="en-US"/>
+        </w:rPr>
+        <w:t>”</w:t>
+      </w:r>
+      <w:r>
+        <w:rPr>
+          <w:rFonts w:eastAsia="等线"/>
+          <w:bCs w:val="0"/>
+          <w:kern w:val="2"/>
+          <w:sz w:val="21"/>
+          <w:szCs w:val="22"/>
+          <w:lang w:val="en-US"/>
+        </w:rPr>
+        <w:t>，激发创作灵感。</w:t>
       </w:r>
     </w:p>
     <w:p>
@@ -3673,11 +3691,11 @@
         <w:pStyle w:val="1"/>
         <w:numPr>
           <w:ilvl w:val="0"/>
-          <w:numId w:val="13"/>
+          <w:numId w:val="7"/>
         </w:numPr>
         <w:spacing w:line="276" w:lineRule="auto"/>
         <w:rPr>
-          <w:rFonts w:eastAsiaTheme="minorEastAsia" w:hint="eastAsia"/>
+          <w:rFonts w:eastAsia="等线"/>
           <w:bCs w:val="0"/>
           <w:kern w:val="2"/>
           <w:sz w:val="21"/>
@@ -3704,7 +3722,7 @@
       </w:r>
       <w:r>
         <w:rPr>
-          <w:rFonts w:eastAsiaTheme="minorEastAsia"/>
+          <w:rFonts w:eastAsia="等线"/>
           <w:bCs w:val="0"/>
           <w:kern w:val="2"/>
           <w:sz w:val="21"/>
@@ -3723,28 +3741,39 @@
         </w:numPr>
         <w:spacing w:line="276" w:lineRule="auto"/>
         <w:rPr>
-          <w:rFonts w:eastAsiaTheme="minorEastAsia" w:hint="eastAsia"/>
-          <w:bCs w:val="0"/>
-          <w:kern w:val="2"/>
-          <w:sz w:val="21"/>
-          <w:szCs w:val="22"/>
-          <w:lang w:val="en-US"/>
-        </w:rPr>
-      </w:pPr>
-      <w:r>
-        <w:rPr>
-          <w:rFonts w:eastAsiaTheme="minorEastAsia"/>
-          <w:bCs w:val="0"/>
-          <w:kern w:val="2"/>
-          <w:sz w:val="21"/>
-          <w:szCs w:val="22"/>
-          <w:lang w:val="en-US"/>
-        </w:rPr>
-        <w:t>项目虽已提交，但我们深知产品距离真正成熟仍有距离。未来我们将持续优化AI算法，倾听用户声音，让“</w:t>
-      </w:r>
-      <w:r>
-        <w:rPr>
-          <w:rFonts w:eastAsiaTheme="minorEastAsia" w:hint="eastAsia"/>
+          <w:rFonts w:eastAsia="等线"/>
+          <w:bCs w:val="0"/>
+          <w:kern w:val="2"/>
+          <w:sz w:val="21"/>
+          <w:szCs w:val="22"/>
+          <w:lang w:val="en-US"/>
+        </w:rPr>
+      </w:pPr>
+      <w:r>
+        <w:rPr>
+          <w:rFonts w:eastAsia="等线"/>
+          <w:bCs w:val="0"/>
+          <w:kern w:val="2"/>
+          <w:sz w:val="21"/>
+          <w:szCs w:val="22"/>
+          <w:lang w:val="en-US"/>
+        </w:rPr>
+        <w:t>项目虽已提交，但我们深知产品距离真正成熟仍有距离。未来我们将持续优化AI算法，倾听用户声音，让</w:t>
+      </w:r>
+      <w:r>
+        <w:rPr>
+          <w:rFonts w:eastAsia="等线"/>
+          <w:bCs w:val="0"/>
+          <w:kern w:val="2"/>
+          <w:sz w:val="21"/>
+          <w:szCs w:val="22"/>
+          <w:lang w:val="en-US"/>
+        </w:rPr>
+        <w:t>“</w:t>
+      </w:r>
+      <w:r>
+        <w:rPr>
+          <w:rFonts w:eastAsia="等线" w:hint="eastAsia"/>
           <w:bCs w:val="0"/>
           <w:kern w:val="2"/>
           <w:sz w:val="21"/>
@@ -3755,14 +3784,25 @@
       </w:r>
       <w:r>
         <w:rPr>
-          <w:rFonts w:eastAsiaTheme="minorEastAsia"/>
-          <w:bCs w:val="0"/>
-          <w:kern w:val="2"/>
-          <w:sz w:val="21"/>
-          <w:szCs w:val="22"/>
-          <w:lang w:val="en-US"/>
-        </w:rPr>
-        <w:t>”成为创作者信赖的伙伴。</w:t>
+          <w:rFonts w:eastAsia="等线"/>
+          <w:bCs w:val="0"/>
+          <w:kern w:val="2"/>
+          <w:sz w:val="21"/>
+          <w:szCs w:val="22"/>
+          <w:lang w:val="en-US"/>
+        </w:rPr>
+        <w:t>”</w:t>
+      </w:r>
+      <w:r>
+        <w:rPr>
+          <w:rFonts w:eastAsia="等线"/>
+          <w:bCs w:val="0"/>
+          <w:kern w:val="2"/>
+          <w:sz w:val="21"/>
+          <w:szCs w:val="22"/>
+          <w:lang w:val="en-US"/>
+        </w:rPr>
+        <w:t>成为创作者信赖的伙伴。</w:t>
       </w:r>
     </w:p>
     <w:p>
@@ -3773,17 +3813,62 @@
           <w:numId w:val="0"/>
         </w:numPr>
         <w:rPr>
-          <w:rFonts w:hint="eastAsia"/>
-          <w:lang w:val="en-US"/>
-        </w:rPr>
-      </w:pPr>
-      <w:r>
-        <w:rPr>
-          <w:lang w:val="en-US"/>
-        </w:rPr>
-        <w:pict w14:anchorId="6E030450">
-          <v:rect id="_x0000_i1025" style="width:0;height:.75pt" o:hralign="center" o:hrstd="t" o:hr="t" fillcolor="#a0a0a0" stroked="f"/>
-        </w:pict>
+          <w:lang w:val="en-US"/>
+        </w:rPr>
+      </w:pPr>
+      <w:r>
+        <w:rPr>
+          <w:noProof/>
+          <w:lang w:val="en-US"/>
+        </w:rPr>
+        <mc:AlternateContent>
+          <mc:Choice Requires="wps">
+            <w:drawing>
+              <wp:inline distT="0" distB="0" distL="114298" distR="114298" wp14:anchorId="1A8A6238" wp14:editId="49E6C454">
+                <wp:extent cx="952" cy="9525"/>
+                <wp:effectExtent l="0" t="0" r="0" b="0"/>
+                <wp:docPr id="10" name="矩形 10"/>
+                <wp:cNvGraphicFramePr>
+                  <a:graphicFrameLocks xmlns:a="http://schemas.openxmlformats.org/drawingml/2006/main"/>
+                </wp:cNvGraphicFramePr>
+                <a:graphic xmlns:a="http://schemas.openxmlformats.org/drawingml/2006/main">
+                  <a:graphicData uri="http://schemas.microsoft.com/office/word/2010/wordprocessingShape">
+                    <wps:wsp>
+                      <wps:cNvSpPr>
+                        <a:spLocks/>
+                      </wps:cNvSpPr>
+                      <wps:spPr>
+                        <a:xfrm>
+                          <a:off x="0" y="0"/>
+                          <a:ext cx="952" cy="9525"/>
+                        </a:xfrm>
+                        <a:prstGeom prst="rect">
+                          <a:avLst/>
+                        </a:prstGeom>
+                        <a:noFill/>
+                        <a:ln w="12700" cap="flat" cmpd="sng">
+                          <a:noFill/>
+                          <a:prstDash val="solid"/>
+                          <a:miter/>
+                        </a:ln>
+                      </wps:spPr>
+                      <wps:bodyPr vert="horz" wrap="square" lIns="91440" tIns="45720" rIns="91440" bIns="45720" anchor="t" anchorCtr="0" upright="1">
+                        <a:noAutofit/>
+                      </wps:bodyPr>
+                    </wps:wsp>
+                  </a:graphicData>
+                </a:graphic>
+              </wp:inline>
+            </w:drawing>
+          </mc:Choice>
+          <mc:Fallback>
+            <w:pict>
+              <v:rect w14:anchorId="69B910CB" id="矩形 10" o:spid="_x0000_s1026" style="width:.05pt;height:.75pt;visibility:visible;mso-wrap-style:square;mso-left-percent:-10001;mso-top-percent:-10001;mso-position-horizontal:absolute;mso-position-horizontal-relative:char;mso-position-vertical:absolute;mso-position-vertical-relative:line;mso-left-percent:-10001;mso-top-percent:-10001;v-text-anchor:top" o:gfxdata="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" filled="f" stroked="f" strokeweight="1pt">
+                <w10:anchorlock/>
+              </v:rect>
+            </w:pict>
+          </mc:Fallback>
+        </mc:AlternateContent>
       </w:r>
     </w:p>
     <w:p>
@@ -3793,58 +3878,143 @@
           <w:ilvl w:val="0"/>
           <w:numId w:val="0"/>
         </w:numPr>
+      </w:pPr>
+      <w:r>
         <w:rPr>
           <w:rFonts w:hint="eastAsia"/>
         </w:rPr>
-      </w:pPr>
-      <w:r>
-        <w:rPr>
-          <w:rFonts w:hint="eastAsia"/>
-        </w:rPr>
         <w:t>参考文献</w:t>
       </w:r>
       <w:bookmarkEnd w:id="6"/>
     </w:p>
-    <w:bookmarkEnd w:id="7"/>
-    <w:p>
-      <w:pPr>
-        <w:rPr>
-          <w:rFonts w:ascii="楷体" w:eastAsia="楷体" w:hAnsi="楷体" w:hint="eastAsia"/>
-        </w:rPr>
-      </w:pPr>
-      <w:r>
-        <w:rPr>
-          <w:rFonts w:ascii="楷体" w:eastAsia="楷体" w:hAnsi="楷体" w:hint="eastAsia"/>
-        </w:rPr>
-        <w:t>【</w:t>
-      </w:r>
-      <w:r>
-        <w:rPr>
-          <w:rFonts w:ascii="楷体" w:eastAsia="楷体" w:hAnsi="楷体" w:hint="eastAsia"/>
-        </w:rPr>
-        <w:t>请按照标准参考文件格式填写</w:t>
-      </w:r>
-      <w:r>
-        <w:rPr>
-          <w:rFonts w:ascii="楷体" w:eastAsia="楷体" w:hAnsi="楷体" w:hint="eastAsia"/>
-        </w:rPr>
-        <w:t>】</w:t>
-      </w:r>
-    </w:p>
     <w:p>
       <w:pPr>
         <w:widowControl/>
+        <w:spacing w:line="276" w:lineRule="auto"/>
         <w:jc w:val="left"/>
         <w:rPr>
-          <w:rFonts w:hint="eastAsia"/>
-        </w:rPr>
-      </w:pPr>
+          <w:rFonts w:ascii="楷体" w:eastAsia="楷体" w:hint="eastAsia"/>
+        </w:rPr>
+      </w:pPr>
+      <w:r>
+        <w:rPr>
+          <w:rFonts w:ascii="楷体" w:eastAsia="楷体" w:hint="eastAsia"/>
+        </w:rPr>
+        <w:t>[1] 中华人民共和国国务院. 国务院关于深入实施“人工智能+”行动的意见：国发〔2025〕11号[S/OL]. 2025-08-27[2026-03-23].</w:t>
+      </w:r>
+    </w:p>
+    <w:p>
+      <w:pPr>
+        <w:widowControl/>
+        <w:spacing w:line="276" w:lineRule="auto"/>
+        <w:jc w:val="left"/>
+        <w:rPr>
+          <w:rFonts w:ascii="楷体" w:eastAsia="楷体" w:hint="eastAsia"/>
+        </w:rPr>
+      </w:pPr>
+      <w:r>
+        <w:rPr>
+          <w:rFonts w:ascii="楷体" w:eastAsia="楷体" w:hint="eastAsia"/>
+        </w:rPr>
+        <w:t>[2] 国家互联网信息办公室，工业和信息化部，公安部，等. 人工智能生成合成内容标识办法：国信办通字〔2025〕2号[S/OL]. 2025-03-07[2026-03-23].</w:t>
+      </w:r>
+    </w:p>
+    <w:p>
+      <w:pPr>
+        <w:widowControl/>
+        <w:spacing w:line="276" w:lineRule="auto"/>
+        <w:jc w:val="left"/>
+        <w:rPr>
+          <w:rFonts w:ascii="楷体" w:eastAsia="楷体" w:hint="eastAsia"/>
+        </w:rPr>
+      </w:pPr>
+      <w:r>
+        <w:rPr>
+          <w:rFonts w:ascii="楷体" w:eastAsia="楷体" w:hint="eastAsia"/>
+        </w:rPr>
+        <w:t>[3] 国家互联网信息办公室，国家发展和改革委员会，教育部，等. 生成式人工智能服务管理暂行办法：国家互联网信息办公室令第15号[S/OL]. 2023-07-13[2026-03-23].</w:t>
+      </w:r>
+    </w:p>
+    <w:p>
+      <w:pPr>
+        <w:widowControl/>
+        <w:spacing w:line="276" w:lineRule="auto"/>
+        <w:jc w:val="left"/>
+        <w:rPr>
+          <w:rFonts w:ascii="楷体" w:eastAsia="楷体" w:hint="eastAsia"/>
+        </w:rPr>
+      </w:pPr>
+      <w:r>
+        <w:rPr>
+          <w:rFonts w:ascii="楷体" w:eastAsia="楷体" w:hint="eastAsia"/>
+        </w:rPr>
+        <w:t>[4] 科学技术部，教育部，工业和信息化部，等. 关于加快场景创新以人工智能高水平应用促进经济高质量发展的指导意见：国科发</w:t>
+      </w:r>
+      <w:proofErr w:type="gramStart"/>
+      <w:r>
+        <w:rPr>
+          <w:rFonts w:ascii="楷体" w:eastAsia="楷体" w:hint="eastAsia"/>
+        </w:rPr>
+        <w:t>规</w:t>
+      </w:r>
+      <w:proofErr w:type="gramEnd"/>
+      <w:r>
+        <w:rPr>
+          <w:rFonts w:ascii="楷体" w:eastAsia="楷体" w:hint="eastAsia"/>
+        </w:rPr>
+        <w:t>〔2022〕199号[S/OL]. 2022-07-29[2026-03-23].</w:t>
+      </w:r>
+    </w:p>
+    <w:p>
+      <w:pPr>
+        <w:widowControl/>
+        <w:spacing w:line="276" w:lineRule="auto"/>
+        <w:jc w:val="left"/>
+        <w:rPr>
+          <w:rFonts w:ascii="楷体" w:eastAsia="楷体" w:hint="eastAsia"/>
+        </w:rPr>
+      </w:pPr>
+      <w:r>
+        <w:rPr>
+          <w:rFonts w:ascii="楷体" w:eastAsia="楷体" w:hint="eastAsia"/>
+        </w:rPr>
+        <w:t>[5] 国家发展和改革委员会高技术司. 以“人工智能+”开启中国特色智能化发展新篇章——解读《国务院关于深入实施“人工智能+”行动的意见》[EB/OL]. 2025-08-26[2026-03-23].</w:t>
+      </w:r>
+    </w:p>
+    <w:p>
+      <w:pPr>
+        <w:widowControl/>
+        <w:spacing w:line="276" w:lineRule="auto"/>
+        <w:jc w:val="left"/>
+        <w:rPr>
+          <w:rFonts w:ascii="楷体" w:eastAsia="楷体" w:hint="eastAsia"/>
+        </w:rPr>
+      </w:pPr>
+      <w:r>
+        <w:rPr>
+          <w:rFonts w:ascii="楷体" w:eastAsia="楷体" w:hint="eastAsia"/>
+        </w:rPr>
+        <w:t>[6] 河北省工业和信息化厅. 河北省人工智能产业发展相关政策汇编[EB/OL]. [2026-03-23].</w:t>
+      </w:r>
+    </w:p>
+    <w:p>
+      <w:pPr>
+        <w:widowControl/>
+        <w:spacing w:line="276" w:lineRule="auto"/>
+        <w:jc w:val="left"/>
+      </w:pPr>
+      <w:r>
+        <w:rPr>
+          <w:rFonts w:ascii="楷体" w:eastAsia="楷体" w:hint="eastAsia"/>
+        </w:rPr>
+        <w:t>[7] 济宁市农业农村局. 2025年数字乡村与智慧农业发展政策指引[EB/OL]. 2025-09-05[2026-03-23].</w:t>
+      </w:r>
     </w:p>
     <w:sectPr>
-      <w:footerReference w:type="default" r:id="rId9"/>
+      <w:footerReference w:type="default" r:id="rId12"/>
       <w:pgSz w:w="11906" w:h="16838"/>
-      <w:pgMar w:top="851" w:right="1797" w:bottom="851" w:left="1797" w:header="851" w:footer="992" w:gutter="0"/>
-      <w:cols w:space="425"/>
+      <w:pgMar w:top="851" w:right="849" w:bottom="851" w:left="993" w:header="851" w:footer="992" w:gutter="0"/>
+      <w:cols w:space="720"/>
       <w:docGrid w:type="lines" w:linePitch="312"/>
     </w:sectPr>
   </w:body>
@@ -3855,11 +4025,6 @@
 <w:endnotes xmlns:wpc="http://schemas.microsoft.com/office/word/2010/wordprocessingCanvas" xmlns:cx="http://schemas.microsoft.com/office/drawing/2014/chartex" xmlns:cx1="http://schemas.microsoft.com/office/drawing/2015/9/8/chartex" xmlns:cx2="http://schemas.microsoft.com/office/drawing/2015/10/21/chartex" xmlns:cx3="http://schemas.microsoft.com/office/drawing/2016/5/9/chartex" xmlns:cx4="http://schemas.microsoft.com/office/drawing/2016/5/10/chartex" xmlns:cx5="http://schemas.microsoft.com/office/drawing/2016/5/11/chartex" xmlns:cx6="http://schemas.microsoft.com/office/drawing/2016/5/12/chartex" xmlns:cx7="http://schemas.microsoft.com/office/drawing/2016/5/13/chartex" xmlns:cx8="http://schemas.microsoft.com/office/drawing/2016/5/14/chartex" xmlns:mc="http://schemas.openxmlformats.org/markup-compatibility/2006" xmlns:aink="http://schemas.microsoft.com/office/drawing/2016/ink" xmlns:am3d="http://schemas.microsoft.com/office/drawing/2017/model3d" xmlns:o="urn:schemas-microsoft-com:office:office" xmlns:oel="http://schemas.microsoft.com/office/2019/extlst" xmlns:r="http://schemas.openxmlformats.org/officeDocument/2006/relationships" xmlns:m="http://schemas.openxmlformats.org/officeDocument/2006/math" xmlns:v="urn:schemas-microsoft-com:vml" xmlns:wp14="http://schemas.microsoft.com/office/word/2010/wordprocessingDrawing" xmlns:wp="http://schemas.openxmlformats.org/drawingml/2006/wordprocessingDrawing" xmlns:w10="urn:schemas-microsoft-com:office:word" xmlns:w="http://schemas.openxmlformats.org/wordprocessingml/2006/main" xmlns:w14="http://schemas.microsoft.com/office/word/2010/wordml" xmlns:w15="http://schemas.microsoft.com/office/word/2012/wordml" xmlns:w16cex="http://schemas.microsoft.com/office/word/2018/wordml/cex" xmlns:w16cid="http://schemas.microsoft.com/office/word/2016/wordml/cid" xmlns:w16="http://schemas.microsoft.com/office/word/2018/wordml" xmlns:w16du="http://schemas.microsoft.com/office/word/2023/wordml/word16du" xmlns:w16sdtdh="http://schemas.microsoft.com/office/word/2020/wordml/sdtdatahash" xmlns:w16sdtfl="http://schemas.microsoft.com/office/word/2024/wordml/sdtformatlock" xmlns:w16se="http://schemas.microsoft.com/office/word/2015/wordml/symex" xmlns:wpg="http://schemas.microsoft.com/office/word/2010/wordprocessingGroup" xmlns:wpi="http://schemas.microsoft.com/office/word/2010/wordprocessingInk" xmlns:wne="http://schemas.microsoft.com/office/word/2006/wordml" xmlns:wps="http://schemas.microsoft.com/office/word/2010/wordprocessingShape" mc:Ignorable="w14 w15 w16se w16cid w16 w16cex w16sdtdh w16sdtfl w16du wp14">
   <w:endnote w:type="separator" w:id="-1">
     <w:p>
-      <w:pPr>
-        <w:rPr>
-          <w:rFonts w:hint="eastAsia"/>
-        </w:rPr>
-      </w:pPr>
       <w:r>
         <w:separator/>
       </w:r>
@@ -3867,11 +4032,6 @@
   </w:endnote>
   <w:endnote w:type="continuationSeparator" w:id="0">
     <w:p>
-      <w:pPr>
-        <w:rPr>
-          <w:rFonts w:hint="eastAsia"/>
-        </w:rPr>
-      </w:pPr>
       <w:r>
         <w:continuationSeparator/>
       </w:r>
@@ -3884,19 +4044,13 @@
 <w:ftr xmlns:wpc="http://schemas.microsoft.com/office/word/2010/wordprocessingCanvas" xmlns:cx="http://schemas.microsoft.com/office/drawing/2014/chartex" xmlns:cx1="http://schemas.microsoft.com/office/drawing/2015/9/8/chartex" xmlns:cx2="http://schemas.microsoft.com/office/drawing/2015/10/21/chartex" xmlns:cx3="http://schemas.microsoft.com/office/drawing/2016/5/9/chartex" xmlns:cx4="http://schemas.microsoft.com/office/drawing/2016/5/10/chartex" xmlns:cx5="http://schemas.microsoft.com/office/drawing/2016/5/11/chartex" xmlns:cx6="http://schemas.microsoft.com/office/drawing/2016/5/12/chartex" xmlns:cx7="http://schemas.microsoft.com/office/drawing/2016/5/13/chartex" xmlns:cx8="http://schemas.microsoft.com/office/drawing/2016/5/14/chartex" xmlns:mc="http://schemas.openxmlformats.org/markup-compatibility/2006" xmlns:aink="http://schemas.microsoft.com/office/drawing/2016/ink" xmlns:am3d="http://schemas.microsoft.com/office/drawing/2017/model3d" xmlns:o="urn:schemas-microsoft-com:office:office" xmlns:oel="http://schemas.microsoft.com/office/2019/extlst" xmlns:r="http://schemas.openxmlformats.org/officeDocument/2006/relationships" xmlns:m="http://schemas.openxmlformats.org/officeDocument/2006/math" xmlns:v="urn:schemas-microsoft-com:vml" xmlns:wp14="http://schemas.microsoft.com/office/word/2010/wordprocessingDrawing" xmlns:wp="http://schemas.openxmlformats.org/drawingml/2006/wordprocessingDrawing" xmlns:w10="urn:schemas-microsoft-com:office:word" xmlns:w="http://schemas.openxmlformats.org/wordprocessingml/2006/main" xmlns:w14="http://schemas.microsoft.com/office/word/2010/wordml" xmlns:w15="http://schemas.microsoft.com/office/word/2012/wordml" xmlns:w16cex="http://schemas.microsoft.com/office/word/2018/wordml/cex" xmlns:w16cid="http://schemas.microsoft.com/office/word/2016/wordml/cid" xmlns:w16="http://schemas.microsoft.com/office/word/2018/wordml" xmlns:w16du="http://schemas.microsoft.com/office/word/2023/wordml/word16du" xmlns:w16sdtdh="http://schemas.microsoft.com/office/word/2020/wordml/sdtdatahash" xmlns:w16sdtfl="http://schemas.microsoft.com/office/word/2024/wordml/sdtformatlock" xmlns:w16se="http://schemas.microsoft.com/office/word/2015/wordml/symex" xmlns:wpg="http://schemas.microsoft.com/office/word/2010/wordprocessingGroup" xmlns:wpi="http://schemas.microsoft.com/office/word/2010/wordprocessingInk" xmlns:wne="http://schemas.microsoft.com/office/word/2006/wordml" xmlns:wps="http://schemas.microsoft.com/office/word/2010/wordprocessingShape" mc:Ignorable="w14 w15 w16se w16cid w16 w16cex w16sdtdh w16sdtfl w16du wp14">
   <w:p>
     <w:pPr>
-      <w:pStyle w:val="a9"/>
+      <w:pStyle w:val="a5"/>
       <w:jc w:val="right"/>
-      <w:rPr>
-        <w:rFonts w:hint="eastAsia"/>
-      </w:rPr>
     </w:pPr>
   </w:p>
   <w:p>
     <w:pPr>
-      <w:pStyle w:val="a9"/>
-      <w:rPr>
-        <w:rFonts w:hint="eastAsia"/>
-      </w:rPr>
+      <w:pStyle w:val="a5"/>
     </w:pPr>
   </w:p>
 </w:ftr>
@@ -3906,11 +4060,6 @@
 <w:footnotes xmlns:wpc="http://schemas.microsoft.com/office/word/2010/wordprocessingCanvas" xmlns:cx="http://schemas.microsoft.com/office/drawing/2014/chartex" xmlns:cx1="http://schemas.microsoft.com/office/drawing/2015/9/8/chartex" xmlns:cx2="http://schemas.microsoft.com/office/drawing/2015/10/21/chartex" xmlns:cx3="http://schemas.microsoft.com/office/drawing/2016/5/9/chartex" xmlns:cx4="http://schemas.microsoft.com/office/drawing/2016/5/10/chartex" xmlns:cx5="http://schemas.microsoft.com/office/drawing/2016/5/11/chartex" xmlns:cx6="http://schemas.microsoft.com/office/drawing/2016/5/12/chartex" xmlns:cx7="http://schemas.microsoft.com/office/drawing/2016/5/13/chartex" xmlns:cx8="http://schemas.microsoft.com/office/drawing/2016/5/14/chartex" xmlns:mc="http://schemas.openxmlformats.org/markup-compatibility/2006" xmlns:aink="http://schemas.microsoft.com/office/drawing/2016/ink" xmlns:am3d="http://schemas.microsoft.com/office/drawing/2017/model3d" xmlns:o="urn:schemas-microsoft-com:office:office" xmlns:oel="http://schemas.microsoft.com/office/2019/extlst" xmlns:r="http://schemas.openxmlformats.org/officeDocument/2006/relationships" xmlns:m="http://schemas.openxmlformats.org/officeDocument/2006/math" xmlns:v="urn:schemas-microsoft-com:vml" xmlns:wp14="http://schemas.microsoft.com/office/word/2010/wordprocessingDrawing" xmlns:wp="http://schemas.openxmlformats.org/drawingml/2006/wordprocessingDrawing" xmlns:w10="urn:schemas-microsoft-com:office:word" xmlns:w="http://schemas.openxmlformats.org/wordprocessingml/2006/main" xmlns:w14="http://schemas.microsoft.com/office/word/2010/wordml" xmlns:w15="http://schemas.microsoft.com/office/word/2012/wordml" xmlns:w16cex="http://schemas.microsoft.com/office/word/2018/wordml/cex" xmlns:w16cid="http://schemas.microsoft.com/office/word/2016/wordml/cid" xmlns:w16="http://schemas.microsoft.com/office/word/2018/wordml" xmlns:w16du="http://schemas.microsoft.com/office/word/2023/wordml/word16du" xmlns:w16sdtdh="http://schemas.microsoft.com/office/word/2020/wordml/sdtdatahash" xmlns:w16sdtfl="http://schemas.microsoft.com/office/word/2024/wordml/sdtformatlock" xmlns:w16se="http://schemas.microsoft.com/office/word/2015/wordml/symex" xmlns:wpg="http://schemas.microsoft.com/office/word/2010/wordprocessingGroup" xmlns:wpi="http://schemas.microsoft.com/office/word/2010/wordprocessingInk" xmlns:wne="http://schemas.microsoft.com/office/word/2006/wordml" xmlns:wps="http://schemas.microsoft.com/office/word/2010/wordprocessingShape" mc:Ignorable="w14 w15 w16se w16cid w16 w16cex w16sdtdh w16sdtfl w16du wp14">
   <w:footnote w:type="separator" w:id="-1">
     <w:p>
-      <w:pPr>
-        <w:rPr>
-          <w:rFonts w:hint="eastAsia"/>
-        </w:rPr>
-      </w:pPr>
       <w:r>
         <w:separator/>
       </w:r>
@@ -3918,11 +4067,6 @@
   </w:footnote>
   <w:footnote w:type="continuationSeparator" w:id="0">
     <w:p>
-      <w:pPr>
-        <w:rPr>
-          <w:rFonts w:hint="eastAsia"/>
-        </w:rPr>
-      </w:pPr>
       <w:r>
         <w:continuationSeparator/>
       </w:r>
@@ -3934,12 +4078,13 @@
 <file path=word/numbering.xml><?xml version="1.0" encoding="utf-8"?>
 <w:numbering xmlns:wpc="http://schemas.microsoft.com/office/word/2010/wordprocessingCanvas" xmlns:cx="http://schemas.microsoft.com/office/drawing/2014/chartex" xmlns:cx1="http://schemas.microsoft.com/office/drawing/2015/9/8/chartex" xmlns:cx2="http://schemas.microsoft.com/office/drawing/2015/10/21/chartex" xmlns:cx3="http://schemas.microsoft.com/office/drawing/2016/5/9/chartex" xmlns:cx4="http://schemas.microsoft.com/office/drawing/2016/5/10/chartex" xmlns:cx5="http://schemas.microsoft.com/office/drawing/2016/5/11/chartex" xmlns:cx6="http://schemas.microsoft.com/office/drawing/2016/5/12/chartex" xmlns:cx7="http://schemas.microsoft.com/office/drawing/2016/5/13/chartex" xmlns:cx8="http://schemas.microsoft.com/office/drawing/2016/5/14/chartex" xmlns:mc="http://schemas.openxmlformats.org/markup-compatibility/2006" xmlns:aink="http://schemas.microsoft.com/office/drawing/2016/ink" xmlns:am3d="http://schemas.microsoft.com/office/drawing/2017/model3d" xmlns:o="urn:schemas-microsoft-com:office:office" xmlns:oel="http://schemas.microsoft.com/office/2019/extlst" xmlns:r="http://schemas.openxmlformats.org/officeDocument/2006/relationships" xmlns:m="http://schemas.openxmlformats.org/officeDocument/2006/math" xmlns:v="urn:schemas-microsoft-com:vml" xmlns:wp14="http://schemas.microsoft.com/office/word/2010/wordprocessingDrawing" xmlns:wp="http://schemas.openxmlformats.org/drawingml/2006/wordprocessingDrawing" xmlns:w10="urn:schemas-microsoft-com:office:word" xmlns:w="http://schemas.openxmlformats.org/wordprocessingml/2006/main" xmlns:w14="http://schemas.microsoft.com/office/word/2010/wordml" xmlns:w15="http://schemas.microsoft.com/office/word/2012/wordml" xmlns:w16cex="http://schemas.microsoft.com/office/word/2018/wordml/cex" xmlns:w16cid="http://schemas.microsoft.com/office/word/2016/wordml/cid" xmlns:w16="http://schemas.microsoft.com/office/word/2018/wordml" xmlns:w16du="http://schemas.microsoft.com/office/word/2023/wordml/word16du" xmlns:w16sdtdh="http://schemas.microsoft.com/office/word/2020/wordml/sdtdatahash" xmlns:w16sdtfl="http://schemas.microsoft.com/office/word/2024/wordml/sdtformatlock" xmlns:w16se="http://schemas.microsoft.com/office/word/2015/wordml/symex" xmlns:wpg="http://schemas.microsoft.com/office/word/2010/wordprocessingGroup" xmlns:wpi="http://schemas.microsoft.com/office/word/2010/wordprocessingInk" xmlns:wne="http://schemas.microsoft.com/office/word/2006/wordml" xmlns:wps="http://schemas.microsoft.com/office/word/2010/wordprocessingShape" mc:Ignorable="w14 w15 w16se w16cid w16 w16cex w16sdtdh w16sdtfl w16du wp14">
   <w:abstractNum w:abstractNumId="0" w15:restartNumberingAfterBreak="0">
-    <w:nsid w:val="05216016"/>
+    <w:nsid w:val="135B2BAE"/>
     <w:multiLevelType w:val="multilevel"/>
-    <w:tmpl w:val="EDACA892"/>
+    <w:tmpl w:val="197AB8B2"/>
     <w:lvl w:ilvl="0">
       <w:start w:val="1"/>
       <w:numFmt w:val="bullet"/>
+      <w:lvlRestart w:val="0"/>
       <w:lvlText w:val=""/>
       <w:lvlJc w:val="left"/>
       <w:pPr>
@@ -3953,7 +4098,7 @@
         <w:sz w:val="20"/>
       </w:rPr>
     </w:lvl>
-    <w:lvl w:ilvl="1" w:tentative="1">
+    <w:lvl w:ilvl="1">
       <w:start w:val="1"/>
       <w:numFmt w:val="bullet"/>
       <w:lvlText w:val="o"/>
@@ -3969,7 +4114,7 @@
         <w:sz w:val="20"/>
       </w:rPr>
     </w:lvl>
-    <w:lvl w:ilvl="2" w:tentative="1">
+    <w:lvl w:ilvl="2">
       <w:start w:val="1"/>
       <w:numFmt w:val="bullet"/>
       <w:lvlText w:val=""/>
@@ -3985,7 +4130,7 @@
         <w:sz w:val="20"/>
       </w:rPr>
     </w:lvl>
-    <w:lvl w:ilvl="3" w:tentative="1">
+    <w:lvl w:ilvl="3">
       <w:start w:val="1"/>
       <w:numFmt w:val="bullet"/>
       <w:lvlText w:val=""/>
@@ -4001,7 +4146,7 @@
         <w:sz w:val="20"/>
       </w:rPr>
     </w:lvl>
-    <w:lvl w:ilvl="4" w:tentative="1">
+    <w:lvl w:ilvl="4">
       <w:start w:val="1"/>
       <w:numFmt w:val="bullet"/>
       <w:lvlText w:val=""/>
@@ -4017,7 +4162,7 @@
         <w:sz w:val="20"/>
       </w:rPr>
     </w:lvl>
-    <w:lvl w:ilvl="5" w:tentative="1">
+    <w:lvl w:ilvl="5">
       <w:start w:val="1"/>
       <w:numFmt w:val="bullet"/>
       <w:lvlText w:val=""/>
@@ -4033,7 +4178,7 @@
         <w:sz w:val="20"/>
       </w:rPr>
     </w:lvl>
-    <w:lvl w:ilvl="6" w:tentative="1">
+    <w:lvl w:ilvl="6">
       <w:start w:val="1"/>
       <w:numFmt w:val="bullet"/>
       <w:lvlText w:val=""/>
@@ -4049,7 +4194,7 @@
         <w:sz w:val="20"/>
       </w:rPr>
     </w:lvl>
-    <w:lvl w:ilvl="7" w:tentative="1">
+    <w:lvl w:ilvl="7">
       <w:start w:val="1"/>
       <w:numFmt w:val="bullet"/>
       <w:lvlText w:val=""/>
@@ -4065,7 +4210,7 @@
         <w:sz w:val="20"/>
       </w:rPr>
     </w:lvl>
-    <w:lvl w:ilvl="8" w:tentative="1">
+    <w:lvl w:ilvl="8">
       <w:start w:val="1"/>
       <w:numFmt w:val="bullet"/>
       <w:lvlText w:val=""/>
@@ -4083,101 +4228,131 @@
     </w:lvl>
   </w:abstractNum>
   <w:abstractNum w:abstractNumId="1" w15:restartNumberingAfterBreak="0">
-    <w:nsid w:val="11F93A7A"/>
+    <w:nsid w:val="226949A3"/>
     <w:multiLevelType w:val="hybridMultilevel"/>
-    <w:tmpl w:val="48206908"/>
-    <w:lvl w:ilvl="0" w:tplc="46966356">
-      <w:start w:val="1"/>
-      <w:numFmt w:val="decimal"/>
-      <w:lvlText w:val="%1、"/>
-      <w:lvlJc w:val="left"/>
-      <w:pPr>
-        <w:ind w:left="360" w:hanging="360"/>
+    <w:tmpl w:val="DFB83B48"/>
+    <w:lvl w:ilvl="0" w:tplc="6100A6A6">
+      <w:start w:val="1"/>
+      <w:numFmt w:val="japaneseCounting"/>
+      <w:lvlRestart w:val="0"/>
+      <w:pStyle w:val="1"/>
+      <w:lvlText w:val="第%1章"/>
+      <w:lvlJc w:val="left"/>
+      <w:pPr>
+        <w:tabs>
+          <w:tab w:val="num" w:pos="0"/>
+        </w:tabs>
+        <w:ind w:left="1545" w:hanging="1545"/>
       </w:pPr>
       <w:rPr>
         <w:rFonts w:hint="default"/>
       </w:rPr>
     </w:lvl>
-    <w:lvl w:ilvl="1" w:tplc="04090019" w:tentative="1">
+    <w:lvl w:ilvl="1" w:tplc="C966E20A">
       <w:start w:val="1"/>
       <w:numFmt w:val="lowerLetter"/>
       <w:lvlText w:val="%2)"/>
       <w:lvlJc w:val="left"/>
       <w:pPr>
+        <w:tabs>
+          <w:tab w:val="num" w:pos="0"/>
+        </w:tabs>
         <w:ind w:left="840" w:hanging="420"/>
       </w:pPr>
     </w:lvl>
-    <w:lvl w:ilvl="2" w:tplc="0409001B" w:tentative="1">
+    <w:lvl w:ilvl="2" w:tplc="2A988E94">
       <w:start w:val="1"/>
       <w:numFmt w:val="lowerRoman"/>
       <w:lvlText w:val="%3."/>
       <w:lvlJc w:val="right"/>
       <w:pPr>
+        <w:tabs>
+          <w:tab w:val="num" w:pos="0"/>
+        </w:tabs>
         <w:ind w:left="1260" w:hanging="420"/>
       </w:pPr>
     </w:lvl>
-    <w:lvl w:ilvl="3" w:tplc="0409000F" w:tentative="1">
+    <w:lvl w:ilvl="3" w:tplc="3D541238">
       <w:start w:val="1"/>
       <w:numFmt w:val="decimal"/>
       <w:lvlText w:val="%4."/>
       <w:lvlJc w:val="left"/>
       <w:pPr>
+        <w:tabs>
+          <w:tab w:val="num" w:pos="0"/>
+        </w:tabs>
         <w:ind w:left="1680" w:hanging="420"/>
       </w:pPr>
     </w:lvl>
-    <w:lvl w:ilvl="4" w:tplc="04090019" w:tentative="1">
+    <w:lvl w:ilvl="4" w:tplc="2E060E02">
       <w:start w:val="1"/>
       <w:numFmt w:val="lowerLetter"/>
       <w:lvlText w:val="%5)"/>
       <w:lvlJc w:val="left"/>
       <w:pPr>
+        <w:tabs>
+          <w:tab w:val="num" w:pos="0"/>
+        </w:tabs>
         <w:ind w:left="2100" w:hanging="420"/>
       </w:pPr>
     </w:lvl>
-    <w:lvl w:ilvl="5" w:tplc="0409001B" w:tentative="1">
+    <w:lvl w:ilvl="5" w:tplc="9E802A92">
       <w:start w:val="1"/>
       <w:numFmt w:val="lowerRoman"/>
       <w:lvlText w:val="%6."/>
       <w:lvlJc w:val="right"/>
       <w:pPr>
+        <w:tabs>
+          <w:tab w:val="num" w:pos="0"/>
+        </w:tabs>
         <w:ind w:left="2520" w:hanging="420"/>
       </w:pPr>
     </w:lvl>
-    <w:lvl w:ilvl="6" w:tplc="0409000F" w:tentative="1">
+    <w:lvl w:ilvl="6" w:tplc="A656DA64">
       <w:start w:val="1"/>
       <w:numFmt w:val="decimal"/>
       <w:lvlText w:val="%7."/>
       <w:lvlJc w:val="left"/>
       <w:pPr>
+        <w:tabs>
+          <w:tab w:val="num" w:pos="0"/>
+        </w:tabs>
         <w:ind w:left="2940" w:hanging="420"/>
       </w:pPr>
     </w:lvl>
-    <w:lvl w:ilvl="7" w:tplc="04090019" w:tentative="1">
+    <w:lvl w:ilvl="7" w:tplc="F19484F8">
       <w:start w:val="1"/>
       <w:numFmt w:val="lowerLetter"/>
       <w:lvlText w:val="%8)"/>
       <w:lvlJc w:val="left"/>
       <w:pPr>
+        <w:tabs>
+          <w:tab w:val="num" w:pos="0"/>
+        </w:tabs>
         <w:ind w:left="3360" w:hanging="420"/>
       </w:pPr>
     </w:lvl>
-    <w:lvl w:ilvl="8" w:tplc="0409001B" w:tentative="1">
+    <w:lvl w:ilvl="8" w:tplc="955A435A">
       <w:start w:val="1"/>
       <w:numFmt w:val="lowerRoman"/>
       <w:lvlText w:val="%9."/>
       <w:lvlJc w:val="right"/>
       <w:pPr>
+        <w:tabs>
+          <w:tab w:val="num" w:pos="0"/>
+        </w:tabs>
         <w:ind w:left="3780" w:hanging="420"/>
       </w:pPr>
     </w:lvl>
   </w:abstractNum>
   <w:abstractNum w:abstractNumId="2" w15:restartNumberingAfterBreak="0">
-    <w:nsid w:val="28810FF5"/>
+    <w:nsid w:val="25AE4B31"/>
     <w:multiLevelType w:val="multilevel"/>
     <w:tmpl w:val="A3B042E4"/>
     <w:lvl w:ilvl="0">
       <w:start w:val="1"/>
       <w:numFmt w:val="bullet"/>
+      <w:lvlRestart w:val="0"/>
       <w:lvlText w:val=""/>
       <w:lvlJc w:val="left"/>
       <w:pPr>
@@ -4207,7 +4382,7 @@
         <w:sz w:val="20"/>
       </w:rPr>
     </w:lvl>
-    <w:lvl w:ilvl="2" w:tentative="1">
+    <w:lvl w:ilvl="2">
       <w:start w:val="1"/>
       <w:numFmt w:val="bullet"/>
       <w:lvlText w:val=""/>
@@ -4223,7 +4398,7 @@
         <w:sz w:val="20"/>
       </w:rPr>
     </w:lvl>
-    <w:lvl w:ilvl="3" w:tentative="1">
+    <w:lvl w:ilvl="3">
       <w:start w:val="1"/>
       <w:numFmt w:val="bullet"/>
       <w:lvlText w:val=""/>
@@ -4239,7 +4414,7 @@
         <w:sz w:val="20"/>
       </w:rPr>
     </w:lvl>
-    <w:lvl w:ilvl="4" w:tentative="1">
+    <w:lvl w:ilvl="4">
       <w:start w:val="1"/>
       <w:numFmt w:val="bullet"/>
       <w:lvlText w:val=""/>
@@ -4255,7 +4430,7 @@
         <w:sz w:val="20"/>
       </w:rPr>
     </w:lvl>
-    <w:lvl w:ilvl="5" w:tentative="1">
+    <w:lvl w:ilvl="5">
       <w:start w:val="1"/>
       <w:numFmt w:val="bullet"/>
       <w:lvlText w:val=""/>
@@ -4271,7 +4446,7 @@
         <w:sz w:val="20"/>
       </w:rPr>
     </w:lvl>
-    <w:lvl w:ilvl="6" w:tentative="1">
+    <w:lvl w:ilvl="6">
       <w:start w:val="1"/>
       <w:numFmt w:val="bullet"/>
       <w:lvlText w:val=""/>
@@ -4287,7 +4462,7 @@
         <w:sz w:val="20"/>
       </w:rPr>
     </w:lvl>
-    <w:lvl w:ilvl="7" w:tentative="1">
+    <w:lvl w:ilvl="7">
       <w:start w:val="1"/>
       <w:numFmt w:val="bullet"/>
       <w:lvlText w:val=""/>
@@ -4303,7 +4478,7 @@
         <w:sz w:val="20"/>
       </w:rPr>
     </w:lvl>
-    <w:lvl w:ilvl="8" w:tentative="1">
+    <w:lvl w:ilvl="8">
       <w:start w:val="1"/>
       <w:numFmt w:val="bullet"/>
       <w:lvlText w:val=""/>
@@ -4321,101 +4496,13 @@
     </w:lvl>
   </w:abstractNum>
   <w:abstractNum w:abstractNumId="3" w15:restartNumberingAfterBreak="0">
-    <w:nsid w:val="2DEE30F7"/>
-    <w:multiLevelType w:val="hybridMultilevel"/>
-    <w:tmpl w:val="FF0E77B6"/>
-    <w:lvl w:ilvl="0" w:tplc="E1BEE7E6">
-      <w:start w:val="1"/>
-      <w:numFmt w:val="decimalFullWidth"/>
-      <w:lvlText w:val="%1、"/>
-      <w:lvlJc w:val="left"/>
-      <w:pPr>
-        <w:ind w:left="420" w:hanging="420"/>
-      </w:pPr>
-      <w:rPr>
-        <w:rFonts w:hint="default"/>
-      </w:rPr>
-    </w:lvl>
-    <w:lvl w:ilvl="1" w:tplc="04090019" w:tentative="1">
-      <w:start w:val="1"/>
-      <w:numFmt w:val="lowerLetter"/>
-      <w:lvlText w:val="%2)"/>
-      <w:lvlJc w:val="left"/>
-      <w:pPr>
-        <w:ind w:left="840" w:hanging="420"/>
-      </w:pPr>
-    </w:lvl>
-    <w:lvl w:ilvl="2" w:tplc="0409001B" w:tentative="1">
-      <w:start w:val="1"/>
-      <w:numFmt w:val="lowerRoman"/>
-      <w:lvlText w:val="%3."/>
-      <w:lvlJc w:val="right"/>
-      <w:pPr>
-        <w:ind w:left="1260" w:hanging="420"/>
-      </w:pPr>
-    </w:lvl>
-    <w:lvl w:ilvl="3" w:tplc="0409000F" w:tentative="1">
-      <w:start w:val="1"/>
-      <w:numFmt w:val="decimal"/>
-      <w:lvlText w:val="%4."/>
-      <w:lvlJc w:val="left"/>
-      <w:pPr>
-        <w:ind w:left="1680" w:hanging="420"/>
-      </w:pPr>
-    </w:lvl>
-    <w:lvl w:ilvl="4" w:tplc="04090019" w:tentative="1">
-      <w:start w:val="1"/>
-      <w:numFmt w:val="lowerLetter"/>
-      <w:lvlText w:val="%5)"/>
-      <w:lvlJc w:val="left"/>
-      <w:pPr>
-        <w:ind w:left="2100" w:hanging="420"/>
-      </w:pPr>
-    </w:lvl>
-    <w:lvl w:ilvl="5" w:tplc="0409001B" w:tentative="1">
-      <w:start w:val="1"/>
-      <w:numFmt w:val="lowerRoman"/>
-      <w:lvlText w:val="%6."/>
-      <w:lvlJc w:val="right"/>
-      <w:pPr>
-        <w:ind w:left="2520" w:hanging="420"/>
-      </w:pPr>
-    </w:lvl>
-    <w:lvl w:ilvl="6" w:tplc="0409000F" w:tentative="1">
-      <w:start w:val="1"/>
-      <w:numFmt w:val="decimal"/>
-      <w:lvlText w:val="%7."/>
-      <w:lvlJc w:val="left"/>
-      <w:pPr>
-        <w:ind w:left="2940" w:hanging="420"/>
-      </w:pPr>
-    </w:lvl>
-    <w:lvl w:ilvl="7" w:tplc="04090019" w:tentative="1">
-      <w:start w:val="1"/>
-      <w:numFmt w:val="lowerLetter"/>
-      <w:lvlText w:val="%8)"/>
-      <w:lvlJc w:val="left"/>
-      <w:pPr>
-        <w:ind w:left="3360" w:hanging="420"/>
-      </w:pPr>
-    </w:lvl>
-    <w:lvl w:ilvl="8" w:tplc="0409001B" w:tentative="1">
-      <w:start w:val="1"/>
-      <w:numFmt w:val="lowerRoman"/>
-      <w:lvlText w:val="%9."/>
-      <w:lvlJc w:val="right"/>
-      <w:pPr>
-        <w:ind w:left="3780" w:hanging="420"/>
-      </w:pPr>
-    </w:lvl>
-  </w:abstractNum>
-  <w:abstractNum w:abstractNumId="4" w15:restartNumberingAfterBreak="0">
-    <w:nsid w:val="2F8113C9"/>
+    <w:nsid w:val="2B8C527E"/>
     <w:multiLevelType w:val="multilevel"/>
     <w:tmpl w:val="871EF890"/>
     <w:lvl w:ilvl="0">
       <w:start w:val="1"/>
       <w:numFmt w:val="decimal"/>
+      <w:lvlRestart w:val="0"/>
       <w:lvlText w:val="%1."/>
       <w:lvlJc w:val="left"/>
       <w:pPr>
@@ -4425,7 +4512,7 @@
         <w:ind w:left="1352" w:hanging="360"/>
       </w:pPr>
     </w:lvl>
-    <w:lvl w:ilvl="1" w:tentative="1">
+    <w:lvl w:ilvl="1">
       <w:start w:val="1"/>
       <w:numFmt w:val="decimal"/>
       <w:lvlText w:val="%2."/>
@@ -4437,7 +4524,7 @@
         <w:ind w:left="2072" w:hanging="360"/>
       </w:pPr>
     </w:lvl>
-    <w:lvl w:ilvl="2" w:tentative="1">
+    <w:lvl w:ilvl="2">
       <w:start w:val="1"/>
       <w:numFmt w:val="decimal"/>
       <w:lvlText w:val="%3."/>
@@ -4449,7 +4536,7 @@
         <w:ind w:left="2792" w:hanging="360"/>
       </w:pPr>
     </w:lvl>
-    <w:lvl w:ilvl="3" w:tentative="1">
+    <w:lvl w:ilvl="3">
       <w:start w:val="1"/>
       <w:numFmt w:val="decimal"/>
       <w:lvlText w:val="%4."/>
@@ -4461,7 +4548,7 @@
         <w:ind w:left="3512" w:hanging="360"/>
       </w:pPr>
     </w:lvl>
-    <w:lvl w:ilvl="4" w:tentative="1">
+    <w:lvl w:ilvl="4">
       <w:start w:val="1"/>
       <w:numFmt w:val="decimal"/>
       <w:lvlText w:val="%5."/>
@@ -4473,7 +4560,7 @@
         <w:ind w:left="4232" w:hanging="360"/>
       </w:pPr>
     </w:lvl>
-    <w:lvl w:ilvl="5" w:tentative="1">
+    <w:lvl w:ilvl="5">
       <w:start w:val="1"/>
       <w:numFmt w:val="decimal"/>
       <w:lvlText w:val="%6."/>
@@ -4485,7 +4572,7 @@
         <w:ind w:left="4952" w:hanging="360"/>
       </w:pPr>
     </w:lvl>
-    <w:lvl w:ilvl="6" w:tentative="1">
+    <w:lvl w:ilvl="6">
       <w:start w:val="1"/>
       <w:numFmt w:val="decimal"/>
       <w:lvlText w:val="%7."/>
@@ -4497,7 +4584,7 @@
         <w:ind w:left="5672" w:hanging="360"/>
       </w:pPr>
     </w:lvl>
-    <w:lvl w:ilvl="7" w:tentative="1">
+    <w:lvl w:ilvl="7">
       <w:start w:val="1"/>
       <w:numFmt w:val="decimal"/>
       <w:lvlText w:val="%8."/>
@@ -4509,7 +4596,7 @@
         <w:ind w:left="6392" w:hanging="360"/>
       </w:pPr>
     </w:lvl>
-    <w:lvl w:ilvl="8" w:tentative="1">
+    <w:lvl w:ilvl="8">
       <w:start w:val="1"/>
       <w:numFmt w:val="decimal"/>
       <w:lvlText w:val="%9."/>
@@ -4522,103 +4609,128 @@
       </w:pPr>
     </w:lvl>
   </w:abstractNum>
-  <w:abstractNum w:abstractNumId="5" w15:restartNumberingAfterBreak="0">
-    <w:nsid w:val="3209352C"/>
-    <w:multiLevelType w:val="hybridMultilevel"/>
-    <w:tmpl w:val="DFB83B48"/>
-    <w:lvl w:ilvl="0" w:tplc="B2D2D992">
-      <w:start w:val="1"/>
-      <w:numFmt w:val="japaneseCounting"/>
-      <w:pStyle w:val="1"/>
-      <w:lvlText w:val="第%1章"/>
-      <w:lvlJc w:val="left"/>
-      <w:pPr>
-        <w:ind w:left="1545" w:hanging="1545"/>
-      </w:pPr>
-      <w:rPr>
-        <w:rFonts w:hint="default"/>
-      </w:rPr>
-    </w:lvl>
-    <w:lvl w:ilvl="1" w:tplc="04090019" w:tentative="1">
-      <w:start w:val="1"/>
-      <w:numFmt w:val="lowerLetter"/>
-      <w:lvlText w:val="%2)"/>
-      <w:lvlJc w:val="left"/>
-      <w:pPr>
-        <w:ind w:left="840" w:hanging="420"/>
-      </w:pPr>
-    </w:lvl>
-    <w:lvl w:ilvl="2" w:tplc="0409001B" w:tentative="1">
-      <w:start w:val="1"/>
-      <w:numFmt w:val="lowerRoman"/>
+  <w:abstractNum w:abstractNumId="4" w15:restartNumberingAfterBreak="0">
+    <w:nsid w:val="3B991360"/>
+    <w:multiLevelType w:val="multilevel"/>
+    <w:tmpl w:val="F5428F1C"/>
+    <w:lvl w:ilvl="0">
+      <w:start w:val="1"/>
+      <w:numFmt w:val="decimal"/>
+      <w:lvlRestart w:val="0"/>
+      <w:lvlText w:val="%1."/>
+      <w:lvlJc w:val="left"/>
+      <w:pPr>
+        <w:tabs>
+          <w:tab w:val="num" w:pos="720"/>
+        </w:tabs>
+        <w:ind w:left="720" w:hanging="360"/>
+      </w:pPr>
+    </w:lvl>
+    <w:lvl w:ilvl="1">
+      <w:start w:val="1"/>
+      <w:numFmt w:val="decimal"/>
+      <w:lvlText w:val="%2."/>
+      <w:lvlJc w:val="left"/>
+      <w:pPr>
+        <w:tabs>
+          <w:tab w:val="num" w:pos="1440"/>
+        </w:tabs>
+        <w:ind w:left="1440" w:hanging="360"/>
+      </w:pPr>
+    </w:lvl>
+    <w:lvl w:ilvl="2">
+      <w:start w:val="1"/>
+      <w:numFmt w:val="decimal"/>
       <w:lvlText w:val="%3."/>
-      <w:lvlJc w:val="right"/>
-      <w:pPr>
-        <w:ind w:left="1260" w:hanging="420"/>
-      </w:pPr>
-    </w:lvl>
-    <w:lvl w:ilvl="3" w:tplc="0409000F" w:tentative="1">
+      <w:lvlJc w:val="left"/>
+      <w:pPr>
+        <w:tabs>
+          <w:tab w:val="num" w:pos="2160"/>
+        </w:tabs>
+        <w:ind w:left="2160" w:hanging="360"/>
+      </w:pPr>
+    </w:lvl>
+    <w:lvl w:ilvl="3">
       <w:start w:val="1"/>
       <w:numFmt w:val="decimal"/>
       <w:lvlText w:val="%4."/>
       <w:lvlJc w:val="left"/>
       <w:pPr>
-        <w:ind w:left="1680" w:hanging="420"/>
-      </w:pPr>
-    </w:lvl>
-    <w:lvl w:ilvl="4" w:tplc="04090019" w:tentative="1">
-      <w:start w:val="1"/>
-      <w:numFmt w:val="lowerLetter"/>
-      <w:lvlText w:val="%5)"/>
-      <w:lvlJc w:val="left"/>
-      <w:pPr>
-        <w:ind w:left="2100" w:hanging="420"/>
-      </w:pPr>
-    </w:lvl>
-    <w:lvl w:ilvl="5" w:tplc="0409001B" w:tentative="1">
-      <w:start w:val="1"/>
-      <w:numFmt w:val="lowerRoman"/>
+        <w:tabs>
+          <w:tab w:val="num" w:pos="2880"/>
+        </w:tabs>
+        <w:ind w:left="2880" w:hanging="360"/>
+      </w:pPr>
+    </w:lvl>
+    <w:lvl w:ilvl="4">
+      <w:start w:val="1"/>
+      <w:numFmt w:val="decimal"/>
+      <w:lvlText w:val="%5."/>
+      <w:lvlJc w:val="left"/>
+      <w:pPr>
+        <w:tabs>
+          <w:tab w:val="num" w:pos="3600"/>
+        </w:tabs>
+        <w:ind w:left="3600" w:hanging="360"/>
+      </w:pPr>
+    </w:lvl>
+    <w:lvl w:ilvl="5">
+      <w:start w:val="1"/>
+      <w:numFmt w:val="decimal"/>
       <w:lvlText w:val="%6."/>
-      <w:lvlJc w:val="right"/>
-      <w:pPr>
-        <w:ind w:left="2520" w:hanging="420"/>
-      </w:pPr>
-    </w:lvl>
-    <w:lvl w:ilvl="6" w:tplc="0409000F" w:tentative="1">
+      <w:lvlJc w:val="left"/>
+      <w:pPr>
+        <w:tabs>
+          <w:tab w:val="num" w:pos="4320"/>
+        </w:tabs>
+        <w:ind w:left="4320" w:hanging="360"/>
+      </w:pPr>
+    </w:lvl>
+    <w:lvl w:ilvl="6">
       <w:start w:val="1"/>
       <w:numFmt w:val="decimal"/>
       <w:lvlText w:val="%7."/>
       <w:lvlJc w:val="left"/>
       <w:pPr>
-        <w:ind w:left="2940" w:hanging="420"/>
-      </w:pPr>
-    </w:lvl>
-    <w:lvl w:ilvl="7" w:tplc="04090019" w:tentative="1">
-      <w:start w:val="1"/>
-      <w:numFmt w:val="lowerLetter"/>
-      <w:lvlText w:val="%8)"/>
-      <w:lvlJc w:val="left"/>
-      <w:pPr>
-        <w:ind w:left="3360" w:hanging="420"/>
-      </w:pPr>
-    </w:lvl>
-    <w:lvl w:ilvl="8" w:tplc="0409001B" w:tentative="1">
-      <w:start w:val="1"/>
-      <w:numFmt w:val="lowerRoman"/>
+        <w:tabs>
+          <w:tab w:val="num" w:pos="5040"/>
+        </w:tabs>
+        <w:ind w:left="5040" w:hanging="360"/>
+      </w:pPr>
+    </w:lvl>
+    <w:lvl w:ilvl="7">
+      <w:start w:val="1"/>
+      <w:numFmt w:val="decimal"/>
+      <w:lvlText w:val="%8."/>
+      <w:lvlJc w:val="left"/>
+      <w:pPr>
+        <w:tabs>
+          <w:tab w:val="num" w:pos="5760"/>
+        </w:tabs>
+        <w:ind w:left="5760" w:hanging="360"/>
+      </w:pPr>
+    </w:lvl>
+    <w:lvl w:ilvl="8">
+      <w:start w:val="1"/>
+      <w:numFmt w:val="decimal"/>
       <w:lvlText w:val="%9."/>
-      <w:lvlJc w:val="right"/>
-      <w:pPr>
-        <w:ind w:left="3780" w:hanging="420"/>
+      <w:lvlJc w:val="left"/>
+      <w:pPr>
+        <w:tabs>
+          <w:tab w:val="num" w:pos="6480"/>
+        </w:tabs>
+        <w:ind w:left="6480" w:hanging="360"/>
       </w:pPr>
     </w:lvl>
   </w:abstractNum>
-  <w:abstractNum w:abstractNumId="6" w15:restartNumberingAfterBreak="0">
-    <w:nsid w:val="3AB02C35"/>
+  <w:abstractNum w:abstractNumId="5" w15:restartNumberingAfterBreak="0">
+    <w:nsid w:val="42643475"/>
     <w:multiLevelType w:val="multilevel"/>
     <w:tmpl w:val="360E2606"/>
     <w:lvl w:ilvl="0">
       <w:start w:val="1"/>
       <w:numFmt w:val="bullet"/>
+      <w:lvlRestart w:val="0"/>
       <w:lvlText w:val=""/>
       <w:lvlJc w:val="left"/>
       <w:pPr>
@@ -4632,7 +4744,7 @@
         <w:sz w:val="20"/>
       </w:rPr>
     </w:lvl>
-    <w:lvl w:ilvl="1" w:tentative="1">
+    <w:lvl w:ilvl="1">
       <w:start w:val="1"/>
       <w:numFmt w:val="bullet"/>
       <w:lvlText w:val="o"/>
@@ -4648,7 +4760,7 @@
         <w:sz w:val="20"/>
       </w:rPr>
     </w:lvl>
-    <w:lvl w:ilvl="2" w:tentative="1">
+    <w:lvl w:ilvl="2">
       <w:start w:val="1"/>
       <w:numFmt w:val="bullet"/>
       <w:lvlText w:val=""/>
@@ -4664,7 +4776,7 @@
         <w:sz w:val="20"/>
       </w:rPr>
     </w:lvl>
-    <w:lvl w:ilvl="3" w:tentative="1">
+    <w:lvl w:ilvl="3">
       <w:start w:val="1"/>
       <w:numFmt w:val="bullet"/>
       <w:lvlText w:val=""/>
@@ -4680,7 +4792,7 @@
         <w:sz w:val="20"/>
       </w:rPr>
     </w:lvl>
-    <w:lvl w:ilvl="4" w:tentative="1">
+    <w:lvl w:ilvl="4">
       <w:start w:val="1"/>
       <w:numFmt w:val="bullet"/>
       <w:lvlText w:val=""/>
@@ -4696,7 +4808,7 @@
         <w:sz w:val="20"/>
       </w:rPr>
     </w:lvl>
-    <w:lvl w:ilvl="5" w:tentative="1">
+    <w:lvl w:ilvl="5">
       <w:start w:val="1"/>
       <w:numFmt w:val="bullet"/>
       <w:lvlText w:val=""/>
@@ -4712,7 +4824,7 @@
         <w:sz w:val="20"/>
       </w:rPr>
     </w:lvl>
-    <w:lvl w:ilvl="6" w:tentative="1">
+    <w:lvl w:ilvl="6">
       <w:start w:val="1"/>
       <w:numFmt w:val="bullet"/>
       <w:lvlText w:val=""/>
@@ -4728,7 +4840,7 @@
         <w:sz w:val="20"/>
       </w:rPr>
     </w:lvl>
-    <w:lvl w:ilvl="7" w:tentative="1">
+    <w:lvl w:ilvl="7">
       <w:start w:val="1"/>
       <w:numFmt w:val="bullet"/>
       <w:lvlText w:val=""/>
@@ -4744,7 +4856,7 @@
         <w:sz w:val="20"/>
       </w:rPr>
     </w:lvl>
-    <w:lvl w:ilvl="8" w:tentative="1">
+    <w:lvl w:ilvl="8">
       <w:start w:val="1"/>
       <w:numFmt w:val="bullet"/>
       <w:lvlText w:val=""/>
@@ -4761,126 +4873,14 @@
       </w:rPr>
     </w:lvl>
   </w:abstractNum>
-  <w:abstractNum w:abstractNumId="7" w15:restartNumberingAfterBreak="0">
-    <w:nsid w:val="46753AC9"/>
+  <w:abstractNum w:abstractNumId="6" w15:restartNumberingAfterBreak="0">
+    <w:nsid w:val="57A10E30"/>
     <w:multiLevelType w:val="multilevel"/>
-    <w:tmpl w:val="F5428F1C"/>
+    <w:tmpl w:val="EDACA892"/>
     <w:lvl w:ilvl="0">
       <w:start w:val="1"/>
-      <w:numFmt w:val="decimal"/>
-      <w:lvlText w:val="%1."/>
-      <w:lvlJc w:val="left"/>
-      <w:pPr>
-        <w:tabs>
-          <w:tab w:val="num" w:pos="720"/>
-        </w:tabs>
-        <w:ind w:left="720" w:hanging="360"/>
-      </w:pPr>
-    </w:lvl>
-    <w:lvl w:ilvl="1" w:tentative="1">
-      <w:start w:val="1"/>
-      <w:numFmt w:val="decimal"/>
-      <w:lvlText w:val="%2."/>
-      <w:lvlJc w:val="left"/>
-      <w:pPr>
-        <w:tabs>
-          <w:tab w:val="num" w:pos="1440"/>
-        </w:tabs>
-        <w:ind w:left="1440" w:hanging="360"/>
-      </w:pPr>
-    </w:lvl>
-    <w:lvl w:ilvl="2" w:tentative="1">
-      <w:start w:val="1"/>
-      <w:numFmt w:val="decimal"/>
-      <w:lvlText w:val="%3."/>
-      <w:lvlJc w:val="left"/>
-      <w:pPr>
-        <w:tabs>
-          <w:tab w:val="num" w:pos="2160"/>
-        </w:tabs>
-        <w:ind w:left="2160" w:hanging="360"/>
-      </w:pPr>
-    </w:lvl>
-    <w:lvl w:ilvl="3" w:tentative="1">
-      <w:start w:val="1"/>
-      <w:numFmt w:val="decimal"/>
-      <w:lvlText w:val="%4."/>
-      <w:lvlJc w:val="left"/>
-      <w:pPr>
-        <w:tabs>
-          <w:tab w:val="num" w:pos="2880"/>
-        </w:tabs>
-        <w:ind w:left="2880" w:hanging="360"/>
-      </w:pPr>
-    </w:lvl>
-    <w:lvl w:ilvl="4" w:tentative="1">
-      <w:start w:val="1"/>
-      <w:numFmt w:val="decimal"/>
-      <w:lvlText w:val="%5."/>
-      <w:lvlJc w:val="left"/>
-      <w:pPr>
-        <w:tabs>
-          <w:tab w:val="num" w:pos="3600"/>
-        </w:tabs>
-        <w:ind w:left="3600" w:hanging="360"/>
-      </w:pPr>
-    </w:lvl>
-    <w:lvl w:ilvl="5" w:tentative="1">
-      <w:start w:val="1"/>
-      <w:numFmt w:val="decimal"/>
-      <w:lvlText w:val="%6."/>
-      <w:lvlJc w:val="left"/>
-      <w:pPr>
-        <w:tabs>
-          <w:tab w:val="num" w:pos="4320"/>
-        </w:tabs>
-        <w:ind w:left="4320" w:hanging="360"/>
-      </w:pPr>
-    </w:lvl>
-    <w:lvl w:ilvl="6" w:tentative="1">
-      <w:start w:val="1"/>
-      <w:numFmt w:val="decimal"/>
-      <w:lvlText w:val="%7."/>
-      <w:lvlJc w:val="left"/>
-      <w:pPr>
-        <w:tabs>
-          <w:tab w:val="num" w:pos="5040"/>
-        </w:tabs>
-        <w:ind w:left="5040" w:hanging="360"/>
-      </w:pPr>
-    </w:lvl>
-    <w:lvl w:ilvl="7" w:tentative="1">
-      <w:start w:val="1"/>
-      <w:numFmt w:val="decimal"/>
-      <w:lvlText w:val="%8."/>
-      <w:lvlJc w:val="left"/>
-      <w:pPr>
-        <w:tabs>
-          <w:tab w:val="num" w:pos="5760"/>
-        </w:tabs>
-        <w:ind w:left="5760" w:hanging="360"/>
-      </w:pPr>
-    </w:lvl>
-    <w:lvl w:ilvl="8" w:tentative="1">
-      <w:start w:val="1"/>
-      <w:numFmt w:val="decimal"/>
-      <w:lvlText w:val="%9."/>
-      <w:lvlJc w:val="left"/>
-      <w:pPr>
-        <w:tabs>
-          <w:tab w:val="num" w:pos="6480"/>
-        </w:tabs>
-        <w:ind w:left="6480" w:hanging="360"/>
-      </w:pPr>
-    </w:lvl>
-  </w:abstractNum>
-  <w:abstractNum w:abstractNumId="8" w15:restartNumberingAfterBreak="0">
-    <w:nsid w:val="55D8028A"/>
-    <w:multiLevelType w:val="multilevel"/>
-    <w:tmpl w:val="197AB8B2"/>
-    <w:lvl w:ilvl="0">
-      <w:start w:val="1"/>
       <w:numFmt w:val="bullet"/>
+      <w:lvlRestart w:val="0"/>
       <w:lvlText w:val=""/>
       <w:lvlJc w:val="left"/>
       <w:pPr>
@@ -4894,7 +4894,7 @@
         <w:sz w:val="20"/>
       </w:rPr>
     </w:lvl>
-    <w:lvl w:ilvl="1" w:tentative="1">
+    <w:lvl w:ilvl="1">
       <w:start w:val="1"/>
       <w:numFmt w:val="bullet"/>
       <w:lvlText w:val="o"/>
@@ -4910,7 +4910,7 @@
         <w:sz w:val="20"/>
       </w:rPr>
     </w:lvl>
-    <w:lvl w:ilvl="2" w:tentative="1">
+    <w:lvl w:ilvl="2">
       <w:start w:val="1"/>
       <w:numFmt w:val="bullet"/>
       <w:lvlText w:val=""/>
@@ -4926,7 +4926,7 @@
         <w:sz w:val="20"/>
       </w:rPr>
     </w:lvl>
-    <w:lvl w:ilvl="3" w:tentative="1">
+    <w:lvl w:ilvl="3">
       <w:start w:val="1"/>
       <w:numFmt w:val="bullet"/>
       <w:lvlText w:val=""/>
@@ -4942,7 +4942,7 @@
         <w:sz w:val="20"/>
       </w:rPr>
     </w:lvl>
-    <w:lvl w:ilvl="4" w:tentative="1">
+    <w:lvl w:ilvl="4">
       <w:start w:val="1"/>
       <w:numFmt w:val="bullet"/>
       <w:lvlText w:val=""/>
@@ -4958,7 +4958,7 @@
         <w:sz w:val="20"/>
       </w:rPr>
     </w:lvl>
-    <w:lvl w:ilvl="5" w:tentative="1">
+    <w:lvl w:ilvl="5">
       <w:start w:val="1"/>
       <w:numFmt w:val="bullet"/>
       <w:lvlText w:val=""/>
@@ -4974,7 +4974,7 @@
         <w:sz w:val="20"/>
       </w:rPr>
     </w:lvl>
-    <w:lvl w:ilvl="6" w:tentative="1">
+    <w:lvl w:ilvl="6">
       <w:start w:val="1"/>
       <w:numFmt w:val="bullet"/>
       <w:lvlText w:val=""/>
@@ -4990,7 +4990,7 @@
         <w:sz w:val="20"/>
       </w:rPr>
     </w:lvl>
-    <w:lvl w:ilvl="7" w:tentative="1">
+    <w:lvl w:ilvl="7">
       <w:start w:val="1"/>
       <w:numFmt w:val="bullet"/>
       <w:lvlText w:val=""/>
@@ -5006,7 +5006,7 @@
         <w:sz w:val="20"/>
       </w:rPr>
     </w:lvl>
-    <w:lvl w:ilvl="8" w:tentative="1">
+    <w:lvl w:ilvl="8">
       <w:start w:val="1"/>
       <w:numFmt w:val="bullet"/>
       <w:lvlText w:val=""/>
@@ -5023,209 +5023,10 @@
       </w:rPr>
     </w:lvl>
   </w:abstractNum>
-  <w:abstractNum w:abstractNumId="9" w15:restartNumberingAfterBreak="0">
-    <w:nsid w:val="6E464F51"/>
+  <w:abstractNum w:abstractNumId="7" w15:restartNumberingAfterBreak="0">
+    <w:nsid w:val="5AD60A17"/>
     <w:multiLevelType w:val="multilevel"/>
-    <w:tmpl w:val="45B8F292"/>
-    <w:lvl w:ilvl="0">
-      <w:start w:val="1"/>
-      <w:numFmt w:val="decimal"/>
-      <w:lvlText w:val="%1."/>
-      <w:lvlJc w:val="left"/>
-      <w:pPr>
-        <w:tabs>
-          <w:tab w:val="num" w:pos="720"/>
-        </w:tabs>
-        <w:ind w:left="720" w:hanging="360"/>
-      </w:pPr>
-    </w:lvl>
-    <w:lvl w:ilvl="1" w:tentative="1">
-      <w:start w:val="1"/>
-      <w:numFmt w:val="decimal"/>
-      <w:lvlText w:val="%2."/>
-      <w:lvlJc w:val="left"/>
-      <w:pPr>
-        <w:tabs>
-          <w:tab w:val="num" w:pos="1440"/>
-        </w:tabs>
-        <w:ind w:left="1440" w:hanging="360"/>
-      </w:pPr>
-    </w:lvl>
-    <w:lvl w:ilvl="2" w:tentative="1">
-      <w:start w:val="1"/>
-      <w:numFmt w:val="decimal"/>
-      <w:lvlText w:val="%3."/>
-      <w:lvlJc w:val="left"/>
-      <w:pPr>
-        <w:tabs>
-          <w:tab w:val="num" w:pos="2160"/>
-        </w:tabs>
-        <w:ind w:left="2160" w:hanging="360"/>
-      </w:pPr>
-    </w:lvl>
-    <w:lvl w:ilvl="3" w:tentative="1">
-      <w:start w:val="1"/>
-      <w:numFmt w:val="decimal"/>
-      <w:lvlText w:val="%4."/>
-      <w:lvlJc w:val="left"/>
-      <w:pPr>
-        <w:tabs>
-          <w:tab w:val="num" w:pos="2880"/>
-        </w:tabs>
-        <w:ind w:left="2880" w:hanging="360"/>
-      </w:pPr>
-    </w:lvl>
-    <w:lvl w:ilvl="4" w:tentative="1">
-      <w:start w:val="1"/>
-      <w:numFmt w:val="decimal"/>
-      <w:lvlText w:val="%5."/>
-      <w:lvlJc w:val="left"/>
-      <w:pPr>
-        <w:tabs>
-          <w:tab w:val="num" w:pos="3600"/>
-        </w:tabs>
-        <w:ind w:left="3600" w:hanging="360"/>
-      </w:pPr>
-    </w:lvl>
-    <w:lvl w:ilvl="5" w:tentative="1">
-      <w:start w:val="1"/>
-      <w:numFmt w:val="decimal"/>
-      <w:lvlText w:val="%6."/>
-      <w:lvlJc w:val="left"/>
-      <w:pPr>
-        <w:tabs>
-          <w:tab w:val="num" w:pos="4320"/>
-        </w:tabs>
-        <w:ind w:left="4320" w:hanging="360"/>
-      </w:pPr>
-    </w:lvl>
-    <w:lvl w:ilvl="6" w:tentative="1">
-      <w:start w:val="1"/>
-      <w:numFmt w:val="decimal"/>
-      <w:lvlText w:val="%7."/>
-      <w:lvlJc w:val="left"/>
-      <w:pPr>
-        <w:tabs>
-          <w:tab w:val="num" w:pos="5040"/>
-        </w:tabs>
-        <w:ind w:left="5040" w:hanging="360"/>
-      </w:pPr>
-    </w:lvl>
-    <w:lvl w:ilvl="7" w:tentative="1">
-      <w:start w:val="1"/>
-      <w:numFmt w:val="decimal"/>
-      <w:lvlText w:val="%8."/>
-      <w:lvlJc w:val="left"/>
-      <w:pPr>
-        <w:tabs>
-          <w:tab w:val="num" w:pos="5760"/>
-        </w:tabs>
-        <w:ind w:left="5760" w:hanging="360"/>
-      </w:pPr>
-    </w:lvl>
-    <w:lvl w:ilvl="8" w:tentative="1">
-      <w:start w:val="1"/>
-      <w:numFmt w:val="decimal"/>
-      <w:lvlText w:val="%9."/>
-      <w:lvlJc w:val="left"/>
-      <w:pPr>
-        <w:tabs>
-          <w:tab w:val="num" w:pos="6480"/>
-        </w:tabs>
-        <w:ind w:left="6480" w:hanging="360"/>
-      </w:pPr>
-    </w:lvl>
-  </w:abstractNum>
-  <w:abstractNum w:abstractNumId="10" w15:restartNumberingAfterBreak="0">
-    <w:nsid w:val="77D734A4"/>
-    <w:multiLevelType w:val="hybridMultilevel"/>
-    <w:tmpl w:val="8ADEF882"/>
-    <w:lvl w:ilvl="0" w:tplc="0409000F">
-      <w:start w:val="1"/>
-      <w:numFmt w:val="decimal"/>
-      <w:lvlText w:val="%1."/>
-      <w:lvlJc w:val="left"/>
-      <w:pPr>
-        <w:ind w:left="420" w:hanging="420"/>
-      </w:pPr>
-    </w:lvl>
-    <w:lvl w:ilvl="1" w:tplc="04090019" w:tentative="1">
-      <w:start w:val="1"/>
-      <w:numFmt w:val="lowerLetter"/>
-      <w:lvlText w:val="%2)"/>
-      <w:lvlJc w:val="left"/>
-      <w:pPr>
-        <w:ind w:left="840" w:hanging="420"/>
-      </w:pPr>
-    </w:lvl>
-    <w:lvl w:ilvl="2" w:tplc="0409001B" w:tentative="1">
-      <w:start w:val="1"/>
-      <w:numFmt w:val="lowerRoman"/>
-      <w:lvlText w:val="%3."/>
-      <w:lvlJc w:val="right"/>
-      <w:pPr>
-        <w:ind w:left="1260" w:hanging="420"/>
-      </w:pPr>
-    </w:lvl>
-    <w:lvl w:ilvl="3" w:tplc="0409000F" w:tentative="1">
-      <w:start w:val="1"/>
-      <w:numFmt w:val="decimal"/>
-      <w:lvlText w:val="%4."/>
-      <w:lvlJc w:val="left"/>
-      <w:pPr>
-        <w:ind w:left="1680" w:hanging="420"/>
-      </w:pPr>
-    </w:lvl>
-    <w:lvl w:ilvl="4" w:tplc="04090019" w:tentative="1">
-      <w:start w:val="1"/>
-      <w:numFmt w:val="lowerLetter"/>
-      <w:lvlText w:val="%5)"/>
-      <w:lvlJc w:val="left"/>
-      <w:pPr>
-        <w:ind w:left="2100" w:hanging="420"/>
-      </w:pPr>
-    </w:lvl>
-    <w:lvl w:ilvl="5" w:tplc="0409001B" w:tentative="1">
-      <w:start w:val="1"/>
-      <w:numFmt w:val="lowerRoman"/>
-      <w:lvlText w:val="%6."/>
-      <w:lvlJc w:val="right"/>
-      <w:pPr>
-        <w:ind w:left="2520" w:hanging="420"/>
-      </w:pPr>
-    </w:lvl>
-    <w:lvl w:ilvl="6" w:tplc="0409000F" w:tentative="1">
-      <w:start w:val="1"/>
-      <w:numFmt w:val="decimal"/>
-      <w:lvlText w:val="%7."/>
-      <w:lvlJc w:val="left"/>
-      <w:pPr>
-        <w:ind w:left="2940" w:hanging="420"/>
-      </w:pPr>
-    </w:lvl>
-    <w:lvl w:ilvl="7" w:tplc="04090019" w:tentative="1">
-      <w:start w:val="1"/>
-      <w:numFmt w:val="lowerLetter"/>
-      <w:lvlText w:val="%8)"/>
-      <w:lvlJc w:val="left"/>
-      <w:pPr>
-        <w:ind w:left="3360" w:hanging="420"/>
-      </w:pPr>
-    </w:lvl>
-    <w:lvl w:ilvl="8" w:tplc="0409001B" w:tentative="1">
-      <w:start w:val="1"/>
-      <w:numFmt w:val="lowerRoman"/>
-      <w:lvlText w:val="%9."/>
-      <w:lvlJc w:val="right"/>
-      <w:pPr>
-        <w:ind w:left="3780" w:hanging="420"/>
-      </w:pPr>
-    </w:lvl>
-  </w:abstractNum>
-  <w:abstractNum w:abstractNumId="11" w15:restartNumberingAfterBreak="0">
-    <w:nsid w:val="7C076B8D"/>
-    <w:multiLevelType w:val="multilevel"/>
-    <w:tmpl w:val="98DA4AB6"/>
+    <w:tmpl w:val="8B20AB9A"/>
     <w:lvl w:ilvl="0">
       <w:start w:val="1"/>
       <w:numFmt w:val="bullet"/>
@@ -5371,47 +5172,149 @@
       </w:rPr>
     </w:lvl>
   </w:abstractNum>
-  <w:num w:numId="1" w16cid:durableId="1106773975">
-    <w:abstractNumId w:val="10"/>
+  <w:abstractNum w:abstractNumId="8" w15:restartNumberingAfterBreak="0">
+    <w:nsid w:val="733E5EA6"/>
+    <w:multiLevelType w:val="hybridMultilevel"/>
+    <w:tmpl w:val="FF0E77B6"/>
+    <w:lvl w:ilvl="0" w:tplc="780E422A">
+      <w:start w:val="1"/>
+      <w:numFmt w:val="decimalFullWidth"/>
+      <w:lvlRestart w:val="0"/>
+      <w:lvlText w:val="%1、"/>
+      <w:lvlJc w:val="left"/>
+      <w:pPr>
+        <w:tabs>
+          <w:tab w:val="num" w:pos="0"/>
+        </w:tabs>
+        <w:ind w:left="420" w:hanging="420"/>
+      </w:pPr>
+      <w:rPr>
+        <w:rFonts w:hint="default"/>
+      </w:rPr>
+    </w:lvl>
+    <w:lvl w:ilvl="1" w:tplc="D52695D0">
+      <w:start w:val="1"/>
+      <w:numFmt w:val="lowerLetter"/>
+      <w:lvlText w:val="%2)"/>
+      <w:lvlJc w:val="left"/>
+      <w:pPr>
+        <w:tabs>
+          <w:tab w:val="num" w:pos="0"/>
+        </w:tabs>
+        <w:ind w:left="840" w:hanging="420"/>
+      </w:pPr>
+    </w:lvl>
+    <w:lvl w:ilvl="2" w:tplc="BDA02326">
+      <w:start w:val="1"/>
+      <w:numFmt w:val="lowerRoman"/>
+      <w:lvlText w:val="%3."/>
+      <w:lvlJc w:val="right"/>
+      <w:pPr>
+        <w:tabs>
+          <w:tab w:val="num" w:pos="0"/>
+        </w:tabs>
+        <w:ind w:left="1260" w:hanging="420"/>
+      </w:pPr>
+    </w:lvl>
+    <w:lvl w:ilvl="3" w:tplc="BAC6AD0C">
+      <w:start w:val="1"/>
+      <w:numFmt w:val="decimal"/>
+      <w:lvlText w:val="%4."/>
+      <w:lvlJc w:val="left"/>
+      <w:pPr>
+        <w:tabs>
+          <w:tab w:val="num" w:pos="0"/>
+        </w:tabs>
+        <w:ind w:left="1680" w:hanging="420"/>
+      </w:pPr>
+    </w:lvl>
+    <w:lvl w:ilvl="4" w:tplc="24B8054E">
+      <w:start w:val="1"/>
+      <w:numFmt w:val="lowerLetter"/>
+      <w:lvlText w:val="%5)"/>
+      <w:lvlJc w:val="left"/>
+      <w:pPr>
+        <w:tabs>
+          <w:tab w:val="num" w:pos="0"/>
+        </w:tabs>
+        <w:ind w:left="2100" w:hanging="420"/>
+      </w:pPr>
+    </w:lvl>
+    <w:lvl w:ilvl="5" w:tplc="BB068B08">
+      <w:start w:val="1"/>
+      <w:numFmt w:val="lowerRoman"/>
+      <w:lvlText w:val="%6."/>
+      <w:lvlJc w:val="right"/>
+      <w:pPr>
+        <w:tabs>
+          <w:tab w:val="num" w:pos="0"/>
+        </w:tabs>
+        <w:ind w:left="2520" w:hanging="420"/>
+      </w:pPr>
+    </w:lvl>
+    <w:lvl w:ilvl="6" w:tplc="4874E16E">
+      <w:start w:val="1"/>
+      <w:numFmt w:val="decimal"/>
+      <w:lvlText w:val="%7."/>
+      <w:lvlJc w:val="left"/>
+      <w:pPr>
+        <w:tabs>
+          <w:tab w:val="num" w:pos="0"/>
+        </w:tabs>
+        <w:ind w:left="2940" w:hanging="420"/>
+      </w:pPr>
+    </w:lvl>
+    <w:lvl w:ilvl="7" w:tplc="E8325166">
+      <w:start w:val="1"/>
+      <w:numFmt w:val="lowerLetter"/>
+      <w:lvlText w:val="%8)"/>
+      <w:lvlJc w:val="left"/>
+      <w:pPr>
+        <w:tabs>
+          <w:tab w:val="num" w:pos="0"/>
+        </w:tabs>
+        <w:ind w:left="3360" w:hanging="420"/>
+      </w:pPr>
+    </w:lvl>
+    <w:lvl w:ilvl="8" w:tplc="3A0C4964">
+      <w:start w:val="1"/>
+      <w:numFmt w:val="lowerRoman"/>
+      <w:lvlText w:val="%9."/>
+      <w:lvlJc w:val="right"/>
+      <w:pPr>
+        <w:tabs>
+          <w:tab w:val="num" w:pos="0"/>
+        </w:tabs>
+        <w:ind w:left="3780" w:hanging="420"/>
+      </w:pPr>
+    </w:lvl>
+  </w:abstractNum>
+  <w:num w:numId="1" w16cid:durableId="60175317">
+    <w:abstractNumId w:val="8"/>
   </w:num>
-  <w:num w:numId="2" w16cid:durableId="1038050589">
+  <w:num w:numId="2" w16cid:durableId="1368680843">
+    <w:abstractNumId w:val="0"/>
+  </w:num>
+  <w:num w:numId="3" w16cid:durableId="2128892807">
+    <w:abstractNumId w:val="2"/>
+  </w:num>
+  <w:num w:numId="4" w16cid:durableId="1867405511">
+    <w:abstractNumId w:val="3"/>
+  </w:num>
+  <w:num w:numId="5" w16cid:durableId="339551556">
+    <w:abstractNumId w:val="5"/>
+  </w:num>
+  <w:num w:numId="6" w16cid:durableId="1421221867">
+    <w:abstractNumId w:val="4"/>
+  </w:num>
+  <w:num w:numId="7" w16cid:durableId="995957314">
+    <w:abstractNumId w:val="6"/>
+  </w:num>
+  <w:num w:numId="8" w16cid:durableId="227737746">
     <w:abstractNumId w:val="1"/>
   </w:num>
-  <w:num w:numId="3" w16cid:durableId="183180775">
-    <w:abstractNumId w:val="3"/>
-  </w:num>
-  <w:num w:numId="4" w16cid:durableId="256839024">
-    <w:abstractNumId w:val="5"/>
-  </w:num>
-  <w:num w:numId="5" w16cid:durableId="2129468097">
-    <w:abstractNumId w:val="5"/>
-    <w:lvlOverride w:ilvl="0">
-      <w:startOverride w:val="1"/>
-    </w:lvlOverride>
-  </w:num>
-  <w:num w:numId="6" w16cid:durableId="985009379">
-    <w:abstractNumId w:val="11"/>
-  </w:num>
-  <w:num w:numId="7" w16cid:durableId="991638344">
-    <w:abstractNumId w:val="9"/>
-  </w:num>
-  <w:num w:numId="8" w16cid:durableId="389765748">
-    <w:abstractNumId w:val="6"/>
-  </w:num>
-  <w:num w:numId="9" w16cid:durableId="217057701">
-    <w:abstractNumId w:val="8"/>
-  </w:num>
-  <w:num w:numId="10" w16cid:durableId="1199054140">
-    <w:abstractNumId w:val="2"/>
-  </w:num>
-  <w:num w:numId="11" w16cid:durableId="654532341">
-    <w:abstractNumId w:val="4"/>
-  </w:num>
-  <w:num w:numId="12" w16cid:durableId="1321930058">
+  <w:num w:numId="9" w16cid:durableId="1397826168">
     <w:abstractNumId w:val="7"/>
-  </w:num>
-  <w:num w:numId="13" w16cid:durableId="746194971">
-    <w:abstractNumId w:val="0"/>
   </w:num>
 </w:numbering>
 </file>
@@ -5421,10 +5324,7 @@
   <w:docDefaults>
     <w:rPrDefault>
       <w:rPr>
-        <w:rFonts w:asciiTheme="minorHAnsi" w:eastAsiaTheme="minorEastAsia" w:hAnsiTheme="minorHAnsi" w:cstheme="minorBidi"/>
-        <w:kern w:val="2"/>
-        <w:sz w:val="21"/>
-        <w:szCs w:val="22"/>
+        <w:rFonts w:ascii="Times New Roman" w:eastAsia="宋体" w:hAnsi="Times New Roman" w:cs="Times New Roman"/>
         <w:lang w:val="en-US" w:eastAsia="zh-CN" w:bidi="ar-SA"/>
       </w:rPr>
     </w:rPrDefault>
@@ -5815,21 +5715,24 @@
       <w:widowControl w:val="0"/>
       <w:jc w:val="both"/>
     </w:pPr>
+    <w:rPr>
+      <w:rFonts w:ascii="等线" w:eastAsia="等线" w:cs="Arial"/>
+      <w:kern w:val="2"/>
+      <w:sz w:val="21"/>
+      <w:szCs w:val="22"/>
+    </w:rPr>
   </w:style>
   <w:style w:type="paragraph" w:styleId="1">
     <w:name w:val="heading 1"/>
     <w:basedOn w:val="a"/>
     <w:next w:val="a"/>
-    <w:link w:val="10"/>
-    <w:autoRedefine/>
     <w:uiPriority w:val="9"/>
     <w:qFormat/>
-    <w:rsid w:val="00C11400"/>
     <w:pPr>
       <w:keepNext/>
       <w:keepLines/>
       <w:numPr>
-        <w:numId w:val="4"/>
+        <w:numId w:val="8"/>
       </w:numPr>
       <w:spacing w:before="340" w:after="330" w:line="578" w:lineRule="auto"/>
       <w:outlineLvl w:val="0"/>
@@ -5847,20 +5750,18 @@
     <w:name w:val="heading 2"/>
     <w:basedOn w:val="a"/>
     <w:next w:val="a"/>
-    <w:link w:val="20"/>
     <w:uiPriority w:val="9"/>
     <w:semiHidden/>
     <w:unhideWhenUsed/>
     <w:qFormat/>
-    <w:rsid w:val="009B0D8D"/>
     <w:pPr>
       <w:keepNext/>
       <w:keepLines/>
-      <w:spacing w:before="260" w:after="260" w:line="416" w:lineRule="auto"/>
+      <w:spacing w:before="260" w:after="260" w:line="415" w:lineRule="auto"/>
       <w:outlineLvl w:val="1"/>
     </w:pPr>
     <w:rPr>
-      <w:rFonts w:asciiTheme="majorHAnsi" w:eastAsiaTheme="majorEastAsia" w:hAnsiTheme="majorHAnsi" w:cstheme="majorBidi"/>
+      <w:rFonts w:ascii="等线 Light" w:eastAsia="等线 Light" w:cs="Times New Roman"/>
       <w:b/>
       <w:bCs/>
       <w:sz w:val="32"/>
@@ -5871,16 +5772,14 @@
     <w:name w:val="heading 3"/>
     <w:basedOn w:val="a"/>
     <w:next w:val="a"/>
-    <w:link w:val="30"/>
     <w:uiPriority w:val="9"/>
     <w:semiHidden/>
     <w:unhideWhenUsed/>
     <w:qFormat/>
-    <w:rsid w:val="009B0D8D"/>
     <w:pPr>
       <w:keepNext/>
       <w:keepLines/>
-      <w:spacing w:before="260" w:after="260" w:line="416" w:lineRule="auto"/>
+      <w:spacing w:before="260" w:after="260" w:line="415" w:lineRule="auto"/>
       <w:outlineLvl w:val="2"/>
     </w:pPr>
     <w:rPr>
@@ -5916,57 +5815,23 @@
     <w:semiHidden/>
     <w:unhideWhenUsed/>
   </w:style>
-  <w:style w:type="table" w:styleId="a3">
-    <w:name w:val="Table Grid"/>
-    <w:basedOn w:val="a1"/>
-    <w:uiPriority w:val="39"/>
-    <w:rsid w:val="00421946"/>
-    <w:tblPr>
-      <w:tblBorders>
-        <w:top w:val="single" w:sz="4" w:space="0" w:color="auto"/>
-        <w:left w:val="single" w:sz="4" w:space="0" w:color="auto"/>
-        <w:bottom w:val="single" w:sz="4" w:space="0" w:color="auto"/>
-        <w:right w:val="single" w:sz="4" w:space="0" w:color="auto"/>
-        <w:insideH w:val="single" w:sz="4" w:space="0" w:color="auto"/>
-        <w:insideV w:val="single" w:sz="4" w:space="0" w:color="auto"/>
-      </w:tblBorders>
-    </w:tblPr>
-  </w:style>
-  <w:style w:type="paragraph" w:styleId="a4">
+  <w:style w:type="paragraph" w:styleId="a3">
     <w:name w:val="Body Text"/>
     <w:basedOn w:val="a"/>
-    <w:link w:val="a5"/>
-    <w:uiPriority w:val="99"/>
-    <w:unhideWhenUsed/>
-    <w:rsid w:val="005741CB"/>
     <w:pPr>
       <w:spacing w:after="120"/>
     </w:pPr>
   </w:style>
-  <w:style w:type="character" w:customStyle="1" w:styleId="a5">
-    <w:name w:val="正文文本 字符"/>
-    <w:basedOn w:val="a0"/>
-    <w:link w:val="a4"/>
-    <w:uiPriority w:val="99"/>
-    <w:rsid w:val="005741CB"/>
-  </w:style>
-  <w:style w:type="paragraph" w:styleId="a6">
-    <w:name w:val="List Paragraph"/>
+  <w:style w:type="paragraph" w:customStyle="1" w:styleId="10">
+    <w:name w:val="列表段落1"/>
     <w:basedOn w:val="a"/>
-    <w:uiPriority w:val="34"/>
-    <w:qFormat/>
-    <w:rsid w:val="005F7E8D"/>
     <w:pPr>
-      <w:ind w:firstLineChars="200" w:firstLine="420"/>
+      <w:ind w:firstLineChars="200" w:firstLine="200"/>
     </w:pPr>
   </w:style>
-  <w:style w:type="paragraph" w:styleId="a7">
+  <w:style w:type="paragraph" w:styleId="a4">
     <w:name w:val="header"/>
     <w:basedOn w:val="a"/>
-    <w:link w:val="a8"/>
-    <w:uiPriority w:val="99"/>
-    <w:unhideWhenUsed/>
-    <w:rsid w:val="00DD5F34"/>
     <w:pPr>
       <w:pBdr>
         <w:bottom w:val="single" w:sz="6" w:space="1" w:color="auto"/>
@@ -5983,24 +5848,9 @@
       <w:szCs w:val="18"/>
     </w:rPr>
   </w:style>
-  <w:style w:type="character" w:customStyle="1" w:styleId="a8">
-    <w:name w:val="页眉 字符"/>
-    <w:basedOn w:val="a0"/>
-    <w:link w:val="a7"/>
-    <w:uiPriority w:val="99"/>
-    <w:rsid w:val="00DD5F34"/>
-    <w:rPr>
-      <w:sz w:val="18"/>
-      <w:szCs w:val="18"/>
-    </w:rPr>
-  </w:style>
-  <w:style w:type="paragraph" w:styleId="a9">
+  <w:style w:type="paragraph" w:styleId="a5">
     <w:name w:val="footer"/>
     <w:basedOn w:val="a"/>
-    <w:link w:val="aa"/>
-    <w:uiPriority w:val="99"/>
-    <w:unhideWhenUsed/>
-    <w:rsid w:val="00DD5F34"/>
     <w:pPr>
       <w:tabs>
         <w:tab w:val="center" w:pos="4153"/>
@@ -6014,38 +5864,9 @@
       <w:szCs w:val="18"/>
     </w:rPr>
   </w:style>
-  <w:style w:type="character" w:customStyle="1" w:styleId="aa">
-    <w:name w:val="页脚 字符"/>
-    <w:basedOn w:val="a0"/>
-    <w:link w:val="a9"/>
-    <w:uiPriority w:val="99"/>
-    <w:rsid w:val="00DD5F34"/>
-    <w:rPr>
-      <w:sz w:val="18"/>
-      <w:szCs w:val="18"/>
-    </w:rPr>
-  </w:style>
-  <w:style w:type="character" w:customStyle="1" w:styleId="10">
-    <w:name w:val="标题 1 字符"/>
-    <w:basedOn w:val="a0"/>
-    <w:link w:val="1"/>
-    <w:uiPriority w:val="9"/>
-    <w:rsid w:val="00C11400"/>
-    <w:rPr>
-      <w:rFonts w:eastAsia="黑体"/>
-      <w:bCs/>
-      <w:kern w:val="44"/>
-      <w:sz w:val="44"/>
-      <w:szCs w:val="44"/>
-      <w:lang w:val="zh-CN"/>
-    </w:rPr>
-  </w:style>
-  <w:style w:type="character" w:styleId="ab">
+  <w:style w:type="character" w:styleId="a6">
     <w:name w:val="Hyperlink"/>
     <w:basedOn w:val="a0"/>
-    <w:uiPriority w:val="99"/>
-    <w:unhideWhenUsed/>
-    <w:rsid w:val="00361522"/>
     <w:rPr>
       <w:color w:val="0000FF"/>
       <w:u w:val="single"/>
@@ -6056,168 +5877,81 @@
     <w:basedOn w:val="a"/>
     <w:next w:val="a"/>
     <w:autoRedefine/>
-    <w:uiPriority w:val="39"/>
-    <w:unhideWhenUsed/>
-    <w:rsid w:val="00241DC9"/>
+    <w:rsid w:val="002E09FB"/>
     <w:pPr>
       <w:tabs>
         <w:tab w:val="left" w:pos="1050"/>
         <w:tab w:val="right" w:leader="dot" w:pos="8296"/>
       </w:tabs>
+      <w:ind w:leftChars="-1" w:left="-2" w:firstLine="1"/>
+      <w:jc w:val="center"/>
     </w:pPr>
     <w:rPr>
       <w:b/>
-      <w:noProof/>
       <w:sz w:val="28"/>
       <w:szCs w:val="28"/>
     </w:rPr>
   </w:style>
-  <w:style w:type="paragraph" w:styleId="ac">
+  <w:style w:type="paragraph" w:styleId="a7">
     <w:name w:val="Balloon Text"/>
     <w:basedOn w:val="a"/>
-    <w:link w:val="ad"/>
-    <w:uiPriority w:val="99"/>
-    <w:semiHidden/>
-    <w:unhideWhenUsed/>
-    <w:rsid w:val="00881833"/>
     <w:rPr>
       <w:sz w:val="18"/>
       <w:szCs w:val="18"/>
     </w:rPr>
   </w:style>
-  <w:style w:type="character" w:customStyle="1" w:styleId="ad">
-    <w:name w:val="批注框文本 字符"/>
-    <w:basedOn w:val="a0"/>
-    <w:link w:val="ac"/>
-    <w:uiPriority w:val="99"/>
-    <w:semiHidden/>
-    <w:rsid w:val="00881833"/>
-    <w:rPr>
-      <w:sz w:val="18"/>
-      <w:szCs w:val="18"/>
-    </w:rPr>
-  </w:style>
-  <w:style w:type="character" w:styleId="ae">
+  <w:style w:type="character" w:styleId="a8">
     <w:name w:val="annotation reference"/>
     <w:basedOn w:val="a0"/>
-    <w:uiPriority w:val="99"/>
-    <w:semiHidden/>
-    <w:unhideWhenUsed/>
-    <w:rsid w:val="00881833"/>
     <w:rPr>
       <w:sz w:val="21"/>
       <w:szCs w:val="21"/>
     </w:rPr>
   </w:style>
-  <w:style w:type="paragraph" w:styleId="af">
+  <w:style w:type="paragraph" w:styleId="a9">
     <w:name w:val="annotation text"/>
     <w:basedOn w:val="a"/>
-    <w:link w:val="af0"/>
-    <w:uiPriority w:val="99"/>
-    <w:semiHidden/>
-    <w:unhideWhenUsed/>
-    <w:rsid w:val="00881833"/>
     <w:pPr>
       <w:jc w:val="left"/>
     </w:pPr>
   </w:style>
-  <w:style w:type="character" w:customStyle="1" w:styleId="af0">
-    <w:name w:val="批注文字 字符"/>
-    <w:basedOn w:val="a0"/>
-    <w:link w:val="af"/>
-    <w:uiPriority w:val="99"/>
-    <w:semiHidden/>
-    <w:rsid w:val="00881833"/>
-  </w:style>
-  <w:style w:type="paragraph" w:styleId="af1">
+  <w:style w:type="paragraph" w:styleId="aa">
     <w:name w:val="annotation subject"/>
-    <w:basedOn w:val="af"/>
-    <w:next w:val="af"/>
-    <w:link w:val="af2"/>
-    <w:uiPriority w:val="99"/>
-    <w:semiHidden/>
-    <w:unhideWhenUsed/>
-    <w:rsid w:val="00881833"/>
+    <w:basedOn w:val="a9"/>
+    <w:next w:val="a9"/>
     <w:rPr>
       <w:b/>
       <w:bCs/>
     </w:rPr>
   </w:style>
-  <w:style w:type="character" w:customStyle="1" w:styleId="af2">
-    <w:name w:val="批注主题 字符"/>
-    <w:basedOn w:val="af0"/>
-    <w:link w:val="af1"/>
-    <w:uiPriority w:val="99"/>
-    <w:semiHidden/>
-    <w:rsid w:val="00881833"/>
-    <w:rPr>
-      <w:b/>
-      <w:bCs/>
-    </w:rPr>
-  </w:style>
-  <w:style w:type="character" w:customStyle="1" w:styleId="20">
-    <w:name w:val="标题 2 字符"/>
-    <w:basedOn w:val="a0"/>
-    <w:link w:val="2"/>
-    <w:uiPriority w:val="9"/>
-    <w:semiHidden/>
-    <w:rsid w:val="009B0D8D"/>
-    <w:rPr>
-      <w:rFonts w:asciiTheme="majorHAnsi" w:eastAsiaTheme="majorEastAsia" w:hAnsiTheme="majorHAnsi" w:cstheme="majorBidi"/>
-      <w:b/>
-      <w:bCs/>
-      <w:sz w:val="32"/>
-      <w:szCs w:val="32"/>
-    </w:rPr>
-  </w:style>
-  <w:style w:type="character" w:customStyle="1" w:styleId="30">
-    <w:name w:val="标题 3 字符"/>
-    <w:basedOn w:val="a0"/>
-    <w:link w:val="3"/>
-    <w:uiPriority w:val="9"/>
-    <w:semiHidden/>
-    <w:rsid w:val="009B0D8D"/>
-    <w:rPr>
-      <w:b/>
-      <w:bCs/>
-      <w:sz w:val="32"/>
-      <w:szCs w:val="32"/>
-    </w:rPr>
-  </w:style>
   <w:style w:type="paragraph" w:customStyle="1" w:styleId="ds-markdown-paragraph">
     <w:name w:val="ds-markdown-paragraph"/>
     <w:basedOn w:val="a"/>
-    <w:rsid w:val="009B0D8D"/>
     <w:pPr>
       <w:widowControl/>
       <w:spacing w:before="100" w:beforeAutospacing="1" w:after="100" w:afterAutospacing="1"/>
       <w:jc w:val="left"/>
     </w:pPr>
     <w:rPr>
-      <w:rFonts w:ascii="宋体" w:eastAsia="宋体" w:hAnsi="宋体" w:cs="宋体"/>
+      <w:rFonts w:ascii="宋体" w:eastAsia="宋体" w:cs="宋体"/>
       <w:kern w:val="0"/>
       <w:sz w:val="24"/>
       <w:szCs w:val="24"/>
     </w:rPr>
   </w:style>
-  <w:style w:type="character" w:styleId="af3">
+  <w:style w:type="character" w:styleId="ab">
     <w:name w:val="Strong"/>
     <w:basedOn w:val="a0"/>
     <w:uiPriority w:val="22"/>
     <w:qFormat/>
-    <w:rsid w:val="009B0D8D"/>
     <w:rPr>
       <w:b/>
       <w:bCs/>
     </w:rPr>
   </w:style>
-  <w:style w:type="character" w:styleId="af4">
-    <w:name w:val="Unresolved Mention"/>
+  <w:style w:type="character" w:customStyle="1" w:styleId="11">
+    <w:name w:val="未处理的提及1"/>
     <w:basedOn w:val="a0"/>
-    <w:uiPriority w:val="99"/>
-    <w:semiHidden/>
-    <w:unhideWhenUsed/>
-    <w:rsid w:val="00AC6FFE"/>
     <w:rPr>
       <w:color w:val="605E5C"/>
       <w:shd w:val="clear" w:color="auto" w:fill="E1DFDD"/>
@@ -6237,39 +5971,39 @@
         <a:sysClr val="window" lastClr="FFFFFF"/>
       </a:lt1>
       <a:dk2>
-        <a:srgbClr val="44546A"/>
+        <a:srgbClr val="0E2841"/>
       </a:dk2>
       <a:lt2>
-        <a:srgbClr val="E7E6E6"/>
+        <a:srgbClr val="E8E8E8"/>
       </a:lt2>
       <a:accent1>
-        <a:srgbClr val="5B9BD5"/>
+        <a:srgbClr val="156082"/>
       </a:accent1>
       <a:accent2>
-        <a:srgbClr val="ED7D31"/>
+        <a:srgbClr val="E97132"/>
       </a:accent2>
       <a:accent3>
-        <a:srgbClr val="A5A5A5"/>
+        <a:srgbClr val="196B24"/>
       </a:accent3>
       <a:accent4>
-        <a:srgbClr val="FFC000"/>
+        <a:srgbClr val="0F9ED5"/>
       </a:accent4>
       <a:accent5>
-        <a:srgbClr val="4472C4"/>
+        <a:srgbClr val="A02B93"/>
       </a:accent5>
       <a:accent6>
-        <a:srgbClr val="70AD47"/>
+        <a:srgbClr val="4EA72E"/>
       </a:accent6>
       <a:hlink>
-        <a:srgbClr val="0563C1"/>
+        <a:srgbClr val="467886"/>
       </a:hlink>
       <a:folHlink>
-        <a:srgbClr val="954F72"/>
+        <a:srgbClr val="96607D"/>
       </a:folHlink>
     </a:clrScheme>
     <a:fontScheme name="Office">
       <a:majorFont>
-        <a:latin typeface="等线 Light"/>
+        <a:latin typeface="等线 Light" panose="02110004020202020204"/>
         <a:ea typeface=""/>
         <a:cs typeface=""/>
         <a:font script="Jpan" typeface="游ゴシック Light"/>
@@ -6302,9 +6036,26 @@
         <a:font script="Viet" typeface="Times New Roman"/>
         <a:font script="Uigh" typeface="Microsoft Uighur"/>
         <a:font script="Geor" typeface="Sylfaen"/>
+        <a:font script="Armn" typeface="Arial"/>
+        <a:font script="Bugi" typeface="Leelawadee UI"/>
+        <a:font script="Bopo" typeface="Microsoft JhengHei"/>
+        <a:font script="Java" typeface="Javanese Text"/>
+        <a:font script="Lisu" typeface="Segoe UI"/>
+        <a:font script="Mymr" typeface="Myanmar Text"/>
+        <a:font script="Nkoo" typeface="Ebrima"/>
+        <a:font script="Olck" typeface="Nirmala UI"/>
+        <a:font script="Osma" typeface="Ebrima"/>
+        <a:font script="Phag" typeface="Phagspa"/>
+        <a:font script="Syrn" typeface="Estrangelo Edessa"/>
+        <a:font script="Syrj" typeface="Estrangelo Edessa"/>
+        <a:font script="Syre" typeface="Estrangelo Edessa"/>
+        <a:font script="Sora" typeface="Nirmala UI"/>
+        <a:font script="Tale" typeface="Microsoft Tai Le"/>
+        <a:font script="Talu" typeface="Microsoft New Tai Lue"/>
+        <a:font script="Tfng" typeface="Ebrima"/>
       </a:majorFont>
       <a:minorFont>
-        <a:latin typeface="等线"/>
+        <a:latin typeface="等线" panose="02110004020202020204"/>
         <a:ea typeface=""/>
         <a:cs typeface=""/>
         <a:font script="Jpan" typeface="游明朝"/>
@@ -6337,6 +6088,23 @@
         <a:font script="Viet" typeface="Arial"/>
         <a:font script="Uigh" typeface="Microsoft Uighur"/>
         <a:font script="Geor" typeface="Sylfaen"/>
+        <a:font script="Armn" typeface="Arial"/>
+        <a:font script="Bugi" typeface="Leelawadee UI"/>
+        <a:font script="Bopo" typeface="Microsoft JhengHei"/>
+        <a:font script="Java" typeface="Javanese Text"/>
+        <a:font script="Lisu" typeface="Segoe UI"/>
+        <a:font script="Mymr" typeface="Myanmar Text"/>
+        <a:font script="Nkoo" typeface="Ebrima"/>
+        <a:font script="Olck" typeface="Nirmala UI"/>
+        <a:font script="Osma" typeface="Ebrima"/>
+        <a:font script="Phag" typeface="Phagspa"/>
+        <a:font script="Syrn" typeface="Estrangelo Edessa"/>
+        <a:font script="Syrj" typeface="Estrangelo Edessa"/>
+        <a:font script="Syre" typeface="Estrangelo Edessa"/>
+        <a:font script="Sora" typeface="Nirmala UI"/>
+        <a:font script="Tale" typeface="Microsoft Tai Le"/>
+        <a:font script="Talu" typeface="Microsoft New Tai Lue"/>
+        <a:font script="Tfng" typeface="Ebrima"/>
       </a:minorFont>
     </a:fontScheme>
     <a:fmtScheme name="Office">
@@ -6398,13 +6166,6 @@
         </a:gradFill>
       </a:fillStyleLst>
       <a:lnStyleLst>
-        <a:ln w="6350" cap="flat" cmpd="sng" algn="ctr">
-          <a:solidFill>
-            <a:schemeClr val="phClr"/>
-          </a:solidFill>
-          <a:prstDash val="solid"/>
-          <a:miter lim="800000"/>
-        </a:ln>
         <a:ln w="12700" cap="flat" cmpd="sng" algn="ctr">
           <a:solidFill>
             <a:schemeClr val="phClr"/>
@@ -6413,6 +6174,13 @@
           <a:miter lim="800000"/>
         </a:ln>
         <a:ln w="19050" cap="flat" cmpd="sng" algn="ctr">
+          <a:solidFill>
+            <a:schemeClr val="phClr"/>
+          </a:solidFill>
+          <a:prstDash val="solid"/>
+          <a:miter lim="800000"/>
+        </a:ln>
+        <a:ln w="25400" cap="flat" cmpd="sng" algn="ctr">
           <a:solidFill>
             <a:schemeClr val="phClr"/>
           </a:solidFill>
@@ -6477,22 +6245,42 @@
       </a:bgFillStyleLst>
     </a:fmtScheme>
   </a:themeElements>
-  <a:objectDefaults/>
+  <a:objectDefaults>
+    <a:lnDef>
+      <a:spPr/>
+      <a:bodyPr/>
+      <a:lstStyle/>
+      <a:style>
+        <a:lnRef idx="2">
+          <a:schemeClr val="accent1"/>
+        </a:lnRef>
+        <a:fillRef idx="0">
+          <a:schemeClr val="accent1"/>
+        </a:fillRef>
+        <a:effectRef idx="1">
+          <a:schemeClr val="accent1"/>
+        </a:effectRef>
+        <a:fontRef idx="minor">
+          <a:schemeClr val="tx1"/>
+        </a:fontRef>
+      </a:style>
+    </a:lnDef>
+  </a:objectDefaults>
   <a:extraClrSchemeLst/>
   <a:extLst>
     <a:ext uri="{05A4C25C-085E-4340-85A3-A5531E510DB2}">
-      <thm15:themeFamily xmlns:thm15="http://schemas.microsoft.com/office/thememl/2012/main" name="Office Theme" id="{62F939B6-93AF-4DB8-9C6B-D6C7DFDC589F}" vid="{4A3C46E8-61CC-4603-A589-7422A47A8E4A}"/>
+      <thm15:themeFamily xmlns:thm15="http://schemas.microsoft.com/office/thememl/2012/main" name="Office Theme" id="{2E142A2C-CD16-42D6-873A-C26D2A0506FA}" vid="{1BDDFF52-6CD6-40A5-AB3C-68EB2F1E4D0A}"/>
     </a:ext>
   </a:extLst>
 </a:theme>
 </file>
 
 <file path=customXml/item1.xml><?xml version="1.0" encoding="utf-8"?>
-<b:Sources xmlns:b="http://schemas.openxmlformats.org/officeDocument/2006/bibliography" xmlns="http://schemas.openxmlformats.org/officeDocument/2006/bibliography" SelectedStyle="/APASixthEditionOfficeOnline.xsl" StyleName="APA" Version="6"/>
+<b:Sources xmlns:b="http://schemas.openxmlformats.org/officeDocument/2006/bibliography" xmlns="http://schemas.openxmlformats.org/officeDocument/2006/bibliography" SelectedStyle="\APASixthEditionOfficeOnline.xsl" StyleName="APA" Version="6"/>
 </file>
 
 <file path=customXml/itemProps1.xml><?xml version="1.0" encoding="utf-8"?>
-<ds:datastoreItem xmlns:ds="http://schemas.openxmlformats.org/officeDocument/2006/customXml" ds:itemID="{84A7F742-95DD-47BE-B094-E430B4C49E79}">
+<ds:datastoreItem xmlns:ds="http://schemas.openxmlformats.org/officeDocument/2006/customXml" ds:itemID="{843425C1-A376-44DD-B87C-242F037FDBEA}">
   <ds:schemaRefs>
     <ds:schemaRef ds:uri="http://schemas.openxmlformats.org/officeDocument/2006/bibliography"/>
   </ds:schemaRefs>
